--- a/documentacion/01_Informe_Tecnico_ASIS_CAM_APA7.docx
+++ b/documentacion/01_Informe_Tecnico_ASIS_CAM_APA7.docx
@@ -877,7 +877,35 @@
                 <w:sz w:val="19"/>
                 <w:szCs w:val="19"/>
               </w:rPr>
-              <w:t xml:space="preserve">└── package.json        # Metadatos del proyecto y scripts de despliegue</w:t>
+              <w:t xml:space="preserve">├── tests/</w:t>
+            </w:r>
+          </w:p>
+          <w:p>
+            <w:pPr>
+              <w:spacing w:after="0" w:line="260" w:lineRule="auto"/>
+            </w:pPr>
+            <w:r>
+              <w:rPr>
+                <w:rFonts w:ascii="Consolas" w:cs="Consolas" w:eastAsia="Consolas" w:hAnsi="Consolas"/>
+                <w:color w:val="D4D4D4"/>
+                <w:sz w:val="19"/>
+                <w:szCs w:val="19"/>
+              </w:rPr>
+              <w:t xml:space="preserve">│   └── test_offline_sync.js # Arnés de pruebas de sincronización diferida</w:t>
+            </w:r>
+          </w:p>
+          <w:p>
+            <w:pPr>
+              <w:spacing w:after="0" w:line="260" w:lineRule="auto"/>
+            </w:pPr>
+            <w:r>
+              <w:rPr>
+                <w:rFonts w:ascii="Consolas" w:cs="Consolas" w:eastAsia="Consolas" w:hAnsi="Consolas"/>
+                <w:color w:val="D4D4D4"/>
+                <w:sz w:val="19"/>
+                <w:szCs w:val="19"/>
+              </w:rPr>
+              <w:t xml:space="preserve">└── package.json        # Metadatos del proyecto, scripts de despliegue y "npm test"</w:t>
             </w:r>
           </w:p>
         </w:tc>
@@ -2396,7 +2424,7 @@
           <w:sz w:val="26"/>
           <w:szCs w:val="26"/>
         </w:rPr>
-        <w:t xml:space="preserve">Prueba de la sincronización diferida automática (offline-first)</w:t>
+        <w:t xml:space="preserve">Pruebas automatizadas de la sincronización diferida (tests/test_offline_sync.js)</w:t>
       </w:r>
     </w:p>
     <w:p>
@@ -2415,7 +2443,1521 @@
           <w:sz w:val="24"/>
           <w:szCs w:val="24"/>
         </w:rPr>
-        <w:t xml:space="preserve">Se simuló la pérdida de conectividad desactivando la red del dispositivo (modo offline de las herramientas de desarrollo del navegador) y se registró una asistencia y una alerta mientras la aplicación permanecía sin conexión. Se confirmó que ambos cambios quedaron disponibles de inmediato en la interfaz y guardados en localStorage, y que la clave correspondiente quedó registrada en la cola de pendientes (sb_pending_sync). Al restablecer la conectividad, se verificó que el evento online disparó automáticamente la sincronización, que los cambios se reflejaron en la tabla app_data de Supabase sin intervención manual, que la cola de pendientes quedó vacía y que se mostró el aviso de confirmación correspondiente. Se verificó además que, si la aplicación se recarga estando aún sin conexión, la cola de pendientes persiste en localStorage y se procesa igual al reabrir la aplicación ya con señal.</w:t>
+        <w:t xml:space="preserve">Para verificar el mecanismo de sincronización diferida descrito en el punto 10 del Desarrollo sin depender de un navegador real ni del hardware de cámara necesario para el reconocimiento facial, se construyó un arnés de pruebas automatizado (tests/test_offline_sync.js) que ejecuta el archivo script.js real del proyecto —sin modificarlo ni reescribirlo— dentro de un contexto aislado de Node.js (módulo vm). Ese contexto provee implementaciones simuladas de localStorage, de window/document y de un cliente de Supabase falso cuyo comportamiento se puede alternar entre "conectado" y "desconectado" a voluntad, registrando además cada intento de escritura para poder inspeccionarlo. De esta forma, el arnés ejercita el código de producción tal cual corre en el navegador, reemplazando únicamente el entorno externo (red, almacenamiento, DOM) por versiones controlables desde la prueba.</w:t>
+      </w:r>
+    </w:p>
+    <w:p>
+      <w:pPr>
+        <w:spacing w:after="0" w:line="480" w:lineRule="auto"/>
+        <w:ind w:firstLine="720"/>
+        <w:jc w:val="both"/>
+      </w:pPr>
+      <w:r>
+        <w:rPr>
+          <w:rFonts w:ascii="Times New Roman" w:cs="Times New Roman" w:eastAsia="Times New Roman" w:hAnsi="Times New Roman"/>
+          <w:b w:val="false"/>
+          <w:bCs w:val="false"/>
+          <w:i w:val="false"/>
+          <w:iCs w:val="false"/>
+          <w:sz w:val="24"/>
+          <w:szCs w:val="24"/>
+        </w:rPr>
+        <w:t xml:space="preserve">El arnés recorre seis escenarios encadenados: (1) una carga inicial de la aplicación con conexión disponible; (2) la pérdida de conectividad seguida del registro de una asistencia, verificando el guardado local inmediato y el encolado de la clave en sb_pending_sync; (3) un segundo guardado sin conexión (una alerta) para confirmar que el mecanismo admite varias colecciones pendientes a la vez; (4) el restablecimiento de la conexión, disparando el evento online y verificando que ambas colecciones se suban solas con su valor más reciente y que la cola quede vacía; (5) un nuevo guardado offline seguido de la simulación de una recarga de página (un contexto nuevo que reutiliza el mismo localStorage), para confirmar que la cola de pendientes sobrevive; y (6) la reapertura de la aplicación ya con señal, confirmando que el intento de sincronización del arranque sube en solitario lo que había quedado pendiente de la sesión anterior. Cada escenario se corrobora con aserciones puntuales sobre el estado de localStorage, la cola de pendientes, los avisos mostrados al usuario y el contenido exacto enviado a Supabase.</w:t>
+      </w:r>
+    </w:p>
+    <w:p>
+      <w:pPr>
+        <w:spacing w:after="0" w:line="480" w:lineRule="auto"/>
+        <w:jc w:val="both"/>
+      </w:pPr>
+      <w:r>
+        <w:rPr>
+          <w:rFonts w:ascii="Times New Roman" w:cs="Times New Roman" w:eastAsia="Times New Roman" w:hAnsi="Times New Roman"/>
+          <w:b w:val="false"/>
+          <w:bCs w:val="false"/>
+          <w:i w:val="false"/>
+          <w:iCs w:val="false"/>
+          <w:sz w:val="24"/>
+          <w:szCs w:val="24"/>
+        </w:rPr>
+        <w:t xml:space="preserve">El resultado de la última ejecución (reproducible con npm test) fue de 16 verificaciones sobre 16 aprobadas:</w:t>
+      </w:r>
+    </w:p>
+    <w:tbl>
+      <w:tblPr>
+        <w:tblW w:type="pct" w:w="100%"/>
+        <w:tblBorders>
+          <w:top w:val="single" w:color="BFBFBF" w:sz="4"/>
+          <w:left w:val="single" w:color="BFBFBF" w:sz="4"/>
+          <w:bottom w:val="single" w:color="BFBFBF" w:sz="4"/>
+          <w:right w:val="single" w:color="BFBFBF" w:sz="4"/>
+          <w:insideH w:val="single" w:color="BFBFBF" w:sz="4"/>
+          <w:insideV w:val="single" w:color="BFBFBF" w:sz="4"/>
+        </w:tblBorders>
+      </w:tblPr>
+      <w:tblGrid>
+        <w:gridCol w:w="100"/>
+        <w:gridCol w:w="100"/>
+        <w:gridCol w:w="100"/>
+      </w:tblGrid>
+      <w:tr>
+        <w:trPr>
+          <w:tblHeader/>
+        </w:trPr>
+        <w:tc>
+          <w:tcPr>
+            <w:shd w:fill="1B3A5C" w:val="clear"/>
+            <w:tcMar>
+              <w:top w:type="dxa" w:w="80"/>
+              <w:left w:type="dxa" w:w="120"/>
+              <w:bottom w:type="dxa" w:w="80"/>
+              <w:right w:type="dxa" w:w="120"/>
+            </w:tcMar>
+            <w:vAlign w:val="center"/>
+          </w:tcPr>
+          <w:p>
+            <w:pPr>
+              <w:jc w:val="center"/>
+            </w:pPr>
+            <w:r>
+              <w:rPr>
+                <w:rFonts w:ascii="Times New Roman" w:cs="Times New Roman" w:eastAsia="Times New Roman" w:hAnsi="Times New Roman"/>
+                <w:b/>
+                <w:bCs/>
+                <w:color w:val="FFFFFF"/>
+                <w:sz w:val="20"/>
+                <w:szCs w:val="20"/>
+              </w:rPr>
+              <w:t xml:space="preserve">Paso</w:t>
+            </w:r>
+          </w:p>
+        </w:tc>
+        <w:tc>
+          <w:tcPr>
+            <w:shd w:fill="1B3A5C" w:val="clear"/>
+            <w:tcMar>
+              <w:top w:type="dxa" w:w="80"/>
+              <w:left w:type="dxa" w:w="120"/>
+              <w:bottom w:type="dxa" w:w="80"/>
+              <w:right w:type="dxa" w:w="120"/>
+            </w:tcMar>
+            <w:vAlign w:val="center"/>
+          </w:tcPr>
+          <w:p>
+            <w:pPr>
+              <w:jc w:val="center"/>
+            </w:pPr>
+            <w:r>
+              <w:rPr>
+                <w:rFonts w:ascii="Times New Roman" w:cs="Times New Roman" w:eastAsia="Times New Roman" w:hAnsi="Times New Roman"/>
+                <w:b/>
+                <w:bCs/>
+                <w:color w:val="FFFFFF"/>
+                <w:sz w:val="20"/>
+                <w:szCs w:val="20"/>
+              </w:rPr>
+              <w:t xml:space="preserve">Verificación</w:t>
+            </w:r>
+          </w:p>
+        </w:tc>
+        <w:tc>
+          <w:tcPr>
+            <w:shd w:fill="1B3A5C" w:val="clear"/>
+            <w:tcMar>
+              <w:top w:type="dxa" w:w="80"/>
+              <w:left w:type="dxa" w:w="120"/>
+              <w:bottom w:type="dxa" w:w="80"/>
+              <w:right w:type="dxa" w:w="120"/>
+            </w:tcMar>
+            <w:vAlign w:val="center"/>
+          </w:tcPr>
+          <w:p>
+            <w:pPr>
+              <w:jc w:val="center"/>
+            </w:pPr>
+            <w:r>
+              <w:rPr>
+                <w:rFonts w:ascii="Times New Roman" w:cs="Times New Roman" w:eastAsia="Times New Roman" w:hAnsi="Times New Roman"/>
+                <w:b/>
+                <w:bCs/>
+                <w:color w:val="FFFFFF"/>
+                <w:sz w:val="20"/>
+                <w:szCs w:val="20"/>
+              </w:rPr>
+              <w:t xml:space="preserve">Resultado</w:t>
+            </w:r>
+          </w:p>
+        </w:tc>
+      </w:tr>
+      <w:tr>
+        <w:tc>
+          <w:tcPr>
+            <w:tcMar>
+              <w:top w:type="dxa" w:w="80"/>
+              <w:left w:type="dxa" w:w="120"/>
+              <w:bottom w:type="dxa" w:w="80"/>
+              <w:right w:type="dxa" w:w="120"/>
+            </w:tcMar>
+            <w:vAlign w:val="center"/>
+          </w:tcPr>
+          <w:p>
+            <w:pPr>
+              <w:jc w:val="left"/>
+            </w:pPr>
+            <w:r>
+              <w:rPr>
+                <w:rFonts w:ascii="Times New Roman" w:cs="Times New Roman" w:eastAsia="Times New Roman" w:hAnsi="Times New Roman"/>
+                <w:b w:val="false"/>
+                <w:bCs w:val="false"/>
+                <w:color w:val="000000"/>
+                <w:sz w:val="20"/>
+                <w:szCs w:val="20"/>
+              </w:rPr>
+              <w:t xml:space="preserve">1</w:t>
+            </w:r>
+          </w:p>
+        </w:tc>
+        <w:tc>
+          <w:tcPr>
+            <w:tcMar>
+              <w:top w:type="dxa" w:w="80"/>
+              <w:left w:type="dxa" w:w="120"/>
+              <w:bottom w:type="dxa" w:w="80"/>
+              <w:right w:type="dxa" w:w="120"/>
+            </w:tcMar>
+            <w:vAlign w:val="center"/>
+          </w:tcPr>
+          <w:p>
+            <w:pPr>
+              <w:jc w:val="left"/>
+            </w:pPr>
+            <w:r>
+              <w:rPr>
+                <w:rFonts w:ascii="Times New Roman" w:cs="Times New Roman" w:eastAsia="Times New Roman" w:hAnsi="Times New Roman"/>
+                <w:b w:val="false"/>
+                <w:bCs w:val="false"/>
+                <w:color w:val="000000"/>
+                <w:sz w:val="20"/>
+                <w:szCs w:val="20"/>
+              </w:rPr>
+              <w:t xml:space="preserve">Carga inicial online: no quedan claves pendientes al arrancar</w:t>
+            </w:r>
+          </w:p>
+        </w:tc>
+        <w:tc>
+          <w:tcPr>
+            <w:tcMar>
+              <w:top w:type="dxa" w:w="80"/>
+              <w:left w:type="dxa" w:w="120"/>
+              <w:bottom w:type="dxa" w:w="80"/>
+              <w:right w:type="dxa" w:w="120"/>
+            </w:tcMar>
+            <w:vAlign w:val="center"/>
+          </w:tcPr>
+          <w:p>
+            <w:pPr>
+              <w:jc w:val="left"/>
+            </w:pPr>
+            <w:r>
+              <w:rPr>
+                <w:rFonts w:ascii="Times New Roman" w:cs="Times New Roman" w:eastAsia="Times New Roman" w:hAnsi="Times New Roman"/>
+                <w:b w:val="false"/>
+                <w:bCs w:val="false"/>
+                <w:color w:val="000000"/>
+                <w:sz w:val="20"/>
+                <w:szCs w:val="20"/>
+              </w:rPr>
+              <w:t xml:space="preserve">Aprobada</w:t>
+            </w:r>
+          </w:p>
+        </w:tc>
+      </w:tr>
+      <w:tr>
+        <w:tc>
+          <w:tcPr>
+            <w:shd w:fill="F2F2F2" w:val="clear"/>
+            <w:tcMar>
+              <w:top w:type="dxa" w:w="80"/>
+              <w:left w:type="dxa" w:w="120"/>
+              <w:bottom w:type="dxa" w:w="80"/>
+              <w:right w:type="dxa" w:w="120"/>
+            </w:tcMar>
+            <w:vAlign w:val="center"/>
+          </w:tcPr>
+          <w:p>
+            <w:pPr>
+              <w:jc w:val="left"/>
+            </w:pPr>
+            <w:r>
+              <w:rPr>
+                <w:rFonts w:ascii="Times New Roman" w:cs="Times New Roman" w:eastAsia="Times New Roman" w:hAnsi="Times New Roman"/>
+                <w:b w:val="false"/>
+                <w:bCs w:val="false"/>
+                <w:color w:val="000000"/>
+                <w:sz w:val="20"/>
+                <w:szCs w:val="20"/>
+              </w:rPr>
+              <w:t xml:space="preserve">1</w:t>
+            </w:r>
+          </w:p>
+        </w:tc>
+        <w:tc>
+          <w:tcPr>
+            <w:shd w:fill="F2F2F2" w:val="clear"/>
+            <w:tcMar>
+              <w:top w:type="dxa" w:w="80"/>
+              <w:left w:type="dxa" w:w="120"/>
+              <w:bottom w:type="dxa" w:w="80"/>
+              <w:right w:type="dxa" w:w="120"/>
+            </w:tcMar>
+            <w:vAlign w:val="center"/>
+          </w:tcPr>
+          <w:p>
+            <w:pPr>
+              <w:jc w:val="left"/>
+            </w:pPr>
+            <w:r>
+              <w:rPr>
+                <w:rFonts w:ascii="Times New Roman" w:cs="Times New Roman" w:eastAsia="Times New Roman" w:hAnsi="Times New Roman"/>
+                <w:b w:val="false"/>
+                <w:bCs w:val="false"/>
+                <w:color w:val="000000"/>
+                <w:sz w:val="20"/>
+                <w:szCs w:val="20"/>
+              </w:rPr>
+              <w:t xml:space="preserve">Los datos se cargan correctamente desde el backend simulado</w:t>
+            </w:r>
+          </w:p>
+        </w:tc>
+        <w:tc>
+          <w:tcPr>
+            <w:shd w:fill="F2F2F2" w:val="clear"/>
+            <w:tcMar>
+              <w:top w:type="dxa" w:w="80"/>
+              <w:left w:type="dxa" w:w="120"/>
+              <w:bottom w:type="dxa" w:w="80"/>
+              <w:right w:type="dxa" w:w="120"/>
+            </w:tcMar>
+            <w:vAlign w:val="center"/>
+          </w:tcPr>
+          <w:p>
+            <w:pPr>
+              <w:jc w:val="left"/>
+            </w:pPr>
+            <w:r>
+              <w:rPr>
+                <w:rFonts w:ascii="Times New Roman" w:cs="Times New Roman" w:eastAsia="Times New Roman" w:hAnsi="Times New Roman"/>
+                <w:b w:val="false"/>
+                <w:bCs w:val="false"/>
+                <w:color w:val="000000"/>
+                <w:sz w:val="20"/>
+                <w:szCs w:val="20"/>
+              </w:rPr>
+              <w:t xml:space="preserve">Aprobada</w:t>
+            </w:r>
+          </w:p>
+        </w:tc>
+      </w:tr>
+      <w:tr>
+        <w:tc>
+          <w:tcPr>
+            <w:tcMar>
+              <w:top w:type="dxa" w:w="80"/>
+              <w:left w:type="dxa" w:w="120"/>
+              <w:bottom w:type="dxa" w:w="80"/>
+              <w:right w:type="dxa" w:w="120"/>
+            </w:tcMar>
+            <w:vAlign w:val="center"/>
+          </w:tcPr>
+          <w:p>
+            <w:pPr>
+              <w:jc w:val="left"/>
+            </w:pPr>
+            <w:r>
+              <w:rPr>
+                <w:rFonts w:ascii="Times New Roman" w:cs="Times New Roman" w:eastAsia="Times New Roman" w:hAnsi="Times New Roman"/>
+                <w:b w:val="false"/>
+                <w:bCs w:val="false"/>
+                <w:color w:val="000000"/>
+                <w:sz w:val="20"/>
+                <w:szCs w:val="20"/>
+              </w:rPr>
+              <w:t xml:space="preserve">2</w:t>
+            </w:r>
+          </w:p>
+        </w:tc>
+        <w:tc>
+          <w:tcPr>
+            <w:tcMar>
+              <w:top w:type="dxa" w:w="80"/>
+              <w:left w:type="dxa" w:w="120"/>
+              <w:bottom w:type="dxa" w:w="80"/>
+              <w:right w:type="dxa" w:w="120"/>
+            </w:tcMar>
+            <w:vAlign w:val="center"/>
+          </w:tcPr>
+          <w:p>
+            <w:pPr>
+              <w:jc w:val="left"/>
+            </w:pPr>
+            <w:r>
+              <w:rPr>
+                <w:rFonts w:ascii="Times New Roman" w:cs="Times New Roman" w:eastAsia="Times New Roman" w:hAnsi="Times New Roman"/>
+                <w:b w:val="false"/>
+                <w:bCs w:val="false"/>
+                <w:color w:val="000000"/>
+                <w:sz w:val="20"/>
+                <w:szCs w:val="20"/>
+              </w:rPr>
+              <w:t xml:space="preserve">Se muestra el aviso de "sin conexión" al perder la red</w:t>
+            </w:r>
+          </w:p>
+        </w:tc>
+        <w:tc>
+          <w:tcPr>
+            <w:tcMar>
+              <w:top w:type="dxa" w:w="80"/>
+              <w:left w:type="dxa" w:w="120"/>
+              <w:bottom w:type="dxa" w:w="80"/>
+              <w:right w:type="dxa" w:w="120"/>
+            </w:tcMar>
+            <w:vAlign w:val="center"/>
+          </w:tcPr>
+          <w:p>
+            <w:pPr>
+              <w:jc w:val="left"/>
+            </w:pPr>
+            <w:r>
+              <w:rPr>
+                <w:rFonts w:ascii="Times New Roman" w:cs="Times New Roman" w:eastAsia="Times New Roman" w:hAnsi="Times New Roman"/>
+                <w:b w:val="false"/>
+                <w:bCs w:val="false"/>
+                <w:color w:val="000000"/>
+                <w:sz w:val="20"/>
+                <w:szCs w:val="20"/>
+              </w:rPr>
+              <w:t xml:space="preserve">Aprobada</w:t>
+            </w:r>
+          </w:p>
+        </w:tc>
+      </w:tr>
+      <w:tr>
+        <w:tc>
+          <w:tcPr>
+            <w:shd w:fill="F2F2F2" w:val="clear"/>
+            <w:tcMar>
+              <w:top w:type="dxa" w:w="80"/>
+              <w:left w:type="dxa" w:w="120"/>
+              <w:bottom w:type="dxa" w:w="80"/>
+              <w:right w:type="dxa" w:w="120"/>
+            </w:tcMar>
+            <w:vAlign w:val="center"/>
+          </w:tcPr>
+          <w:p>
+            <w:pPr>
+              <w:jc w:val="left"/>
+            </w:pPr>
+            <w:r>
+              <w:rPr>
+                <w:rFonts w:ascii="Times New Roman" w:cs="Times New Roman" w:eastAsia="Times New Roman" w:hAnsi="Times New Roman"/>
+                <w:b w:val="false"/>
+                <w:bCs w:val="false"/>
+                <w:color w:val="000000"/>
+                <w:sz w:val="20"/>
+                <w:szCs w:val="20"/>
+              </w:rPr>
+              <w:t xml:space="preserve">2</w:t>
+            </w:r>
+          </w:p>
+        </w:tc>
+        <w:tc>
+          <w:tcPr>
+            <w:shd w:fill="F2F2F2" w:val="clear"/>
+            <w:tcMar>
+              <w:top w:type="dxa" w:w="80"/>
+              <w:left w:type="dxa" w:w="120"/>
+              <w:bottom w:type="dxa" w:w="80"/>
+              <w:right w:type="dxa" w:w="120"/>
+            </w:tcMar>
+            <w:vAlign w:val="center"/>
+          </w:tcPr>
+          <w:p>
+            <w:pPr>
+              <w:jc w:val="left"/>
+            </w:pPr>
+            <w:r>
+              <w:rPr>
+                <w:rFonts w:ascii="Times New Roman" w:cs="Times New Roman" w:eastAsia="Times New Roman" w:hAnsi="Times New Roman"/>
+                <w:b w:val="false"/>
+                <w:bCs w:val="false"/>
+                <w:color w:val="000000"/>
+                <w:sz w:val="20"/>
+                <w:szCs w:val="20"/>
+              </w:rPr>
+              <w:t xml:space="preserve">El fichaje queda guardado en localStorage (sb_cache_attendance)</w:t>
+            </w:r>
+          </w:p>
+        </w:tc>
+        <w:tc>
+          <w:tcPr>
+            <w:shd w:fill="F2F2F2" w:val="clear"/>
+            <w:tcMar>
+              <w:top w:type="dxa" w:w="80"/>
+              <w:left w:type="dxa" w:w="120"/>
+              <w:bottom w:type="dxa" w:w="80"/>
+              <w:right w:type="dxa" w:w="120"/>
+            </w:tcMar>
+            <w:vAlign w:val="center"/>
+          </w:tcPr>
+          <w:p>
+            <w:pPr>
+              <w:jc w:val="left"/>
+            </w:pPr>
+            <w:r>
+              <w:rPr>
+                <w:rFonts w:ascii="Times New Roman" w:cs="Times New Roman" w:eastAsia="Times New Roman" w:hAnsi="Times New Roman"/>
+                <w:b w:val="false"/>
+                <w:bCs w:val="false"/>
+                <w:color w:val="000000"/>
+                <w:sz w:val="20"/>
+                <w:szCs w:val="20"/>
+              </w:rPr>
+              <w:t xml:space="preserve">Aprobada</w:t>
+            </w:r>
+          </w:p>
+        </w:tc>
+      </w:tr>
+      <w:tr>
+        <w:tc>
+          <w:tcPr>
+            <w:tcMar>
+              <w:top w:type="dxa" w:w="80"/>
+              <w:left w:type="dxa" w:w="120"/>
+              <w:bottom w:type="dxa" w:w="80"/>
+              <w:right w:type="dxa" w:w="120"/>
+            </w:tcMar>
+            <w:vAlign w:val="center"/>
+          </w:tcPr>
+          <w:p>
+            <w:pPr>
+              <w:jc w:val="left"/>
+            </w:pPr>
+            <w:r>
+              <w:rPr>
+                <w:rFonts w:ascii="Times New Roman" w:cs="Times New Roman" w:eastAsia="Times New Roman" w:hAnsi="Times New Roman"/>
+                <w:b w:val="false"/>
+                <w:bCs w:val="false"/>
+                <w:color w:val="000000"/>
+                <w:sz w:val="20"/>
+                <w:szCs w:val="20"/>
+              </w:rPr>
+              <w:t xml:space="preserve">2</w:t>
+            </w:r>
+          </w:p>
+        </w:tc>
+        <w:tc>
+          <w:tcPr>
+            <w:tcMar>
+              <w:top w:type="dxa" w:w="80"/>
+              <w:left w:type="dxa" w:w="120"/>
+              <w:bottom w:type="dxa" w:w="80"/>
+              <w:right w:type="dxa" w:w="120"/>
+            </w:tcMar>
+            <w:vAlign w:val="center"/>
+          </w:tcPr>
+          <w:p>
+            <w:pPr>
+              <w:jc w:val="left"/>
+            </w:pPr>
+            <w:r>
+              <w:rPr>
+                <w:rFonts w:ascii="Times New Roman" w:cs="Times New Roman" w:eastAsia="Times New Roman" w:hAnsi="Times New Roman"/>
+                <w:b w:val="false"/>
+                <w:bCs w:val="false"/>
+                <w:color w:val="000000"/>
+                <w:sz w:val="20"/>
+                <w:szCs w:val="20"/>
+              </w:rPr>
+              <w:t xml:space="preserve">La colección attendance queda marcada en la cola de pendientes</w:t>
+            </w:r>
+          </w:p>
+        </w:tc>
+        <w:tc>
+          <w:tcPr>
+            <w:tcMar>
+              <w:top w:type="dxa" w:w="80"/>
+              <w:left w:type="dxa" w:w="120"/>
+              <w:bottom w:type="dxa" w:w="80"/>
+              <w:right w:type="dxa" w:w="120"/>
+            </w:tcMar>
+            <w:vAlign w:val="center"/>
+          </w:tcPr>
+          <w:p>
+            <w:pPr>
+              <w:jc w:val="left"/>
+            </w:pPr>
+            <w:r>
+              <w:rPr>
+                <w:rFonts w:ascii="Times New Roman" w:cs="Times New Roman" w:eastAsia="Times New Roman" w:hAnsi="Times New Roman"/>
+                <w:b w:val="false"/>
+                <w:bCs w:val="false"/>
+                <w:color w:val="000000"/>
+                <w:sz w:val="20"/>
+                <w:szCs w:val="20"/>
+              </w:rPr>
+              <w:t xml:space="preserve">Aprobada</w:t>
+            </w:r>
+          </w:p>
+        </w:tc>
+      </w:tr>
+      <w:tr>
+        <w:tc>
+          <w:tcPr>
+            <w:shd w:fill="F2F2F2" w:val="clear"/>
+            <w:tcMar>
+              <w:top w:type="dxa" w:w="80"/>
+              <w:left w:type="dxa" w:w="120"/>
+              <w:bottom w:type="dxa" w:w="80"/>
+              <w:right w:type="dxa" w:w="120"/>
+            </w:tcMar>
+            <w:vAlign w:val="center"/>
+          </w:tcPr>
+          <w:p>
+            <w:pPr>
+              <w:jc w:val="left"/>
+            </w:pPr>
+            <w:r>
+              <w:rPr>
+                <w:rFonts w:ascii="Times New Roman" w:cs="Times New Roman" w:eastAsia="Times New Roman" w:hAnsi="Times New Roman"/>
+                <w:b w:val="false"/>
+                <w:bCs w:val="false"/>
+                <w:color w:val="000000"/>
+                <w:sz w:val="20"/>
+                <w:szCs w:val="20"/>
+              </w:rPr>
+              <w:t xml:space="preserve">2</w:t>
+            </w:r>
+          </w:p>
+        </w:tc>
+        <w:tc>
+          <w:tcPr>
+            <w:shd w:fill="F2F2F2" w:val="clear"/>
+            <w:tcMar>
+              <w:top w:type="dxa" w:w="80"/>
+              <w:left w:type="dxa" w:w="120"/>
+              <w:bottom w:type="dxa" w:w="80"/>
+              <w:right w:type="dxa" w:w="120"/>
+            </w:tcMar>
+            <w:vAlign w:val="center"/>
+          </w:tcPr>
+          <w:p>
+            <w:pPr>
+              <w:jc w:val="left"/>
+            </w:pPr>
+            <w:r>
+              <w:rPr>
+                <w:rFonts w:ascii="Times New Roman" w:cs="Times New Roman" w:eastAsia="Times New Roman" w:hAnsi="Times New Roman"/>
+                <w:b w:val="false"/>
+                <w:bCs w:val="false"/>
+                <w:color w:val="000000"/>
+                <w:sz w:val="20"/>
+                <w:szCs w:val="20"/>
+              </w:rPr>
+              <w:t xml:space="preserve">Se avisa que el guardado a Supabase falló y quedó solo local</w:t>
+            </w:r>
+          </w:p>
+        </w:tc>
+        <w:tc>
+          <w:tcPr>
+            <w:shd w:fill="F2F2F2" w:val="clear"/>
+            <w:tcMar>
+              <w:top w:type="dxa" w:w="80"/>
+              <w:left w:type="dxa" w:w="120"/>
+              <w:bottom w:type="dxa" w:w="80"/>
+              <w:right w:type="dxa" w:w="120"/>
+            </w:tcMar>
+            <w:vAlign w:val="center"/>
+          </w:tcPr>
+          <w:p>
+            <w:pPr>
+              <w:jc w:val="left"/>
+            </w:pPr>
+            <w:r>
+              <w:rPr>
+                <w:rFonts w:ascii="Times New Roman" w:cs="Times New Roman" w:eastAsia="Times New Roman" w:hAnsi="Times New Roman"/>
+                <w:b w:val="false"/>
+                <w:bCs w:val="false"/>
+                <w:color w:val="000000"/>
+                <w:sz w:val="20"/>
+                <w:szCs w:val="20"/>
+              </w:rPr>
+              <w:t xml:space="preserve">Aprobada</w:t>
+            </w:r>
+          </w:p>
+        </w:tc>
+      </w:tr>
+      <w:tr>
+        <w:tc>
+          <w:tcPr>
+            <w:tcMar>
+              <w:top w:type="dxa" w:w="80"/>
+              <w:left w:type="dxa" w:w="120"/>
+              <w:bottom w:type="dxa" w:w="80"/>
+              <w:right w:type="dxa" w:w="120"/>
+            </w:tcMar>
+            <w:vAlign w:val="center"/>
+          </w:tcPr>
+          <w:p>
+            <w:pPr>
+              <w:jc w:val="left"/>
+            </w:pPr>
+            <w:r>
+              <w:rPr>
+                <w:rFonts w:ascii="Times New Roman" w:cs="Times New Roman" w:eastAsia="Times New Roman" w:hAnsi="Times New Roman"/>
+                <w:b w:val="false"/>
+                <w:bCs w:val="false"/>
+                <w:color w:val="000000"/>
+                <w:sz w:val="20"/>
+                <w:szCs w:val="20"/>
+              </w:rPr>
+              <w:t xml:space="preserve">2</w:t>
+            </w:r>
+          </w:p>
+        </w:tc>
+        <w:tc>
+          <w:tcPr>
+            <w:tcMar>
+              <w:top w:type="dxa" w:w="80"/>
+              <w:left w:type="dxa" w:w="120"/>
+              <w:bottom w:type="dxa" w:w="80"/>
+              <w:right w:type="dxa" w:w="120"/>
+            </w:tcMar>
+            <w:vAlign w:val="center"/>
+          </w:tcPr>
+          <w:p>
+            <w:pPr>
+              <w:jc w:val="left"/>
+            </w:pPr>
+            <w:r>
+              <w:rPr>
+                <w:rFonts w:ascii="Times New Roman" w:cs="Times New Roman" w:eastAsia="Times New Roman" w:hAnsi="Times New Roman"/>
+                <w:b w:val="false"/>
+                <w:bCs w:val="false"/>
+                <w:color w:val="000000"/>
+                <w:sz w:val="20"/>
+                <w:szCs w:val="20"/>
+              </w:rPr>
+              <w:t xml:space="preserve">No se sube nada a Supabase mientras dura la desconexión</w:t>
+            </w:r>
+          </w:p>
+        </w:tc>
+        <w:tc>
+          <w:tcPr>
+            <w:tcMar>
+              <w:top w:type="dxa" w:w="80"/>
+              <w:left w:type="dxa" w:w="120"/>
+              <w:bottom w:type="dxa" w:w="80"/>
+              <w:right w:type="dxa" w:w="120"/>
+            </w:tcMar>
+            <w:vAlign w:val="center"/>
+          </w:tcPr>
+          <w:p>
+            <w:pPr>
+              <w:jc w:val="left"/>
+            </w:pPr>
+            <w:r>
+              <w:rPr>
+                <w:rFonts w:ascii="Times New Roman" w:cs="Times New Roman" w:eastAsia="Times New Roman" w:hAnsi="Times New Roman"/>
+                <w:b w:val="false"/>
+                <w:bCs w:val="false"/>
+                <w:color w:val="000000"/>
+                <w:sz w:val="20"/>
+                <w:szCs w:val="20"/>
+              </w:rPr>
+              <w:t xml:space="preserve">Aprobada</w:t>
+            </w:r>
+          </w:p>
+        </w:tc>
+      </w:tr>
+      <w:tr>
+        <w:tc>
+          <w:tcPr>
+            <w:shd w:fill="F2F2F2" w:val="clear"/>
+            <w:tcMar>
+              <w:top w:type="dxa" w:w="80"/>
+              <w:left w:type="dxa" w:w="120"/>
+              <w:bottom w:type="dxa" w:w="80"/>
+              <w:right w:type="dxa" w:w="120"/>
+            </w:tcMar>
+            <w:vAlign w:val="center"/>
+          </w:tcPr>
+          <w:p>
+            <w:pPr>
+              <w:jc w:val="left"/>
+            </w:pPr>
+            <w:r>
+              <w:rPr>
+                <w:rFonts w:ascii="Times New Roman" w:cs="Times New Roman" w:eastAsia="Times New Roman" w:hAnsi="Times New Roman"/>
+                <w:b w:val="false"/>
+                <w:bCs w:val="false"/>
+                <w:color w:val="000000"/>
+                <w:sz w:val="20"/>
+                <w:szCs w:val="20"/>
+              </w:rPr>
+              <w:t xml:space="preserve">3</w:t>
+            </w:r>
+          </w:p>
+        </w:tc>
+        <w:tc>
+          <w:tcPr>
+            <w:shd w:fill="F2F2F2" w:val="clear"/>
+            <w:tcMar>
+              <w:top w:type="dxa" w:w="80"/>
+              <w:left w:type="dxa" w:w="120"/>
+              <w:bottom w:type="dxa" w:w="80"/>
+              <w:right w:type="dxa" w:w="120"/>
+            </w:tcMar>
+            <w:vAlign w:val="center"/>
+          </w:tcPr>
+          <w:p>
+            <w:pPr>
+              <w:jc w:val="left"/>
+            </w:pPr>
+            <w:r>
+              <w:rPr>
+                <w:rFonts w:ascii="Times New Roman" w:cs="Times New Roman" w:eastAsia="Times New Roman" w:hAnsi="Times New Roman"/>
+                <w:b w:val="false"/>
+                <w:bCs w:val="false"/>
+                <w:color w:val="000000"/>
+                <w:sz w:val="20"/>
+                <w:szCs w:val="20"/>
+              </w:rPr>
+              <w:t xml:space="preserve">Una segunda colección (alerts) también queda encolada</w:t>
+            </w:r>
+          </w:p>
+        </w:tc>
+        <w:tc>
+          <w:tcPr>
+            <w:shd w:fill="F2F2F2" w:val="clear"/>
+            <w:tcMar>
+              <w:top w:type="dxa" w:w="80"/>
+              <w:left w:type="dxa" w:w="120"/>
+              <w:bottom w:type="dxa" w:w="80"/>
+              <w:right w:type="dxa" w:w="120"/>
+            </w:tcMar>
+            <w:vAlign w:val="center"/>
+          </w:tcPr>
+          <w:p>
+            <w:pPr>
+              <w:jc w:val="left"/>
+            </w:pPr>
+            <w:r>
+              <w:rPr>
+                <w:rFonts w:ascii="Times New Roman" w:cs="Times New Roman" w:eastAsia="Times New Roman" w:hAnsi="Times New Roman"/>
+                <w:b w:val="false"/>
+                <w:bCs w:val="false"/>
+                <w:color w:val="000000"/>
+                <w:sz w:val="20"/>
+                <w:szCs w:val="20"/>
+              </w:rPr>
+              <w:t xml:space="preserve">Aprobada</w:t>
+            </w:r>
+          </w:p>
+        </w:tc>
+      </w:tr>
+      <w:tr>
+        <w:tc>
+          <w:tcPr>
+            <w:tcMar>
+              <w:top w:type="dxa" w:w="80"/>
+              <w:left w:type="dxa" w:w="120"/>
+              <w:bottom w:type="dxa" w:w="80"/>
+              <w:right w:type="dxa" w:w="120"/>
+            </w:tcMar>
+            <w:vAlign w:val="center"/>
+          </w:tcPr>
+          <w:p>
+            <w:pPr>
+              <w:jc w:val="left"/>
+            </w:pPr>
+            <w:r>
+              <w:rPr>
+                <w:rFonts w:ascii="Times New Roman" w:cs="Times New Roman" w:eastAsia="Times New Roman" w:hAnsi="Times New Roman"/>
+                <w:b w:val="false"/>
+                <w:bCs w:val="false"/>
+                <w:color w:val="000000"/>
+                <w:sz w:val="20"/>
+                <w:szCs w:val="20"/>
+              </w:rPr>
+              <w:t xml:space="preserve">4</w:t>
+            </w:r>
+          </w:p>
+        </w:tc>
+        <w:tc>
+          <w:tcPr>
+            <w:tcMar>
+              <w:top w:type="dxa" w:w="80"/>
+              <w:left w:type="dxa" w:w="120"/>
+              <w:bottom w:type="dxa" w:w="80"/>
+              <w:right w:type="dxa" w:w="120"/>
+            </w:tcMar>
+            <w:vAlign w:val="center"/>
+          </w:tcPr>
+          <w:p>
+            <w:pPr>
+              <w:jc w:val="left"/>
+            </w:pPr>
+            <w:r>
+              <w:rPr>
+                <w:rFonts w:ascii="Times New Roman" w:cs="Times New Roman" w:eastAsia="Times New Roman" w:hAnsi="Times New Roman"/>
+                <w:b w:val="false"/>
+                <w:bCs w:val="false"/>
+                <w:color w:val="000000"/>
+                <w:sz w:val="20"/>
+                <w:szCs w:val="20"/>
+              </w:rPr>
+              <w:t xml:space="preserve">El evento online dispara la sincronización sin intervención manual</w:t>
+            </w:r>
+          </w:p>
+        </w:tc>
+        <w:tc>
+          <w:tcPr>
+            <w:tcMar>
+              <w:top w:type="dxa" w:w="80"/>
+              <w:left w:type="dxa" w:w="120"/>
+              <w:bottom w:type="dxa" w:w="80"/>
+              <w:right w:type="dxa" w:w="120"/>
+            </w:tcMar>
+            <w:vAlign w:val="center"/>
+          </w:tcPr>
+          <w:p>
+            <w:pPr>
+              <w:jc w:val="left"/>
+            </w:pPr>
+            <w:r>
+              <w:rPr>
+                <w:rFonts w:ascii="Times New Roman" w:cs="Times New Roman" w:eastAsia="Times New Roman" w:hAnsi="Times New Roman"/>
+                <w:b w:val="false"/>
+                <w:bCs w:val="false"/>
+                <w:color w:val="000000"/>
+                <w:sz w:val="20"/>
+                <w:szCs w:val="20"/>
+              </w:rPr>
+              <w:t xml:space="preserve">Aprobada</w:t>
+            </w:r>
+          </w:p>
+        </w:tc>
+      </w:tr>
+      <w:tr>
+        <w:tc>
+          <w:tcPr>
+            <w:shd w:fill="F2F2F2" w:val="clear"/>
+            <w:tcMar>
+              <w:top w:type="dxa" w:w="80"/>
+              <w:left w:type="dxa" w:w="120"/>
+              <w:bottom w:type="dxa" w:w="80"/>
+              <w:right w:type="dxa" w:w="120"/>
+            </w:tcMar>
+            <w:vAlign w:val="center"/>
+          </w:tcPr>
+          <w:p>
+            <w:pPr>
+              <w:jc w:val="left"/>
+            </w:pPr>
+            <w:r>
+              <w:rPr>
+                <w:rFonts w:ascii="Times New Roman" w:cs="Times New Roman" w:eastAsia="Times New Roman" w:hAnsi="Times New Roman"/>
+                <w:b w:val="false"/>
+                <w:bCs w:val="false"/>
+                <w:color w:val="000000"/>
+                <w:sz w:val="20"/>
+                <w:szCs w:val="20"/>
+              </w:rPr>
+              <w:t xml:space="preserve">4</w:t>
+            </w:r>
+          </w:p>
+        </w:tc>
+        <w:tc>
+          <w:tcPr>
+            <w:shd w:fill="F2F2F2" w:val="clear"/>
+            <w:tcMar>
+              <w:top w:type="dxa" w:w="80"/>
+              <w:left w:type="dxa" w:w="120"/>
+              <w:bottom w:type="dxa" w:w="80"/>
+              <w:right w:type="dxa" w:w="120"/>
+            </w:tcMar>
+            <w:vAlign w:val="center"/>
+          </w:tcPr>
+          <w:p>
+            <w:pPr>
+              <w:jc w:val="left"/>
+            </w:pPr>
+            <w:r>
+              <w:rPr>
+                <w:rFonts w:ascii="Times New Roman" w:cs="Times New Roman" w:eastAsia="Times New Roman" w:hAnsi="Times New Roman"/>
+                <w:b w:val="false"/>
+                <w:bCs w:val="false"/>
+                <w:color w:val="000000"/>
+                <w:sz w:val="20"/>
+                <w:szCs w:val="20"/>
+              </w:rPr>
+              <w:t xml:space="preserve">Se suben a Supabase ambas colecciones pendientes</w:t>
+            </w:r>
+          </w:p>
+        </w:tc>
+        <w:tc>
+          <w:tcPr>
+            <w:shd w:fill="F2F2F2" w:val="clear"/>
+            <w:tcMar>
+              <w:top w:type="dxa" w:w="80"/>
+              <w:left w:type="dxa" w:w="120"/>
+              <w:bottom w:type="dxa" w:w="80"/>
+              <w:right w:type="dxa" w:w="120"/>
+            </w:tcMar>
+            <w:vAlign w:val="center"/>
+          </w:tcPr>
+          <w:p>
+            <w:pPr>
+              <w:jc w:val="left"/>
+            </w:pPr>
+            <w:r>
+              <w:rPr>
+                <w:rFonts w:ascii="Times New Roman" w:cs="Times New Roman" w:eastAsia="Times New Roman" w:hAnsi="Times New Roman"/>
+                <w:b w:val="false"/>
+                <w:bCs w:val="false"/>
+                <w:color w:val="000000"/>
+                <w:sz w:val="20"/>
+                <w:szCs w:val="20"/>
+              </w:rPr>
+              <w:t xml:space="preserve">Aprobada</w:t>
+            </w:r>
+          </w:p>
+        </w:tc>
+      </w:tr>
+      <w:tr>
+        <w:tc>
+          <w:tcPr>
+            <w:tcMar>
+              <w:top w:type="dxa" w:w="80"/>
+              <w:left w:type="dxa" w:w="120"/>
+              <w:bottom w:type="dxa" w:w="80"/>
+              <w:right w:type="dxa" w:w="120"/>
+            </w:tcMar>
+            <w:vAlign w:val="center"/>
+          </w:tcPr>
+          <w:p>
+            <w:pPr>
+              <w:jc w:val="left"/>
+            </w:pPr>
+            <w:r>
+              <w:rPr>
+                <w:rFonts w:ascii="Times New Roman" w:cs="Times New Roman" w:eastAsia="Times New Roman" w:hAnsi="Times New Roman"/>
+                <w:b w:val="false"/>
+                <w:bCs w:val="false"/>
+                <w:color w:val="000000"/>
+                <w:sz w:val="20"/>
+                <w:szCs w:val="20"/>
+              </w:rPr>
+              <w:t xml:space="preserve">4</w:t>
+            </w:r>
+          </w:p>
+        </w:tc>
+        <w:tc>
+          <w:tcPr>
+            <w:tcMar>
+              <w:top w:type="dxa" w:w="80"/>
+              <w:left w:type="dxa" w:w="120"/>
+              <w:bottom w:type="dxa" w:w="80"/>
+              <w:right w:type="dxa" w:w="120"/>
+            </w:tcMar>
+            <w:vAlign w:val="center"/>
+          </w:tcPr>
+          <w:p>
+            <w:pPr>
+              <w:jc w:val="left"/>
+            </w:pPr>
+            <w:r>
+              <w:rPr>
+                <w:rFonts w:ascii="Times New Roman" w:cs="Times New Roman" w:eastAsia="Times New Roman" w:hAnsi="Times New Roman"/>
+                <w:b w:val="false"/>
+                <w:bCs w:val="false"/>
+                <w:color w:val="000000"/>
+                <w:sz w:val="20"/>
+                <w:szCs w:val="20"/>
+              </w:rPr>
+              <w:t xml:space="preserve">El valor subido es el más reciente, no uno desactualizado</w:t>
+            </w:r>
+          </w:p>
+        </w:tc>
+        <w:tc>
+          <w:tcPr>
+            <w:tcMar>
+              <w:top w:type="dxa" w:w="80"/>
+              <w:left w:type="dxa" w:w="120"/>
+              <w:bottom w:type="dxa" w:w="80"/>
+              <w:right w:type="dxa" w:w="120"/>
+            </w:tcMar>
+            <w:vAlign w:val="center"/>
+          </w:tcPr>
+          <w:p>
+            <w:pPr>
+              <w:jc w:val="left"/>
+            </w:pPr>
+            <w:r>
+              <w:rPr>
+                <w:rFonts w:ascii="Times New Roman" w:cs="Times New Roman" w:eastAsia="Times New Roman" w:hAnsi="Times New Roman"/>
+                <w:b w:val="false"/>
+                <w:bCs w:val="false"/>
+                <w:color w:val="000000"/>
+                <w:sz w:val="20"/>
+                <w:szCs w:val="20"/>
+              </w:rPr>
+              <w:t xml:space="preserve">Aprobada</w:t>
+            </w:r>
+          </w:p>
+        </w:tc>
+      </w:tr>
+      <w:tr>
+        <w:tc>
+          <w:tcPr>
+            <w:shd w:fill="F2F2F2" w:val="clear"/>
+            <w:tcMar>
+              <w:top w:type="dxa" w:w="80"/>
+              <w:left w:type="dxa" w:w="120"/>
+              <w:bottom w:type="dxa" w:w="80"/>
+              <w:right w:type="dxa" w:w="120"/>
+            </w:tcMar>
+            <w:vAlign w:val="center"/>
+          </w:tcPr>
+          <w:p>
+            <w:pPr>
+              <w:jc w:val="left"/>
+            </w:pPr>
+            <w:r>
+              <w:rPr>
+                <w:rFonts w:ascii="Times New Roman" w:cs="Times New Roman" w:eastAsia="Times New Roman" w:hAnsi="Times New Roman"/>
+                <w:b w:val="false"/>
+                <w:bCs w:val="false"/>
+                <w:color w:val="000000"/>
+                <w:sz w:val="20"/>
+                <w:szCs w:val="20"/>
+              </w:rPr>
+              <w:t xml:space="preserve">4</w:t>
+            </w:r>
+          </w:p>
+        </w:tc>
+        <w:tc>
+          <w:tcPr>
+            <w:shd w:fill="F2F2F2" w:val="clear"/>
+            <w:tcMar>
+              <w:top w:type="dxa" w:w="80"/>
+              <w:left w:type="dxa" w:w="120"/>
+              <w:bottom w:type="dxa" w:w="80"/>
+              <w:right w:type="dxa" w:w="120"/>
+            </w:tcMar>
+            <w:vAlign w:val="center"/>
+          </w:tcPr>
+          <w:p>
+            <w:pPr>
+              <w:jc w:val="left"/>
+            </w:pPr>
+            <w:r>
+              <w:rPr>
+                <w:rFonts w:ascii="Times New Roman" w:cs="Times New Roman" w:eastAsia="Times New Roman" w:hAnsi="Times New Roman"/>
+                <w:b w:val="false"/>
+                <w:bCs w:val="false"/>
+                <w:color w:val="000000"/>
+                <w:sz w:val="20"/>
+                <w:szCs w:val="20"/>
+              </w:rPr>
+              <w:t xml:space="preserve">Se muestra el aviso de confirmación de sincronización</w:t>
+            </w:r>
+          </w:p>
+        </w:tc>
+        <w:tc>
+          <w:tcPr>
+            <w:shd w:fill="F2F2F2" w:val="clear"/>
+            <w:tcMar>
+              <w:top w:type="dxa" w:w="80"/>
+              <w:left w:type="dxa" w:w="120"/>
+              <w:bottom w:type="dxa" w:w="80"/>
+              <w:right w:type="dxa" w:w="120"/>
+            </w:tcMar>
+            <w:vAlign w:val="center"/>
+          </w:tcPr>
+          <w:p>
+            <w:pPr>
+              <w:jc w:val="left"/>
+            </w:pPr>
+            <w:r>
+              <w:rPr>
+                <w:rFonts w:ascii="Times New Roman" w:cs="Times New Roman" w:eastAsia="Times New Roman" w:hAnsi="Times New Roman"/>
+                <w:b w:val="false"/>
+                <w:bCs w:val="false"/>
+                <w:color w:val="000000"/>
+                <w:sz w:val="20"/>
+                <w:szCs w:val="20"/>
+              </w:rPr>
+              <w:t xml:space="preserve">Aprobada</w:t>
+            </w:r>
+          </w:p>
+        </w:tc>
+      </w:tr>
+      <w:tr>
+        <w:tc>
+          <w:tcPr>
+            <w:tcMar>
+              <w:top w:type="dxa" w:w="80"/>
+              <w:left w:type="dxa" w:w="120"/>
+              <w:bottom w:type="dxa" w:w="80"/>
+              <w:right w:type="dxa" w:w="120"/>
+            </w:tcMar>
+            <w:vAlign w:val="center"/>
+          </w:tcPr>
+          <w:p>
+            <w:pPr>
+              <w:jc w:val="left"/>
+            </w:pPr>
+            <w:r>
+              <w:rPr>
+                <w:rFonts w:ascii="Times New Roman" w:cs="Times New Roman" w:eastAsia="Times New Roman" w:hAnsi="Times New Roman"/>
+                <w:b w:val="false"/>
+                <w:bCs w:val="false"/>
+                <w:color w:val="000000"/>
+                <w:sz w:val="20"/>
+                <w:szCs w:val="20"/>
+              </w:rPr>
+              <w:t xml:space="preserve">5</w:t>
+            </w:r>
+          </w:p>
+        </w:tc>
+        <w:tc>
+          <w:tcPr>
+            <w:tcMar>
+              <w:top w:type="dxa" w:w="80"/>
+              <w:left w:type="dxa" w:w="120"/>
+              <w:bottom w:type="dxa" w:w="80"/>
+              <w:right w:type="dxa" w:w="120"/>
+            </w:tcMar>
+            <w:vAlign w:val="center"/>
+          </w:tcPr>
+          <w:p>
+            <w:pPr>
+              <w:jc w:val="left"/>
+            </w:pPr>
+            <w:r>
+              <w:rPr>
+                <w:rFonts w:ascii="Times New Roman" w:cs="Times New Roman" w:eastAsia="Times New Roman" w:hAnsi="Times New Roman"/>
+                <w:b w:val="false"/>
+                <w:bCs w:val="false"/>
+                <w:color w:val="000000"/>
+                <w:sz w:val="20"/>
+                <w:szCs w:val="20"/>
+              </w:rPr>
+              <w:t xml:space="preserve">Una licencia guardada offline queda pendiente antes de "recargar"</w:t>
+            </w:r>
+          </w:p>
+        </w:tc>
+        <w:tc>
+          <w:tcPr>
+            <w:tcMar>
+              <w:top w:type="dxa" w:w="80"/>
+              <w:left w:type="dxa" w:w="120"/>
+              <w:bottom w:type="dxa" w:w="80"/>
+              <w:right w:type="dxa" w:w="120"/>
+            </w:tcMar>
+            <w:vAlign w:val="center"/>
+          </w:tcPr>
+          <w:p>
+            <w:pPr>
+              <w:jc w:val="left"/>
+            </w:pPr>
+            <w:r>
+              <w:rPr>
+                <w:rFonts w:ascii="Times New Roman" w:cs="Times New Roman" w:eastAsia="Times New Roman" w:hAnsi="Times New Roman"/>
+                <w:b w:val="false"/>
+                <w:bCs w:val="false"/>
+                <w:color w:val="000000"/>
+                <w:sz w:val="20"/>
+                <w:szCs w:val="20"/>
+              </w:rPr>
+              <w:t xml:space="preserve">Aprobada</w:t>
+            </w:r>
+          </w:p>
+        </w:tc>
+      </w:tr>
+      <w:tr>
+        <w:tc>
+          <w:tcPr>
+            <w:shd w:fill="F2F2F2" w:val="clear"/>
+            <w:tcMar>
+              <w:top w:type="dxa" w:w="80"/>
+              <w:left w:type="dxa" w:w="120"/>
+              <w:bottom w:type="dxa" w:w="80"/>
+              <w:right w:type="dxa" w:w="120"/>
+            </w:tcMar>
+            <w:vAlign w:val="center"/>
+          </w:tcPr>
+          <w:p>
+            <w:pPr>
+              <w:jc w:val="left"/>
+            </w:pPr>
+            <w:r>
+              <w:rPr>
+                <w:rFonts w:ascii="Times New Roman" w:cs="Times New Roman" w:eastAsia="Times New Roman" w:hAnsi="Times New Roman"/>
+                <w:b w:val="false"/>
+                <w:bCs w:val="false"/>
+                <w:color w:val="000000"/>
+                <w:sz w:val="20"/>
+                <w:szCs w:val="20"/>
+              </w:rPr>
+              <w:t xml:space="preserve">5</w:t>
+            </w:r>
+          </w:p>
+        </w:tc>
+        <w:tc>
+          <w:tcPr>
+            <w:shd w:fill="F2F2F2" w:val="clear"/>
+            <w:tcMar>
+              <w:top w:type="dxa" w:w="80"/>
+              <w:left w:type="dxa" w:w="120"/>
+              <w:bottom w:type="dxa" w:w="80"/>
+              <w:right w:type="dxa" w:w="120"/>
+            </w:tcMar>
+            <w:vAlign w:val="center"/>
+          </w:tcPr>
+          <w:p>
+            <w:pPr>
+              <w:jc w:val="left"/>
+            </w:pPr>
+            <w:r>
+              <w:rPr>
+                <w:rFonts w:ascii="Times New Roman" w:cs="Times New Roman" w:eastAsia="Times New Roman" w:hAnsi="Times New Roman"/>
+                <w:b w:val="false"/>
+                <w:bCs w:val="false"/>
+                <w:color w:val="000000"/>
+                <w:sz w:val="20"/>
+                <w:szCs w:val="20"/>
+              </w:rPr>
+              <w:t xml:space="preserve">El pendiente sobrevive a la recarga simulada de la página</w:t>
+            </w:r>
+          </w:p>
+        </w:tc>
+        <w:tc>
+          <w:tcPr>
+            <w:shd w:fill="F2F2F2" w:val="clear"/>
+            <w:tcMar>
+              <w:top w:type="dxa" w:w="80"/>
+              <w:left w:type="dxa" w:w="120"/>
+              <w:bottom w:type="dxa" w:w="80"/>
+              <w:right w:type="dxa" w:w="120"/>
+            </w:tcMar>
+            <w:vAlign w:val="center"/>
+          </w:tcPr>
+          <w:p>
+            <w:pPr>
+              <w:jc w:val="left"/>
+            </w:pPr>
+            <w:r>
+              <w:rPr>
+                <w:rFonts w:ascii="Times New Roman" w:cs="Times New Roman" w:eastAsia="Times New Roman" w:hAnsi="Times New Roman"/>
+                <w:b w:val="false"/>
+                <w:bCs w:val="false"/>
+                <w:color w:val="000000"/>
+                <w:sz w:val="20"/>
+                <w:szCs w:val="20"/>
+              </w:rPr>
+              <w:t xml:space="preserve">Aprobada</w:t>
+            </w:r>
+          </w:p>
+        </w:tc>
+      </w:tr>
+      <w:tr>
+        <w:tc>
+          <w:tcPr>
+            <w:tcMar>
+              <w:top w:type="dxa" w:w="80"/>
+              <w:left w:type="dxa" w:w="120"/>
+              <w:bottom w:type="dxa" w:w="80"/>
+              <w:right w:type="dxa" w:w="120"/>
+            </w:tcMar>
+            <w:vAlign w:val="center"/>
+          </w:tcPr>
+          <w:p>
+            <w:pPr>
+              <w:jc w:val="left"/>
+            </w:pPr>
+            <w:r>
+              <w:rPr>
+                <w:rFonts w:ascii="Times New Roman" w:cs="Times New Roman" w:eastAsia="Times New Roman" w:hAnsi="Times New Roman"/>
+                <w:b w:val="false"/>
+                <w:bCs w:val="false"/>
+                <w:color w:val="000000"/>
+                <w:sz w:val="20"/>
+                <w:szCs w:val="20"/>
+              </w:rPr>
+              <w:t xml:space="preserve">6</w:t>
+            </w:r>
+          </w:p>
+        </w:tc>
+        <w:tc>
+          <w:tcPr>
+            <w:tcMar>
+              <w:top w:type="dxa" w:w="80"/>
+              <w:left w:type="dxa" w:w="120"/>
+              <w:bottom w:type="dxa" w:w="80"/>
+              <w:right w:type="dxa" w:w="120"/>
+            </w:tcMar>
+            <w:vAlign w:val="center"/>
+          </w:tcPr>
+          <w:p>
+            <w:pPr>
+              <w:jc w:val="left"/>
+            </w:pPr>
+            <w:r>
+              <w:rPr>
+                <w:rFonts w:ascii="Times New Roman" w:cs="Times New Roman" w:eastAsia="Times New Roman" w:hAnsi="Times New Roman"/>
+                <w:b w:val="false"/>
+                <w:bCs w:val="false"/>
+                <w:color w:val="000000"/>
+                <w:sz w:val="20"/>
+                <w:szCs w:val="20"/>
+              </w:rPr>
+              <w:t xml:space="preserve">Al reabrir con señal, se sincroniza solo lo pendiente de la sesión anterior</w:t>
+            </w:r>
+          </w:p>
+        </w:tc>
+        <w:tc>
+          <w:tcPr>
+            <w:tcMar>
+              <w:top w:type="dxa" w:w="80"/>
+              <w:left w:type="dxa" w:w="120"/>
+              <w:bottom w:type="dxa" w:w="80"/>
+              <w:right w:type="dxa" w:w="120"/>
+            </w:tcMar>
+            <w:vAlign w:val="center"/>
+          </w:tcPr>
+          <w:p>
+            <w:pPr>
+              <w:jc w:val="left"/>
+            </w:pPr>
+            <w:r>
+              <w:rPr>
+                <w:rFonts w:ascii="Times New Roman" w:cs="Times New Roman" w:eastAsia="Times New Roman" w:hAnsi="Times New Roman"/>
+                <w:b w:val="false"/>
+                <w:bCs w:val="false"/>
+                <w:color w:val="000000"/>
+                <w:sz w:val="20"/>
+                <w:szCs w:val="20"/>
+              </w:rPr>
+              <w:t xml:space="preserve">Aprobada</w:t>
+            </w:r>
+          </w:p>
+        </w:tc>
+      </w:tr>
+      <w:tr>
+        <w:tc>
+          <w:tcPr>
+            <w:shd w:fill="F2F2F2" w:val="clear"/>
+            <w:tcMar>
+              <w:top w:type="dxa" w:w="80"/>
+              <w:left w:type="dxa" w:w="120"/>
+              <w:bottom w:type="dxa" w:w="80"/>
+              <w:right w:type="dxa" w:w="120"/>
+            </w:tcMar>
+            <w:vAlign w:val="center"/>
+          </w:tcPr>
+          <w:p>
+            <w:pPr>
+              <w:jc w:val="left"/>
+            </w:pPr>
+            <w:r>
+              <w:rPr>
+                <w:rFonts w:ascii="Times New Roman" w:cs="Times New Roman" w:eastAsia="Times New Roman" w:hAnsi="Times New Roman"/>
+                <w:b w:val="false"/>
+                <w:bCs w:val="false"/>
+                <w:color w:val="000000"/>
+                <w:sz w:val="20"/>
+                <w:szCs w:val="20"/>
+              </w:rPr>
+              <w:t xml:space="preserve">6</w:t>
+            </w:r>
+          </w:p>
+        </w:tc>
+        <w:tc>
+          <w:tcPr>
+            <w:shd w:fill="F2F2F2" w:val="clear"/>
+            <w:tcMar>
+              <w:top w:type="dxa" w:w="80"/>
+              <w:left w:type="dxa" w:w="120"/>
+              <w:bottom w:type="dxa" w:w="80"/>
+              <w:right w:type="dxa" w:w="120"/>
+            </w:tcMar>
+            <w:vAlign w:val="center"/>
+          </w:tcPr>
+          <w:p>
+            <w:pPr>
+              <w:jc w:val="left"/>
+            </w:pPr>
+            <w:r>
+              <w:rPr>
+                <w:rFonts w:ascii="Times New Roman" w:cs="Times New Roman" w:eastAsia="Times New Roman" w:hAnsi="Times New Roman"/>
+                <w:b w:val="false"/>
+                <w:bCs w:val="false"/>
+                <w:color w:val="000000"/>
+                <w:sz w:val="20"/>
+                <w:szCs w:val="20"/>
+              </w:rPr>
+              <w:t xml:space="preserve">El dato subido en la reapertura es el correcto</w:t>
+            </w:r>
+          </w:p>
+        </w:tc>
+        <w:tc>
+          <w:tcPr>
+            <w:shd w:fill="F2F2F2" w:val="clear"/>
+            <w:tcMar>
+              <w:top w:type="dxa" w:w="80"/>
+              <w:left w:type="dxa" w:w="120"/>
+              <w:bottom w:type="dxa" w:w="80"/>
+              <w:right w:type="dxa" w:w="120"/>
+            </w:tcMar>
+            <w:vAlign w:val="center"/>
+          </w:tcPr>
+          <w:p>
+            <w:pPr>
+              <w:jc w:val="left"/>
+            </w:pPr>
+            <w:r>
+              <w:rPr>
+                <w:rFonts w:ascii="Times New Roman" w:cs="Times New Roman" w:eastAsia="Times New Roman" w:hAnsi="Times New Roman"/>
+                <w:b w:val="false"/>
+                <w:bCs w:val="false"/>
+                <w:color w:val="000000"/>
+                <w:sz w:val="20"/>
+                <w:szCs w:val="20"/>
+              </w:rPr>
+              <w:t xml:space="preserve">Aprobada</w:t>
+            </w:r>
+          </w:p>
+        </w:tc>
+      </w:tr>
+    </w:tbl>
+    <w:p>
+      <w:pPr>
+        <w:spacing w:after="0" w:line="480" w:lineRule="auto"/>
+        <w:jc w:val="both"/>
+      </w:pPr>
+      <w:r>
+        <w:rPr>
+          <w:rFonts w:ascii="Times New Roman" w:cs="Times New Roman" w:eastAsia="Times New Roman" w:hAnsi="Times New Roman"/>
+          <w:b w:val="false"/>
+          <w:bCs w:val="false"/>
+          <w:i w:val="false"/>
+          <w:iCs w:val="false"/>
+          <w:sz w:val="24"/>
+          <w:szCs w:val="24"/>
+        </w:rPr>
+        <w:t xml:space="preserve">El código completo del arnés se conserva versionado en el repositorio (tests/test_offline_sync.js) y puede ejecutarse en cualquier momento con npm test, incluyéndose como parte de la validación recomendada antes de modificar la lógica de persistencia de la aplicación.</w:t>
       </w:r>
     </w:p>
     <w:p>

--- a/documentacion/01_Informe_Tecnico_ASIS_CAM_APA7.docx
+++ b/documentacion/01_Informe_Tecnico_ASIS_CAM_APA7.docx
@@ -249,7 +249,7 @@
           <w:sz w:val="24"/>
           <w:szCs w:val="24"/>
         </w:rPr>
-        <w:t xml:space="preserve">El presente informe documenta el proceso de diseño, desarrollo e implementación de ASIS_CAM, una aplicación web para el control de asistencia del personal docente de una institución educativa mediante reconocimiento facial. El sistema permite a un administrador registrar docentes, definir su horario laboral, convocarlos a eventos institucionales especiales y supervisar su asistencia, mientras que cada docente utiliza su propio rostro como credencial para marcar entrada, salida y retiro anticipado desde cualquier dispositivo con cámara y navegador. La plataforma se construyó como un sitio estático (HTML, CSS y JavaScript sin transpilación ni empaquetado) que persiste su información en Supabase (PostgreSQL con API REST autogenerada) y se publica de forma continua en Netlify a partir del repositorio de GitHub. Se describen las decisiones de arquitectura tomadas, el modelo de datos, el flujo de identificación biométrica basado en face-api.js, el mecanismo de detección automática de tardanzas y faltas, un caso real de corrección de datos —la aparición de eventos especiales duplicados por doble clic y su solución mediante una restricción de unicidad a nivel de base de datos combinada con validación en el cliente— y el mecanismo de sincronización diferida automática (offline-first) que permite seguir operando sin conexión a internet y subir los cambios pendientes en cuanto la señal se restablece. El informe cierra con los resultados de las pruebas realizadas, las limitaciones de seguridad detectadas y las líneas de trabajo futuro recomendadas.</w:t>
+        <w:t xml:space="preserve">El presente informe documenta el proceso de diseño, desarrollo e implementación de ASIS_CAM, una aplicación web para el control de asistencia del personal docente de una institución educativa mediante reconocimiento facial. El sistema permite a un administrador registrar docentes, definir su horario laboral, convocarlos a eventos institucionales especiales y supervisar su asistencia, mientras que cada docente utiliza su propio rostro como credencial para marcar entrada, salida y retiro anticipado desde cualquier dispositivo con cámara y navegador, dentro de una geocerca obligatoria que exige estar físicamente cerca del establecimiento. La plataforma se construyó como un sitio estático de un único archivo autocontenido (HTML, CSS y JavaScript embebidos en index.html, sin transpilación ni empaquetado) que persiste su información en Supabase (PostgreSQL con API REST autogenerada) y se publica de forma continua en Netlify a partir del repositorio de GitHub. Se describen las decisiones de arquitectura tomadas, el modelo de datos, el flujo de identificación biométrica basado en face-api.js, el mecanismo de detección automática de tardanzas y faltas, un caso real de corrección de datos —la aparición de eventos especiales duplicados por doble clic y su solución mediante una restricción de unicidad a nivel de base de datos combinada con validación en el cliente—, el mecanismo de sincronización diferida automática (offline-first) que permite seguir operando sin conexión a internet y subir los cambios pendientes en cuanto la señal se restablece, y la incorporación de un service worker que autohospeda los modelos de reconocimiento facial para que el fichaje siga funcionando en modo avión. El informe cierra con los resultados de las pruebas realizadas, un hallazgo relevante sobre la organización del código fuente detectado durante esta misma documentación, las limitaciones de seguridad detectadas y las líneas de trabajo futuro recomendadas.</w:t>
       </w:r>
     </w:p>
     <w:p>
@@ -284,7 +284,7 @@
           <w:sz w:val="24"/>
           <w:szCs w:val="24"/>
         </w:rPr>
-        <w:t xml:space="preserve">Control de asistencia, reconocimiento facial, Supabase, PostgreSQL, JavaScript, Netlify, integridad de datos, sincronización offline-first, sistemas de información educativa.</w:t>
+        <w:t xml:space="preserve">Control de asistencia, reconocimiento facial, geocerca, Supabase, PostgreSQL, JavaScript, Netlify, service worker, integridad de datos, sincronización offline-first, sistemas de información educativa.</w:t>
       </w:r>
     </w:p>
     <w:p>
@@ -320,7 +320,7 @@
           <w:sz w:val="24"/>
           <w:szCs w:val="24"/>
         </w:rPr>
-        <w:t xml:space="preserve">This report documents the design, development, and implementation of ASIS_CAM, a web application for controlling teaching staff attendance at an educational institution through facial recognition. The system allows an administrator to register teachers, define their work schedules, summon them to special institutional events, and monitor their attendance, while each teacher uses their own face as credential to record clock-in, clock-out, and early departure from any device with a camera and a browser. The platform was built as a static site (HTML, CSS, and JavaScript with no transpilation or bundling step) that persists its data in Supabase (PostgreSQL with an auto-generated REST API) and is continuously deployed to Netlify from a GitHub repository. The report describes the architectural decisions made, the data model, the biometric identification flow based on face-api.js, the automatic detection of tardiness and absences, a real data-correction case —duplicate special events caused by double-clicking, solved through a database-level uniqueness constraint combined with client-side validation— and the automatic deferred synchronization mechanism (offline-first) that keeps the application usable without internet access and uploads pending changes as soon as connectivity is restored. The report closes with the results of the tests performed, the security limitations found, and recommended lines of future work.</w:t>
+        <w:t xml:space="preserve">This report documents the design, development, and implementation of ASIS_CAM, a web application for controlling teaching staff attendance at an educational institution through facial recognition. The system allows an administrator to register teachers, define their work schedules, summon them to special institutional events, and monitor their attendance, while each teacher uses their own face as credential to record clock-in, clock-out, and early departure from any device with a camera and a browser, within a mandatory geofence that requires being physically near the school. The platform was built as a single self-contained static file (HTML, CSS, and JavaScript embedded in index.html, with no transpilation or bundling step) that persists its data in Supabase (PostgreSQL with an auto-generated REST API) and is continuously deployed to Netlify from a GitHub repository. The report describes the architectural decisions made, the data model, the biometric identification flow based on face-api.js, the automatic detection of tardiness and absences, a real data-correction case —duplicate special events caused by double-clicking, solved through a database-level uniqueness constraint combined with client-side validation—, the automatic deferred synchronization mechanism (offline-first) that keeps the application usable without internet access and uploads pending changes as soon as connectivity is restored, and the addition of a service worker that self-hosts the facial-recognition models so that clock-in keeps working in airplane mode. The report closes with the results of the tests performed, a relevant finding about the source code's organization uncovered while producing this very documentation, the security limitations found, and recommended lines of future work.</w:t>
       </w:r>
     </w:p>
     <w:p>
@@ -355,7 +355,7 @@
           <w:sz w:val="24"/>
           <w:szCs w:val="24"/>
         </w:rPr>
-        <w:t xml:space="preserve">Attendance control, facial recognition, Supabase, PostgreSQL, JavaScript, Netlify, data integrity, offline-first synchronization, educational information systems.</w:t>
+        <w:t xml:space="preserve">Attendance control, facial recognition, geofencing, Supabase, PostgreSQL, JavaScript, Netlify, service worker, data integrity, offline-first synchronization, educational information systems.</w:t>
       </w:r>
     </w:p>
     <w:p>
@@ -751,21 +751,35 @@
                 <w:sz w:val="19"/>
                 <w:szCs w:val="19"/>
               </w:rPr>
-              <w:t xml:space="preserve">├── index.html          # Marcado, estilos embebidos y modales de la SPA</w:t>
-            </w:r>
-          </w:p>
-          <w:p>
-            <w:pPr>
-              <w:spacing w:after="0" w:line="260" w:lineRule="auto"/>
-            </w:pPr>
-            <w:r>
-              <w:rPr>
-                <w:rFonts w:ascii="Consolas" w:cs="Consolas" w:eastAsia="Consolas" w:hAnsi="Consolas"/>
-                <w:color w:val="D4D4D4"/>
-                <w:sz w:val="19"/>
-                <w:szCs w:val="19"/>
-              </w:rPr>
-              <w:t xml:space="preserve">├── script.js           # Toda la lógica de la aplicación (~2300 líneas)</w:t>
+              <w:t xml:space="preserve">├── index.html          # Marcado + TODA la lógica de la app en un</w:t>
+            </w:r>
+          </w:p>
+          <w:p>
+            <w:pPr>
+              <w:spacing w:after="0" w:line="260" w:lineRule="auto"/>
+            </w:pPr>
+            <w:r>
+              <w:rPr>
+                <w:rFonts w:ascii="Consolas" w:cs="Consolas" w:eastAsia="Consolas" w:hAnsi="Consolas"/>
+                <w:color w:val="D4D4D4"/>
+                <w:sz w:val="19"/>
+                <w:szCs w:val="19"/>
+              </w:rPr>
+              <w:t xml:space="preserve">│                       #   único &lt;script&gt; inline (~3400 líneas) +</w:t>
+            </w:r>
+          </w:p>
+          <w:p>
+            <w:pPr>
+              <w:spacing w:after="0" w:line="260" w:lineRule="auto"/>
+            </w:pPr>
+            <w:r>
+              <w:rPr>
+                <w:rFonts w:ascii="Consolas" w:cs="Consolas" w:eastAsia="Consolas" w:hAnsi="Consolas"/>
+                <w:color w:val="D4D4D4"/>
+                <w:sz w:val="19"/>
+                <w:szCs w:val="19"/>
+              </w:rPr>
+              <w:t xml:space="preserve">│                       #   estilos y modales embebidos</w:t>
             </w:r>
           </w:p>
           <w:p>
@@ -780,6 +794,62 @@
                 <w:szCs w:val="19"/>
               </w:rPr>
               <w:t xml:space="preserve">├── style.css           # Hoja de estilos (tema institucional)</w:t>
+            </w:r>
+          </w:p>
+          <w:p>
+            <w:pPr>
+              <w:spacing w:after="0" w:line="260" w:lineRule="auto"/>
+            </w:pPr>
+            <w:r>
+              <w:rPr>
+                <w:rFonts w:ascii="Consolas" w:cs="Consolas" w:eastAsia="Consolas" w:hAnsi="Consolas"/>
+                <w:color w:val="D4D4D4"/>
+                <w:sz w:val="19"/>
+                <w:szCs w:val="19"/>
+              </w:rPr>
+              <w:t xml:space="preserve">├── models/             # 7 archivos de pesos de face-api.js</w:t>
+            </w:r>
+          </w:p>
+          <w:p>
+            <w:pPr>
+              <w:spacing w:after="0" w:line="260" w:lineRule="auto"/>
+            </w:pPr>
+            <w:r>
+              <w:rPr>
+                <w:rFonts w:ascii="Consolas" w:cs="Consolas" w:eastAsia="Consolas" w:hAnsi="Consolas"/>
+                <w:color w:val="D4D4D4"/>
+                <w:sz w:val="19"/>
+                <w:szCs w:val="19"/>
+              </w:rPr>
+              <w:t xml:space="preserve">│                       #   autohospedados (ver Desarrollo, punto 12)</w:t>
+            </w:r>
+          </w:p>
+          <w:p>
+            <w:pPr>
+              <w:spacing w:after="0" w:line="260" w:lineRule="auto"/>
+            </w:pPr>
+            <w:r>
+              <w:rPr>
+                <w:rFonts w:ascii="Consolas" w:cs="Consolas" w:eastAsia="Consolas" w:hAnsi="Consolas"/>
+                <w:color w:val="D4D4D4"/>
+                <w:sz w:val="19"/>
+                <w:szCs w:val="19"/>
+              </w:rPr>
+              <w:t xml:space="preserve">├── sw.js               # Service worker: caché offline-first del</w:t>
+            </w:r>
+          </w:p>
+          <w:p>
+            <w:pPr>
+              <w:spacing w:after="0" w:line="260" w:lineRule="auto"/>
+            </w:pPr>
+            <w:r>
+              <w:rPr>
+                <w:rFonts w:ascii="Consolas" w:cs="Consolas" w:eastAsia="Consolas" w:hAnsi="Consolas"/>
+                <w:color w:val="D4D4D4"/>
+                <w:sz w:val="19"/>
+                <w:szCs w:val="19"/>
+              </w:rPr>
+              <w:t xml:space="preserve">│                       #   app shell, librerías y modelos</w:t>
             </w:r>
           </w:p>
           <w:p>
@@ -927,7 +997,7 @@
           <w:sz w:val="24"/>
           <w:szCs w:val="24"/>
         </w:rPr>
-        <w:t xml:space="preserve">La ausencia de un paso de build (no hay Webpack, Vite ni similar) es una decisión deliberada: al tratarse de una única página con navegación por paneles (mostrar/ocultar secciones del DOM), el costo de incorporar un framework de componentes no se justificaba frente a la simplicidad de mantener HTML, CSS y JavaScript planos, lo cual además simplifica el despliegue (no hay artefactos de build que puedan quedar desactualizados respecto del código fuente).</w:t>
+        <w:t xml:space="preserve">La ausencia de un paso de build (no hay Webpack, Vite ni similar) es una decisión deliberada: al tratarse de una única página con navegación por paneles (mostrar/ocultar secciones del DOM), el costo de incorporar un framework de componentes no se justificaba frente a la simplicidad de mantener HTML, CSS y JavaScript planos, lo cual además simplifica el despliegue (no hay artefactos de build que puedan quedar desactualizados respecto del código fuente). No existe, pese a lo que podría suponerse, un archivo script.js separado que index.html cargue: toda la lógica vive dentro de un único &lt;script&gt; inline en el propio index.html, punto que se retoma como hallazgo relevante en la sección de Resultados y Pruebas.</w:t>
       </w:r>
     </w:p>
     <w:p>
@@ -980,7 +1050,7 @@
           <w:sz w:val="24"/>
           <w:szCs w:val="24"/>
         </w:rPr>
-        <w:t xml:space="preserve">El proyecto se inicializó como un sitio estático puro: un único documento index.html que actúa como cascarón de la aplicación (contiene todos los paneles y modales, mostrados u ocultados mediante JavaScript), una hoja style.css con el tema visual institucional y un único archivo script.js que concentra toda la lógica de negocio del lado del cliente. Las dependencias externas (Bootstrap 5.3.0 para la maquetación y los modales, Bootstrap Icons 1.10.0, Chart.js 4.4.4 para los gráficos estadísticos, jsPDF 2.5.1 para exportar reportes, face-api.js 0.22.2 para el reconocimiento facial y el cliente @supabase/supabase-js 2) se incorporan directamente desde la red de distribución de contenido (CDN) jsDelivr mediante etiquetas &lt;script&gt; y &lt;link&gt;, sin gestor de paquetes ni paso de instalación para el navegador.</w:t>
+        <w:t xml:space="preserve">El proyecto se inicializó como un sitio estático puro: un único documento index.html que actúa como cascarón de la aplicación (contiene todos los paneles y modales, mostrados u ocultados mediante JavaScript) y una hoja style.css con el tema visual institucional. Toda la lógica de negocio del lado del cliente —persistencia, reconocimiento facial, geocerca, eventos, alertas— se escribió dentro de un único &lt;script&gt; inline al final de ese mismo index.html, en lugar de en un archivo .js aparte. Las dependencias externas (Bootstrap 5.3.0 para la maquetación y los modales, Bootstrap Icons 1.10.0, Chart.js 4.4.4 para los gráficos estadísticos, jsPDF 2.5.1 para exportar reportes, face-api.js 0.22.2 para el reconocimiento facial y el cliente @supabase/supabase-js 2) se incorporan directamente desde la red de distribución de contenido (CDN) jsDelivr mediante etiquetas &lt;script&gt; y &lt;link&gt;, sin gestor de paquetes ni paso de instalación para el navegador.</w:t>
       </w:r>
     </w:p>
     <w:p>
@@ -1058,7 +1128,7 @@
           <w:sz w:val="22"/>
           <w:szCs w:val="22"/>
         </w:rPr>
-        <w:t xml:space="preserve">Un almacén clave-valor genérico, la tabla app_data, que guarda como documentos JSON (jsonb) las colecciones que originalmente vivían en localStorage: teachers (docentes), attendance (fichajes de entrada/salida/retiro), alerts (alertas locales de tardanza, falta y salida anticipada), licencias (permisos autorizados) y criteria (criterios de evaluación de asistencia).</w:t>
+        <w:t xml:space="preserve">Un almacén clave-valor genérico, la tabla app_data, que guarda como documentos JSON (jsonb) las colecciones que originalmente vivían en localStorage: teachers (docentes), attendance (fichajes de entrada/salida/retiro), alerts (alertas locales de tardanza, falta y salida anticipada), licencias (permisos autorizados), criteria (criterios de evaluación de asistencia), geofence (configuración de la geocerca obligatoria: coordenadas, radio y nombre del establecimiento), modoPrueba (activa/desactiva la exigencia de geocerca para pruebas), kioskPrincipal (la PC exenta de geocerca autorizada como kiosco de fichaje) y kioskCodes (códigos de habilitación de kiosco).</w:t>
       </w:r>
     </w:p>
     <w:p>
@@ -1496,7 +1566,7 @@
           <w:sz w:val="24"/>
           <w:szCs w:val="24"/>
         </w:rPr>
-        <w:t xml:space="preserve">A diferencia de lo que suele recomendarse como mejor práctica, ASIS_CAM no utiliza Supabase Auth. El inicio de sesión del administrador compara el usuario y la contraseña ingresados contra credenciales fijas definidas en el objeto CONFIG del propio script.js, y el inicio de sesión de cada docente compara su DNI y contraseña contra el registro correspondiente dentro de la colección teachers de app_data (con una contraseña por defecto asignada al crear al docente, que este puede cambiar desde su panel). El rol resultante (admin o teacher) se guarda únicamente en la variable de JavaScript currentUser durante la sesión del navegador, y es esa variable —no una política de base de datos— la que decide qué paneles y botones se muestran.</w:t>
+        <w:t xml:space="preserve">A diferencia de lo que suele recomendarse como mejor práctica, ASIS_CAM no utiliza Supabase Auth. El inicio de sesión del administrador compara el usuario y la contraseña ingresados contra credenciales fijas definidas en el objeto CONFIG del &lt;script&gt; inline de index.html, y el inicio de sesión de cada docente compara su DNI y contraseña contra el registro correspondiente dentro de la colección teachers de app_data (con una contraseña por defecto asignada al crear al docente, que este puede cambiar desde su panel). El rol resultante (admin o teacher) se guarda únicamente en la variable de JavaScript currentUser durante la sesión del navegador, y es esa variable —no una política de base de datos— la que decide qué paneles y botones se muestran.</w:t>
       </w:r>
     </w:p>
     <w:p>
@@ -1659,7 +1729,7 @@
           <w:sz w:val="26"/>
           <w:szCs w:val="26"/>
         </w:rPr>
-        <w:t xml:space="preserve">7. Módulo de licencias y permisos</w:t>
+        <w:t xml:space="preserve">7. Geocerca obligatoria y kioscos autorizados</w:t>
       </w:r>
     </w:p>
     <w:p>
@@ -1678,7 +1748,26 @@
           <w:sz w:val="24"/>
           <w:szCs w:val="24"/>
         </w:rPr>
-        <w:t xml:space="preserve">El administrador puede registrar licencias (ausencias autorizadas) para un docente, indicando el período que cubren. Cualquier fecha comprendida dentro de una licencia vigente queda excluida de la detección automática de faltas descrita en el punto anterior, evitando que una ausencia justificada (por ejemplo, una licencia médica) se compute como una falta injustificada.</w:t>
+        <w:t xml:space="preserve">Para que el fichaje no pueda hacerse desde cualquier lugar con solo tener el rostro registrado, el sistema exige además que el dispositivo esté dentro de un radio configurable (entre 50 y 500 metros, mediante la API de Geolocalización del navegador, navigator.geolocation.getCurrentPosition) alrededor de un punto activo —normalmente, las coordenadas del establecimiento—. Esa configuración (coordenadas, radio y nombre del lugar) se guarda en app_data bajo la clave geofence, con el mismo patrón getGeofenceConfig()/saveGeofenceConfig() usado para el resto de las colecciones; si todavía no existe (por ejemplo, la primera vez que la aplicación corre contra un proyecto de Supabase nuevo), ensureGeofenceConfig() la crea automáticamente con un valor institucional por defecto.</w:t>
+      </w:r>
+    </w:p>
+    <w:p>
+      <w:pPr>
+        <w:spacing w:after="0" w:line="480" w:lineRule="auto"/>
+        <w:ind w:firstLine="720"/>
+        <w:jc w:val="both"/>
+      </w:pPr>
+      <w:r>
+        <w:rPr>
+          <w:rFonts w:ascii="Times New Roman" w:cs="Times New Roman" w:eastAsia="Times New Roman" w:hAnsi="Times New Roman"/>
+          <w:b w:val="false"/>
+          <w:bCs w:val="false"/>
+          <w:i w:val="false"/>
+          <w:iCs w:val="false"/>
+          <w:sz w:val="24"/>
+          <w:szCs w:val="24"/>
+        </w:rPr>
+        <w:t xml:space="preserve">La verificación de la geocerca ocurre en dos momentos del mismo flujo de fichaje: al iniciar la identificación facial (antes de gastar tiempo activando la cámara y el reconocimiento si la persona ya está fuera de rango) y de nuevo justo antes de confirmar el registro de Ingreso o Salida, por si la posición cambió entre medio o alguien intentara forzar el guardado sin pasar por la primera verificación. Quedan exentos de esta restricción: el fichaje manual que carga el propio administrador, una PC designada como kiosco autorizado (kioskPrincipal, más sus kioskCodes de habilitación), el usuario administrador, y un "Modo Prueba" (modoPrueba) pensado para demostraciones y desarrollo, todos persistidos también en app_data con el mismo mecanismo de sincronización diferida descrito en el punto 11.</w:t>
       </w:r>
     </w:p>
     <w:p>
@@ -1695,7 +1784,7 @@
           <w:sz w:val="26"/>
           <w:szCs w:val="26"/>
         </w:rPr>
-        <w:t xml:space="preserve">8. Módulo de Eventos Especiales: el problema de los duplicados y su solución</w:t>
+        <w:t xml:space="preserve">8. Módulo de licencias y permisos</w:t>
       </w:r>
     </w:p>
     <w:p>
@@ -1714,7 +1803,43 @@
           <w:sz w:val="24"/>
           <w:szCs w:val="24"/>
         </w:rPr>
-        <w:t xml:space="preserve">El módulo de Eventos Especiales permite al administrador crear convocatorias (por ejemplo, un acto institucional) e invitar a un subconjunto de docentes mediante un buscador con autocompletado. Al guardar el evento, la función saveEvento() del frontend primero refleja en la tabla docente a cada docente convocado (upsertTeacherAsDocente(), usando su mismo id numérico) y luego inserta las filas correspondientes en evento_especial y evento_docente.</w:t>
+        <w:t xml:space="preserve">El administrador puede registrar licencias (ausencias autorizadas) para un docente, indicando el período que cubren. Cualquier fecha comprendida dentro de una licencia vigente queda excluida de la detección automática de faltas descrita en el punto anterior, evitando que una ausencia justificada (por ejemplo, una licencia médica) se compute como una falta injustificada.</w:t>
+      </w:r>
+    </w:p>
+    <w:p>
+      <w:pPr>
+        <w:pStyle w:val="Heading2"/>
+        <w:spacing w:after="120" w:before="200"/>
+      </w:pPr>
+      <w:r>
+        <w:rPr>
+          <w:rFonts w:ascii="Times New Roman" w:cs="Times New Roman" w:eastAsia="Times New Roman" w:hAnsi="Times New Roman"/>
+          <w:b/>
+          <w:bCs/>
+          <w:color w:val="1B3A5C"/>
+          <w:sz w:val="26"/>
+          <w:szCs w:val="26"/>
+        </w:rPr>
+        <w:t xml:space="preserve">9. Módulo de Eventos Especiales: el problema de los duplicados y su solución</w:t>
+      </w:r>
+    </w:p>
+    <w:p>
+      <w:pPr>
+        <w:spacing w:after="0" w:line="480" w:lineRule="auto"/>
+        <w:ind w:firstLine="720"/>
+        <w:jc w:val="both"/>
+      </w:pPr>
+      <w:r>
+        <w:rPr>
+          <w:rFonts w:ascii="Times New Roman" w:cs="Times New Roman" w:eastAsia="Times New Roman" w:hAnsi="Times New Roman"/>
+          <w:b w:val="false"/>
+          <w:bCs w:val="false"/>
+          <w:i w:val="false"/>
+          <w:iCs w:val="false"/>
+          <w:sz w:val="24"/>
+          <w:szCs w:val="24"/>
+        </w:rPr>
+        <w:t xml:space="preserve">El módulo de Eventos Especiales permite al administrador crear convocatorias (por ejemplo, un acto institucional) e invitar a un subconjunto de docentes mediante un buscador con autocompletado. Al guardar el evento, la función saveEvento() del frontend primero refleja en la tabla docente a cada docente convocado (syncTeacherToDocenteTable(), usando su mismo id numérico) y luego inserta las filas correspondientes en evento_especial y evento_docente.</w:t>
       </w:r>
     </w:p>
     <w:p>
@@ -1838,7 +1963,7 @@
           <w:sz w:val="26"/>
           <w:szCs w:val="26"/>
         </w:rPr>
-        <w:t xml:space="preserve">9. Módulo de alertas, histórico y estadísticas</w:t>
+        <w:t xml:space="preserve">10. Módulo de alertas, histórico y estadísticas</w:t>
       </w:r>
     </w:p>
     <w:p>
@@ -1874,7 +1999,7 @@
           <w:sz w:val="26"/>
           <w:szCs w:val="26"/>
         </w:rPr>
-        <w:t xml:space="preserve">10. Persistencia híbrida y sincronización diferida automática (offline-first)</w:t>
+        <w:t xml:space="preserve">11. Persistencia híbrida y sincronización diferida automática (offline-first)</w:t>
       </w:r>
     </w:p>
     <w:p>
@@ -2061,7 +2186,81 @@
           <w:sz w:val="26"/>
           <w:szCs w:val="26"/>
         </w:rPr>
-        <w:t xml:space="preserve">11. Despliegue en Netlify con integración continua desde GitHub</w:t>
+        <w:t xml:space="preserve">12. Reconocimiento facial sin conexión: modelos locales y service worker</w:t>
+      </w:r>
+    </w:p>
+    <w:p>
+      <w:pPr>
+        <w:spacing w:after="0" w:line="480" w:lineRule="auto"/>
+        <w:ind w:firstLine="720"/>
+        <w:jc w:val="both"/>
+      </w:pPr>
+      <w:r>
+        <w:rPr>
+          <w:rFonts w:ascii="Times New Roman" w:cs="Times New Roman" w:eastAsia="Times New Roman" w:hAnsi="Times New Roman"/>
+          <w:b w:val="false"/>
+          <w:bCs w:val="false"/>
+          <w:i w:val="false"/>
+          <w:iCs w:val="false"/>
+          <w:sz w:val="24"/>
+          <w:szCs w:val="24"/>
+        </w:rPr>
+        <w:t xml:space="preserve">CONFIG.FACE_MODELS_URL apuntaba originalmente a la carpeta de pesos de face-api.js publicada en el CDN de jsDelivr, sobre la rama @master del repositorio del proyecto (no una versión fijada). Esto tenía dos problemas: primero, el fichaje por rostro —la función más crítica del sistema— quedaba indisponible sin conexión, incluso si los datos de asistencia sí podían seguir guardándose localmente gracias a la sincronización diferida del punto anterior, porque face-api.js necesita descargar esos archivos de pesos para calcular el descriptor facial; segundo, al apuntar a una rama y no a una versión fija, el contenido servido podía cambiar sin aviso.</w:t>
+      </w:r>
+    </w:p>
+    <w:p>
+      <w:pPr>
+        <w:spacing w:after="0" w:line="480" w:lineRule="auto"/>
+        <w:ind w:firstLine="720"/>
+        <w:jc w:val="both"/>
+      </w:pPr>
+      <w:r>
+        <w:rPr>
+          <w:rFonts w:ascii="Times New Roman" w:cs="Times New Roman" w:eastAsia="Times New Roman" w:hAnsi="Times New Roman"/>
+          <w:b w:val="false"/>
+          <w:bCs w:val="false"/>
+          <w:i w:val="false"/>
+          <w:iCs w:val="false"/>
+          <w:sz w:val="24"/>
+          <w:szCs w:val="24"/>
+        </w:rPr>
+        <w:t xml:space="preserve">Para resolverlo, se descargaron los 7 archivos que exigen los tres modelos usados (tiny_face_detector, face_landmark_68 y face_recognition: un manifiesto JSON y uno o dos archivos de pesos binarios —shards— cada uno) y se incorporaron al propio repositorio bajo /models, actualizando FACE_MODELS_URL a esa ruta local relativa. De esa forma, el reconocimiento facial deja de depender de un tercero externo en tiempo de ejecución.</w:t>
+      </w:r>
+    </w:p>
+    <w:p>
+      <w:pPr>
+        <w:spacing w:after="0" w:line="480" w:lineRule="auto"/>
+        <w:ind w:firstLine="720"/>
+        <w:jc w:val="both"/>
+      </w:pPr>
+      <w:r>
+        <w:rPr>
+          <w:rFonts w:ascii="Times New Roman" w:cs="Times New Roman" w:eastAsia="Times New Roman" w:hAnsi="Times New Roman"/>
+          <w:b w:val="false"/>
+          <w:bCs w:val="false"/>
+          <w:i w:val="false"/>
+          <w:iCs w:val="false"/>
+          <w:sz w:val="24"/>
+          <w:szCs w:val="24"/>
+        </w:rPr>
+        <w:t xml:space="preserve">Sobre esa base se agregó un service worker (sw.js), registrado desde index.html al cargar la página. En su instalación, precachea: el app shell (index.html y style.css), las seis librerías de terceros necesarias en tiempo de ejecución (Bootstrap, el propio face-api.js, Chart.js, jsPDF y supabase-js, todas con versión fijada en la URL) y los 7 archivos de /models. Usa dos estrategias de caché distintas según el tipo de recurso: cache-first para los modelos y las librerías —al tener versión pinneada en la URL son efectivamente inmutables, así que una vez cacheados no se vuelven a pedir ni siquiera con conexión disponible— y network-first con reserva en caché para el app shell, de modo que una visita con conexión siempre reciba la última versión publicada, mientras que una visita sin conexión sigue arrancando desde la última copia que se cacheó con éxito. El service worker no intercepta ni cachea las llamadas a la API de Supabase: esas siguen el camino descrito en el punto anterior (persistencia local + cola de sincronización diferida).</w:t>
+      </w:r>
+    </w:p>
+    <w:p>
+      <w:pPr>
+        <w:pStyle w:val="Heading2"/>
+        <w:spacing w:after="120" w:before="200"/>
+      </w:pPr>
+      <w:r>
+        <w:rPr>
+          <w:rFonts w:ascii="Times New Roman" w:cs="Times New Roman" w:eastAsia="Times New Roman" w:hAnsi="Times New Roman"/>
+          <w:b/>
+          <w:bCs/>
+          <w:color w:val="1B3A5C"/>
+          <w:sz w:val="26"/>
+          <w:szCs w:val="26"/>
+        </w:rPr>
+        <w:t xml:space="preserve">13. Despliegue en Netlify con integración continua desde GitHub</w:t>
       </w:r>
     </w:p>
     <w:p>
@@ -2263,6 +2462,43 @@
           <w:sz w:val="24"/>
           <w:szCs w:val="24"/>
         </w:rPr>
+        <w:t xml:space="preserve">¿Por qué autohospedar los modelos de reconocimiento facial y agregar un service worker en vez de confiar en el CDN?</w:t>
+      </w:r>
+    </w:p>
+    <w:p>
+      <w:pPr>
+        <w:spacing w:after="0" w:line="480" w:lineRule="auto"/>
+        <w:ind w:firstLine="720"/>
+        <w:jc w:val="both"/>
+      </w:pPr>
+      <w:r>
+        <w:rPr>
+          <w:rFonts w:ascii="Times New Roman" w:cs="Times New Roman" w:eastAsia="Times New Roman" w:hAnsi="Times New Roman"/>
+          <w:b w:val="false"/>
+          <w:bCs w:val="false"/>
+          <w:i w:val="false"/>
+          <w:iCs w:val="false"/>
+          <w:sz w:val="24"/>
+          <w:szCs w:val="24"/>
+        </w:rPr>
+        <w:t xml:space="preserve">El fichaje por rostro es la función crítica del sistema: si no puede calcularse el descriptor facial, ningún docente puede marcar su asistencia, sin importar que la sincronización diferida ya permita seguir guardando datos sin conexión. Depender de un CDN externo para los archivos de pesos del modelo introducía un punto único de falla ajeno al proyecto (el CDN puede estar caído, bloqueado por la red de la institución, o simplemente inalcanzable en una zona con mala señal) justo en el paso que nunca puede fallar. Autohospedar esos 7 archivos y precachearlos con un service worker traslada esa garantía al propio control del proyecto: una vez que el service worker se instaló con una visita online, el reconocimiento facial deja de depender de que haya internet, incluso si esa visita ocurrió días antes.</w:t>
+      </w:r>
+    </w:p>
+    <w:p>
+      <w:pPr>
+        <w:pStyle w:val="Heading3"/>
+        <w:spacing w:after="100" w:before="160"/>
+      </w:pPr>
+      <w:r>
+        <w:rPr>
+          <w:rFonts w:ascii="Times New Roman" w:cs="Times New Roman" w:eastAsia="Times New Roman" w:hAnsi="Times New Roman"/>
+          <w:b/>
+          <w:bCs/>
+          <w:i/>
+          <w:iCs/>
+          <w:sz w:val="24"/>
+          <w:szCs w:val="24"/>
+        </w:rPr>
         <w:t xml:space="preserve">¿Por qué Netlify como plataforma de despliegue?</w:t>
       </w:r>
     </w:p>
@@ -2424,7 +2660,7 @@
           <w:sz w:val="26"/>
           <w:szCs w:val="26"/>
         </w:rPr>
-        <w:t xml:space="preserve">Pruebas automatizadas de la sincronización diferida (tests/test_offline_sync.js)</w:t>
+        <w:t xml:space="preserve">Hallazgo: script.js era un archivo huérfano, sin uso en producción</w:t>
       </w:r>
     </w:p>
     <w:p>
@@ -2443,7 +2679,62 @@
           <w:sz w:val="24"/>
           <w:szCs w:val="24"/>
         </w:rPr>
-        <w:t xml:space="preserve">Para verificar el mecanismo de sincronización diferida descrito en el punto 10 del Desarrollo sin depender de un navegador real ni del hardware de cámara necesario para el reconocimiento facial, se construyó un arnés de pruebas automatizado (tests/test_offline_sync.js) que ejecuta el archivo script.js real del proyecto —sin modificarlo ni reescribirlo— dentro de un contexto aislado de Node.js (módulo vm). Ese contexto provee implementaciones simuladas de localStorage, de window/document y de un cliente de Supabase falso cuyo comportamiento se puede alternar entre "conectado" y "desconectado" a voluntad, registrando además cada intento de escritura para poder inspeccionarlo. De esta forma, el arnés ejercita el código de producción tal cual corre en el navegador, reemplazando únicamente el entorno externo (red, almacenamiento, DOM) por versiones controlables desde la prueba.</w:t>
+        <w:t xml:space="preserve">Al construir el arnés de pruebas automatizado para la sincronización diferida (descrita más abajo) y, después, al implementar el service worker del punto 12, se detectó que index.html no contiene ningún &lt;script src="script.js"&gt;: ese archivo, presente en el repositorio, nunca fue cargado por el navegador. Toda la lógica que efectivamente corre en producción vivía en un &lt;script&gt; inline dentro del propio index.html, que además ya incluía funcionalidad ausente en script.js (la geocerca y los kioscos del punto 7, entre otras). En la práctica, esto significó que la primera versión de la sincronización diferida offline-first, implementada y probada contra script.js, nunca estuvo activa en el sitio publicado: el código era correcto, pero corría en un archivo que el navegador ignoraba por completo.</w:t>
+      </w:r>
+    </w:p>
+    <w:p>
+      <w:pPr>
+        <w:spacing w:after="0" w:line="480" w:lineRule="auto"/>
+        <w:ind w:firstLine="720"/>
+        <w:jc w:val="both"/>
+      </w:pPr>
+      <w:r>
+        <w:rPr>
+          <w:rFonts w:ascii="Times New Roman" w:cs="Times New Roman" w:eastAsia="Times New Roman" w:hAnsi="Times New Roman"/>
+          <w:b w:val="false"/>
+          <w:bCs w:val="false"/>
+          <w:i w:val="false"/>
+          <w:iCs w:val="false"/>
+          <w:sz w:val="24"/>
+          <w:szCs w:val="24"/>
+        </w:rPr>
+        <w:t xml:space="preserve">La corrección consistió en portar esa misma lógica (cola de pendientes, reintento automático y sus tres disparadores) al &lt;script&gt; inline real de index.html, adaptar el arnés de pruebas para que extrajera y ejecutara ese bloque en lugar de script.js, y eliminar script.js del repositorio una vez confirmado que ninguna otra parte del proyecto lo referenciaba. El hallazgo se documenta acá porque ilustra un riesgo concreto de mantener una copia de un archivo fuente sin una única fuente de verdad: es perfectamente posible verificar exhaustivamente un fragmento de código —incluso con pruebas automatizadas en verde— sin que esa verificación diga nada sobre el comportamiento real del sistema en producción, si el archivo probado no es el que efectivamente se ejecuta.</w:t>
+      </w:r>
+    </w:p>
+    <w:p>
+      <w:pPr>
+        <w:pStyle w:val="Heading2"/>
+        <w:spacing w:after="120" w:before="200"/>
+      </w:pPr>
+      <w:r>
+        <w:rPr>
+          <w:rFonts w:ascii="Times New Roman" w:cs="Times New Roman" w:eastAsia="Times New Roman" w:hAnsi="Times New Roman"/>
+          <w:b/>
+          <w:bCs/>
+          <w:color w:val="1B3A5C"/>
+          <w:sz w:val="26"/>
+          <w:szCs w:val="26"/>
+        </w:rPr>
+        <w:t xml:space="preserve">Pruebas automatizadas de la sincronización diferida (tests/test_offline_sync.js)</w:t>
+      </w:r>
+    </w:p>
+    <w:p>
+      <w:pPr>
+        <w:spacing w:after="0" w:line="480" w:lineRule="auto"/>
+        <w:ind w:firstLine="720"/>
+        <w:jc w:val="both"/>
+      </w:pPr>
+      <w:r>
+        <w:rPr>
+          <w:rFonts w:ascii="Times New Roman" w:cs="Times New Roman" w:eastAsia="Times New Roman" w:hAnsi="Times New Roman"/>
+          <w:b w:val="false"/>
+          <w:bCs w:val="false"/>
+          <w:i w:val="false"/>
+          <w:iCs w:val="false"/>
+          <w:sz w:val="24"/>
+          <w:szCs w:val="24"/>
+        </w:rPr>
+        <w:t xml:space="preserve">Para verificar el mecanismo de sincronización diferida descrito en el punto 11 del Desarrollo sin depender de un navegador real ni del hardware de cámara necesario para el reconocimiento facial, se construyó un arnés de pruebas automatizado (tests/test_offline_sync.js) que extrae el &lt;script&gt; inline real de index.html —sin modificarlo ni reescribirlo— y lo ejecuta dentro de un contexto aislado de Node.js (módulo vm). Ese contexto provee implementaciones simuladas de localStorage, de window/document y de un cliente de Supabase falso cuyo comportamiento se puede alternar entre "conectado" y "desconectado" a voluntad, registrando además cada intento de escritura para poder inspeccionarlo. De esta forma, el arnés ejercita el código de producción tal cual corre en el navegador, reemplazando únicamente el entorno externo (red, almacenamiento, DOM) por versiones controlables desde la prueba.</w:t>
       </w:r>
     </w:p>
     <w:p>
@@ -3974,6 +4265,42 @@
           <w:sz w:val="26"/>
           <w:szCs w:val="26"/>
         </w:rPr>
+        <w:t xml:space="preserve">Prueba del service worker y los modelos autohospedados</w:t>
+      </w:r>
+    </w:p>
+    <w:p>
+      <w:pPr>
+        <w:spacing w:after="0" w:line="480" w:lineRule="auto"/>
+        <w:ind w:firstLine="720"/>
+        <w:jc w:val="both"/>
+      </w:pPr>
+      <w:r>
+        <w:rPr>
+          <w:rFonts w:ascii="Times New Roman" w:cs="Times New Roman" w:eastAsia="Times New Roman" w:hAnsi="Times New Roman"/>
+          <w:b w:val="false"/>
+          <w:bCs w:val="false"/>
+          <w:i w:val="false"/>
+          <w:iCs w:val="false"/>
+          <w:sz w:val="24"/>
+          <w:szCs w:val="24"/>
+        </w:rPr>
+        <w:t xml:space="preserve">Antes de publicar el cambio, se sirvió el repositorio con un servidor estático local (equivalente a cómo Netlify sirve archivos ya existentes en el repositorio) y se solicitaron uno por uno index.html, sw.js, style.css y los 7 archivos de /models: todos respondieron con código 200 y el tamaño exacto esperado, mientras que una ruta inexistente bajo /models sirvió como control y devolvió 404, confirmando que el servidor no enmascaraba errores reales. Se verificó además la sintaxis del &lt;script&gt; inline extraído de index.html y la de sw.js con node --check, y se corrió nuevamente el arnés de pruebas de sincronización diferida contra el código ya portado, con el mismo resultado de 16 sobre 16 verificaciones aprobadas.</w:t>
+      </w:r>
+    </w:p>
+    <w:p>
+      <w:pPr>
+        <w:pStyle w:val="Heading2"/>
+        <w:spacing w:after="120" w:before="200"/>
+      </w:pPr>
+      <w:r>
+        <w:rPr>
+          <w:rFonts w:ascii="Times New Roman" w:cs="Times New Roman" w:eastAsia="Times New Roman" w:hAnsi="Times New Roman"/>
+          <w:b/>
+          <w:bCs/>
+          <w:color w:val="1B3A5C"/>
+          <w:sz w:val="26"/>
+          <w:szCs w:val="26"/>
+        </w:rPr>
         <w:t xml:space="preserve">Prueba del despliegue continuo</w:t>
       </w:r>
     </w:p>
@@ -4053,6 +4380,25 @@
     </w:p>
     <w:p>
       <w:pPr>
+        <w:spacing w:after="0" w:line="480" w:lineRule="auto"/>
+        <w:ind w:firstLine="720"/>
+        <w:jc w:val="both"/>
+      </w:pPr>
+      <w:r>
+        <w:rPr>
+          <w:rFonts w:ascii="Times New Roman" w:cs="Times New Roman" w:eastAsia="Times New Roman" w:hAnsi="Times New Roman"/>
+          <w:b w:val="false"/>
+          <w:bCs w:val="false"/>
+          <w:i w:val="false"/>
+          <w:iCs w:val="false"/>
+          <w:sz w:val="24"/>
+          <w:szCs w:val="24"/>
+        </w:rPr>
+        <w:t xml:space="preserve">El hallazgo de script.js como archivo huérfano deja, a su vez, un aprendizaje distinto pero igual de concreto: mantener una única fuente de verdad para el código fuente no es un detalle de organización menor, sino una condición necesaria para que cualquier prueba —manual o automatizada— diga algo real sobre el sistema en producción. La incorporación de los modelos de reconocimiento facial autohospedados y el service worker offline-first, finalmente, cierra la última dependencia externa crítica que quedaba en el flujo de fichaje, dejando a ASIS_CAM en condiciones de operar íntegramente sin conexión —tanto el reconocimiento facial como el guardado de datos— después de una primera visita con señal.</w:t>
+      </w:r>
+    </w:p>
+    <w:p>
+      <w:pPr>
         <w:pStyle w:val="Heading1"/>
         <w:spacing w:after="160" w:before="240"/>
       </w:pPr>
@@ -4089,6 +4435,30 @@
           <w:sz w:val="22"/>
           <w:szCs w:val="22"/>
         </w:rPr>
+        <w:t xml:space="preserve">La geocerca depende de que el navegador conceda permiso de geolocalización y de la precisión del GPS/red del dispositivo: en interiores o con mala señal, la posición reportada puede tener un margen de error mayor al radio configurado, generando falsos rechazos. Conviene registrar y revisar periódicamente cuántos intentos de fichaje se rechazan por geocerca para calibrar el radio, además de mantener disponible el fichaje manual del administrador como vía de excepción.</w:t>
+      </w:r>
+    </w:p>
+    <w:p>
+      <w:pPr>
+        <w:spacing w:after="80" w:line="276" w:lineRule="auto"/>
+        <w:ind w:left="453"/>
+      </w:pPr>
+      <w:r>
+        <w:rPr>
+          <w:rFonts w:ascii="Times New Roman" w:cs="Times New Roman" w:eastAsia="Times New Roman" w:hAnsi="Times New Roman"/>
+          <w:b/>
+          <w:bCs/>
+          <w:sz w:val="22"/>
+          <w:szCs w:val="22"/>
+        </w:rPr>
+        <w:t xml:space="preserve">•  </w:t>
+      </w:r>
+      <w:r>
+        <w:rPr>
+          <w:rFonts w:ascii="Times New Roman" w:cs="Times New Roman" w:eastAsia="Times New Roman" w:hAnsi="Times New Roman"/>
+          <w:sz w:val="22"/>
+          <w:szCs w:val="22"/>
+        </w:rPr>
         <w:t xml:space="preserve">Resolver la fusión de cambios entre dispositivos que sincronizan la sincronización diferida (offline-first) descrita en la sección de Desarrollo: hoy, si dos dispositivos guardan cambios distintos sobre la misma colección estando ambos sin conexión, el que sincroniza en segundo lugar sobrescribe por completo lo que había subido el primero. Una solución posible es pasar de guardar la colección entera como un único documento jsonb a registrar cada fichaje o alerta como una fila individual con marca de tiempo, de modo que sincronizar sea agregar filas nuevas en vez de reemplazar un documento completo.</w:t>
       </w:r>
     </w:p>
@@ -4310,6 +4680,20 @@
           <w:sz w:val="24"/>
           <w:szCs w:val="24"/>
         </w:rPr>
+        <w:t xml:space="preserve">Mozilla Developer Network. (2024). Geolocation API. https://developer.mozilla.org/es/docs/Web/API/Geolocation_API</w:t>
+      </w:r>
+    </w:p>
+    <w:p>
+      <w:pPr>
+        <w:spacing w:after="0" w:line="480" w:lineRule="auto"/>
+        <w:ind w:left="720" w:hanging="720"/>
+      </w:pPr>
+      <w:r>
+        <w:rPr>
+          <w:rFonts w:ascii="Times New Roman" w:cs="Times New Roman" w:eastAsia="Times New Roman" w:hAnsi="Times New Roman"/>
+          <w:sz w:val="24"/>
+          <w:szCs w:val="24"/>
+        </w:rPr>
         <w:t xml:space="preserve">Mozilla Developer Network. (2024). JavaScript reference. Mozilla. https://developer.mozilla.org/es/docs/Web/JavaScript</w:t>
       </w:r>
     </w:p>
@@ -4324,6 +4708,20 @@
           <w:sz w:val="24"/>
           <w:szCs w:val="24"/>
         </w:rPr>
+        <w:t xml:space="preserve">Mozilla Developer Network. (2024). Service Worker API. https://developer.mozilla.org/es/docs/Web/API/Service_Worker_API</w:t>
+      </w:r>
+    </w:p>
+    <w:p>
+      <w:pPr>
+        <w:spacing w:after="0" w:line="480" w:lineRule="auto"/>
+        <w:ind w:left="720" w:hanging="720"/>
+      </w:pPr>
+      <w:r>
+        <w:rPr>
+          <w:rFonts w:ascii="Times New Roman" w:cs="Times New Roman" w:eastAsia="Times New Roman" w:hAnsi="Times New Roman"/>
+          <w:sz w:val="24"/>
+          <w:szCs w:val="24"/>
+        </w:rPr>
         <w:t xml:space="preserve">Netlify, Inc. (2024). Netlify Docs: Continuous deployment. https://docs.netlify.com/site-deploys/create-deploys/</w:t>
       </w:r>
     </w:p>
@@ -4409,6 +4807,20 @@
           <w:szCs w:val="24"/>
         </w:rPr>
         <w:t xml:space="preserve">Vincent, J. [justadudewhohacks]. (2020). face-api.js: JavaScript face recognition API for the browser and Node.js, implemented on top of TensorFlow.js core [Software]. GitHub. https://github.com/justadudewhohacks/face-api.js</w:t>
+      </w:r>
+    </w:p>
+    <w:p>
+      <w:pPr>
+        <w:spacing w:after="0" w:line="480" w:lineRule="auto"/>
+        <w:ind w:left="720" w:hanging="720"/>
+      </w:pPr>
+      <w:r>
+        <w:rPr>
+          <w:rFonts w:ascii="Times New Roman" w:cs="Times New Roman" w:eastAsia="Times New Roman" w:hAnsi="Times New Roman"/>
+          <w:sz w:val="24"/>
+          <w:szCs w:val="24"/>
+        </w:rPr>
+        <w:t xml:space="preserve">World Wide Web Consortium. (2022). Service Workers. https://www.w3.org/TR/service-workers/</w:t>
       </w:r>
     </w:p>
     <w:p>
@@ -4878,7 +5290,7 @@
           <w:sz w:val="26"/>
           <w:szCs w:val="26"/>
         </w:rPr>
-        <w:t xml:space="preserve">Anexo D. Parámetros de configuración del reconocimiento facial (script.js)</w:t>
+        <w:t xml:space="preserve">Anexo D. Parámetros de configuración del reconocimiento facial (index.html)</w:t>
       </w:r>
     </w:p>
     <w:tbl>
@@ -5008,7 +5420,7 @@
           <w:sz w:val="26"/>
           <w:szCs w:val="26"/>
         </w:rPr>
-        <w:t xml:space="preserve">Anexo E. Sincronización diferida automática (script.js)</w:t>
+        <w:t xml:space="preserve">Anexo E. Sincronización diferida automática (index.html)</w:t>
       </w:r>
     </w:p>
     <w:p>
@@ -5604,7 +6016,351 @@
           <w:sz w:val="26"/>
           <w:szCs w:val="26"/>
         </w:rPr>
-        <w:t xml:space="preserve">Anexo F. Tabla resumen de módulos y tecnologías</w:t>
+        <w:t xml:space="preserve">Anexo F. Service worker: precacheo offline-first (sw.js)</w:t>
+      </w:r>
+    </w:p>
+    <w:p>
+      <w:pPr>
+        <w:spacing w:after="0" w:line="480" w:lineRule="auto"/>
+        <w:jc w:val="both"/>
+      </w:pPr>
+      <w:r>
+        <w:rPr>
+          <w:rFonts w:ascii="Times New Roman" w:cs="Times New Roman" w:eastAsia="Times New Roman" w:hAnsi="Times New Roman"/>
+          <w:b w:val="false"/>
+          <w:bCs w:val="false"/>
+          <w:i w:val="false"/>
+          <w:iCs w:val="false"/>
+          <w:sz w:val="24"/>
+          <w:szCs w:val="24"/>
+        </w:rPr>
+        <w:t xml:space="preserve">Listas de recursos precacheados en la instalación del service worker:</w:t>
+      </w:r>
+    </w:p>
+    <w:tbl>
+      <w:tblPr>
+        <w:tblW w:type="pct" w:w="100%"/>
+        <w:tblBorders>
+          <w:top w:val="single" w:color="999999" w:sz="4"/>
+          <w:left w:val="single" w:color="999999" w:sz="4"/>
+          <w:bottom w:val="single" w:color="999999" w:sz="4"/>
+          <w:right w:val="single" w:color="999999" w:sz="4"/>
+          <w:insideH w:val="single" w:color="999999" w:sz="4"/>
+          <w:insideV w:val="single" w:color="999999" w:sz="4"/>
+        </w:tblBorders>
+      </w:tblPr>
+      <w:tblGrid>
+        <w:gridCol w:w="100"/>
+      </w:tblGrid>
+      <w:tr>
+        <w:tc>
+          <w:tcPr>
+            <w:shd w:fill="1E1E1E" w:val="clear"/>
+            <w:tcMar>
+              <w:top w:type="dxa" w:w="120"/>
+              <w:left w:type="dxa" w:w="160"/>
+              <w:bottom w:type="dxa" w:w="120"/>
+              <w:right w:type="dxa" w:w="160"/>
+            </w:tcMar>
+          </w:tcPr>
+          <w:p>
+            <w:pPr>
+              <w:spacing w:after="0" w:line="260" w:lineRule="auto"/>
+            </w:pPr>
+            <w:r>
+              <w:rPr>
+                <w:rFonts w:ascii="Consolas" w:cs="Consolas" w:eastAsia="Consolas" w:hAnsi="Consolas"/>
+                <w:color w:val="D4D4D4"/>
+                <w:sz w:val="19"/>
+                <w:szCs w:val="19"/>
+              </w:rPr>
+              <w:t xml:space="preserve">const APP_SHELL_URLS = ['./', './index.html', './style.css'];</w:t>
+            </w:r>
+          </w:p>
+          <w:p>
+            <w:pPr>
+              <w:spacing w:after="0" w:line="260" w:lineRule="auto"/>
+            </w:pPr>
+            <w:r>
+              <w:rPr>
+                <w:rFonts w:ascii="Consolas" w:cs="Consolas" w:eastAsia="Consolas" w:hAnsi="Consolas"/>
+                <w:color w:val="D4D4D4"/>
+                <w:sz w:val="19"/>
+                <w:szCs w:val="19"/>
+              </w:rPr>
+              <w:t xml:space="preserve"> </w:t>
+            </w:r>
+          </w:p>
+          <w:p>
+            <w:pPr>
+              <w:spacing w:after="0" w:line="260" w:lineRule="auto"/>
+            </w:pPr>
+            <w:r>
+              <w:rPr>
+                <w:rFonts w:ascii="Consolas" w:cs="Consolas" w:eastAsia="Consolas" w:hAnsi="Consolas"/>
+                <w:color w:val="D4D4D4"/>
+                <w:sz w:val="19"/>
+                <w:szCs w:val="19"/>
+              </w:rPr>
+              <w:t xml:space="preserve">const MODEL_URLS = [</w:t>
+            </w:r>
+          </w:p>
+          <w:p>
+            <w:pPr>
+              <w:spacing w:after="0" w:line="260" w:lineRule="auto"/>
+            </w:pPr>
+            <w:r>
+              <w:rPr>
+                <w:rFonts w:ascii="Consolas" w:cs="Consolas" w:eastAsia="Consolas" w:hAnsi="Consolas"/>
+                <w:color w:val="D4D4D4"/>
+                <w:sz w:val="19"/>
+                <w:szCs w:val="19"/>
+              </w:rPr>
+              <w:t xml:space="preserve">    './models/tiny_face_detector_model-weights_manifest.json',</w:t>
+            </w:r>
+          </w:p>
+          <w:p>
+            <w:pPr>
+              <w:spacing w:after="0" w:line="260" w:lineRule="auto"/>
+            </w:pPr>
+            <w:r>
+              <w:rPr>
+                <w:rFonts w:ascii="Consolas" w:cs="Consolas" w:eastAsia="Consolas" w:hAnsi="Consolas"/>
+                <w:color w:val="D4D4D4"/>
+                <w:sz w:val="19"/>
+                <w:szCs w:val="19"/>
+              </w:rPr>
+              <w:t xml:space="preserve">    './models/tiny_face_detector_model-shard1',</w:t>
+            </w:r>
+          </w:p>
+          <w:p>
+            <w:pPr>
+              <w:spacing w:after="0" w:line="260" w:lineRule="auto"/>
+            </w:pPr>
+            <w:r>
+              <w:rPr>
+                <w:rFonts w:ascii="Consolas" w:cs="Consolas" w:eastAsia="Consolas" w:hAnsi="Consolas"/>
+                <w:color w:val="D4D4D4"/>
+                <w:sz w:val="19"/>
+                <w:szCs w:val="19"/>
+              </w:rPr>
+              <w:t xml:space="preserve">    './models/face_landmark_68_model-weights_manifest.json',</w:t>
+            </w:r>
+          </w:p>
+          <w:p>
+            <w:pPr>
+              <w:spacing w:after="0" w:line="260" w:lineRule="auto"/>
+            </w:pPr>
+            <w:r>
+              <w:rPr>
+                <w:rFonts w:ascii="Consolas" w:cs="Consolas" w:eastAsia="Consolas" w:hAnsi="Consolas"/>
+                <w:color w:val="D4D4D4"/>
+                <w:sz w:val="19"/>
+                <w:szCs w:val="19"/>
+              </w:rPr>
+              <w:t xml:space="preserve">    './models/face_landmark_68_model-shard1',</w:t>
+            </w:r>
+          </w:p>
+          <w:p>
+            <w:pPr>
+              <w:spacing w:after="0" w:line="260" w:lineRule="auto"/>
+            </w:pPr>
+            <w:r>
+              <w:rPr>
+                <w:rFonts w:ascii="Consolas" w:cs="Consolas" w:eastAsia="Consolas" w:hAnsi="Consolas"/>
+                <w:color w:val="D4D4D4"/>
+                <w:sz w:val="19"/>
+                <w:szCs w:val="19"/>
+              </w:rPr>
+              <w:t xml:space="preserve">    './models/face_recognition_model-weights_manifest.json',</w:t>
+            </w:r>
+          </w:p>
+          <w:p>
+            <w:pPr>
+              <w:spacing w:after="0" w:line="260" w:lineRule="auto"/>
+            </w:pPr>
+            <w:r>
+              <w:rPr>
+                <w:rFonts w:ascii="Consolas" w:cs="Consolas" w:eastAsia="Consolas" w:hAnsi="Consolas"/>
+                <w:color w:val="D4D4D4"/>
+                <w:sz w:val="19"/>
+                <w:szCs w:val="19"/>
+              </w:rPr>
+              <w:t xml:space="preserve">    './models/face_recognition_model-shard1',</w:t>
+            </w:r>
+          </w:p>
+          <w:p>
+            <w:pPr>
+              <w:spacing w:after="0" w:line="260" w:lineRule="auto"/>
+            </w:pPr>
+            <w:r>
+              <w:rPr>
+                <w:rFonts w:ascii="Consolas" w:cs="Consolas" w:eastAsia="Consolas" w:hAnsi="Consolas"/>
+                <w:color w:val="D4D4D4"/>
+                <w:sz w:val="19"/>
+                <w:szCs w:val="19"/>
+              </w:rPr>
+              <w:t xml:space="preserve">    './models/face_recognition_model-shard2',</w:t>
+            </w:r>
+          </w:p>
+          <w:p>
+            <w:pPr>
+              <w:spacing w:after="0" w:line="260" w:lineRule="auto"/>
+            </w:pPr>
+            <w:r>
+              <w:rPr>
+                <w:rFonts w:ascii="Consolas" w:cs="Consolas" w:eastAsia="Consolas" w:hAnsi="Consolas"/>
+                <w:color w:val="D4D4D4"/>
+                <w:sz w:val="19"/>
+                <w:szCs w:val="19"/>
+              </w:rPr>
+              <w:t xml:space="preserve">];</w:t>
+            </w:r>
+          </w:p>
+          <w:p>
+            <w:pPr>
+              <w:spacing w:after="0" w:line="260" w:lineRule="auto"/>
+            </w:pPr>
+            <w:r>
+              <w:rPr>
+                <w:rFonts w:ascii="Consolas" w:cs="Consolas" w:eastAsia="Consolas" w:hAnsi="Consolas"/>
+                <w:color w:val="D4D4D4"/>
+                <w:sz w:val="19"/>
+                <w:szCs w:val="19"/>
+              </w:rPr>
+              <w:t xml:space="preserve"> </w:t>
+            </w:r>
+          </w:p>
+          <w:p>
+            <w:pPr>
+              <w:spacing w:after="0" w:line="260" w:lineRule="auto"/>
+            </w:pPr>
+            <w:r>
+              <w:rPr>
+                <w:rFonts w:ascii="Consolas" w:cs="Consolas" w:eastAsia="Consolas" w:hAnsi="Consolas"/>
+                <w:color w:val="D4D4D4"/>
+                <w:sz w:val="19"/>
+                <w:szCs w:val="19"/>
+              </w:rPr>
+              <w:t xml:space="preserve">const VENDOR_URLS = [</w:t>
+            </w:r>
+          </w:p>
+          <w:p>
+            <w:pPr>
+              <w:spacing w:after="0" w:line="260" w:lineRule="auto"/>
+            </w:pPr>
+            <w:r>
+              <w:rPr>
+                <w:rFonts w:ascii="Consolas" w:cs="Consolas" w:eastAsia="Consolas" w:hAnsi="Consolas"/>
+                <w:color w:val="D4D4D4"/>
+                <w:sz w:val="19"/>
+                <w:szCs w:val="19"/>
+              </w:rPr>
+              <w:t xml:space="preserve">    'https://cdn.jsdelivr.net/npm/bootstrap@5.3.0/dist/css/bootstrap.min.css',</w:t>
+            </w:r>
+          </w:p>
+          <w:p>
+            <w:pPr>
+              <w:spacing w:after="0" w:line="260" w:lineRule="auto"/>
+            </w:pPr>
+            <w:r>
+              <w:rPr>
+                <w:rFonts w:ascii="Consolas" w:cs="Consolas" w:eastAsia="Consolas" w:hAnsi="Consolas"/>
+                <w:color w:val="D4D4D4"/>
+                <w:sz w:val="19"/>
+                <w:szCs w:val="19"/>
+              </w:rPr>
+              <w:t xml:space="preserve">    'https://cdn.jsdelivr.net/npm/bootstrap@5.3.0/dist/js/bootstrap.bundle.min.js',</w:t>
+            </w:r>
+          </w:p>
+          <w:p>
+            <w:pPr>
+              <w:spacing w:after="0" w:line="260" w:lineRule="auto"/>
+            </w:pPr>
+            <w:r>
+              <w:rPr>
+                <w:rFonts w:ascii="Consolas" w:cs="Consolas" w:eastAsia="Consolas" w:hAnsi="Consolas"/>
+                <w:color w:val="D4D4D4"/>
+                <w:sz w:val="19"/>
+                <w:szCs w:val="19"/>
+              </w:rPr>
+              <w:t xml:space="preserve">    'https://cdn.jsdelivr.net/npm/face-api.js@0.22.2/dist/face-api.min.js',</w:t>
+            </w:r>
+          </w:p>
+          <w:p>
+            <w:pPr>
+              <w:spacing w:after="0" w:line="260" w:lineRule="auto"/>
+            </w:pPr>
+            <w:r>
+              <w:rPr>
+                <w:rFonts w:ascii="Consolas" w:cs="Consolas" w:eastAsia="Consolas" w:hAnsi="Consolas"/>
+                <w:color w:val="D4D4D4"/>
+                <w:sz w:val="19"/>
+                <w:szCs w:val="19"/>
+              </w:rPr>
+              <w:t xml:space="preserve">    'https://cdn.jsdelivr.net/npm/chart.js@4.4.4/dist/chart.umd.min.js',</w:t>
+            </w:r>
+          </w:p>
+          <w:p>
+            <w:pPr>
+              <w:spacing w:after="0" w:line="260" w:lineRule="auto"/>
+            </w:pPr>
+            <w:r>
+              <w:rPr>
+                <w:rFonts w:ascii="Consolas" w:cs="Consolas" w:eastAsia="Consolas" w:hAnsi="Consolas"/>
+                <w:color w:val="D4D4D4"/>
+                <w:sz w:val="19"/>
+                <w:szCs w:val="19"/>
+              </w:rPr>
+              <w:t xml:space="preserve">    'https://cdn.jsdelivr.net/npm/jspdf@2.5.1/dist/jspdf.umd.min.js',</w:t>
+            </w:r>
+          </w:p>
+          <w:p>
+            <w:pPr>
+              <w:spacing w:after="0" w:line="260" w:lineRule="auto"/>
+            </w:pPr>
+            <w:r>
+              <w:rPr>
+                <w:rFonts w:ascii="Consolas" w:cs="Consolas" w:eastAsia="Consolas" w:hAnsi="Consolas"/>
+                <w:color w:val="D4D4D4"/>
+                <w:sz w:val="19"/>
+                <w:szCs w:val="19"/>
+              </w:rPr>
+              <w:t xml:space="preserve">    'https://cdn.jsdelivr.net/npm/@supabase/supabase-js@2/dist/umd/supabase.min.js',</w:t>
+            </w:r>
+          </w:p>
+          <w:p>
+            <w:pPr>
+              <w:spacing w:after="0" w:line="260" w:lineRule="auto"/>
+            </w:pPr>
+            <w:r>
+              <w:rPr>
+                <w:rFonts w:ascii="Consolas" w:cs="Consolas" w:eastAsia="Consolas" w:hAnsi="Consolas"/>
+                <w:color w:val="D4D4D4"/>
+                <w:sz w:val="19"/>
+                <w:szCs w:val="19"/>
+              </w:rPr>
+              <w:t xml:space="preserve">];</w:t>
+            </w:r>
+          </w:p>
+        </w:tc>
+      </w:tr>
+    </w:tbl>
+    <w:p>
+      <w:pPr>
+        <w:pStyle w:val="Heading2"/>
+        <w:spacing w:after="120" w:before="200"/>
+      </w:pPr>
+      <w:r>
+        <w:rPr>
+          <w:rFonts w:ascii="Times New Roman" w:cs="Times New Roman" w:eastAsia="Times New Roman" w:hAnsi="Times New Roman"/>
+          <w:b/>
+          <w:bCs/>
+          <w:color w:val="1B3A5C"/>
+          <w:sz w:val="26"/>
+          <w:szCs w:val="26"/>
+        </w:rPr>
+        <w:t xml:space="preserve">Anexo G. Tabla resumen de módulos y tecnologías</w:t>
       </w:r>
     </w:p>
     <w:tbl>
@@ -5878,6 +6634,175 @@
                 <w:szCs w:val="20"/>
               </w:rPr>
               <w:t xml:space="preserve">Descriptor en app_data.teachers</w:t>
+            </w:r>
+          </w:p>
+        </w:tc>
+      </w:tr>
+      <w:tr>
+        <w:tc>
+          <w:tcPr>
+            <w:tcMar>
+              <w:top w:type="dxa" w:w="80"/>
+              <w:left w:type="dxa" w:w="120"/>
+              <w:bottom w:type="dxa" w:w="80"/>
+              <w:right w:type="dxa" w:w="120"/>
+            </w:tcMar>
+            <w:vAlign w:val="center"/>
+          </w:tcPr>
+          <w:p>
+            <w:pPr>
+              <w:jc w:val="left"/>
+            </w:pPr>
+            <w:r>
+              <w:rPr>
+                <w:rFonts w:ascii="Times New Roman" w:cs="Times New Roman" w:eastAsia="Times New Roman" w:hAnsi="Times New Roman"/>
+                <w:b w:val="false"/>
+                <w:bCs w:val="false"/>
+                <w:color w:val="000000"/>
+                <w:sz w:val="20"/>
+                <w:szCs w:val="20"/>
+              </w:rPr>
+              <w:t xml:space="preserve">Reconocimiento facial offline</w:t>
+            </w:r>
+          </w:p>
+        </w:tc>
+        <w:tc>
+          <w:tcPr>
+            <w:tcMar>
+              <w:top w:type="dxa" w:w="80"/>
+              <w:left w:type="dxa" w:w="120"/>
+              <w:bottom w:type="dxa" w:w="80"/>
+              <w:right w:type="dxa" w:w="120"/>
+            </w:tcMar>
+            <w:vAlign w:val="center"/>
+          </w:tcPr>
+          <w:p>
+            <w:pPr>
+              <w:jc w:val="left"/>
+            </w:pPr>
+            <w:r>
+              <w:rPr>
+                <w:rFonts w:ascii="Times New Roman" w:cs="Times New Roman" w:eastAsia="Times New Roman" w:hAnsi="Times New Roman"/>
+                <w:b w:val="false"/>
+                <w:bCs w:val="false"/>
+                <w:color w:val="000000"/>
+                <w:sz w:val="20"/>
+                <w:szCs w:val="20"/>
+              </w:rPr>
+              <w:t xml:space="preserve">Modelos autohospedados en /models + service worker (sw.js)</w:t>
+            </w:r>
+          </w:p>
+        </w:tc>
+        <w:tc>
+          <w:tcPr>
+            <w:tcMar>
+              <w:top w:type="dxa" w:w="80"/>
+              <w:left w:type="dxa" w:w="120"/>
+              <w:bottom w:type="dxa" w:w="80"/>
+              <w:right w:type="dxa" w:w="120"/>
+            </w:tcMar>
+            <w:vAlign w:val="center"/>
+          </w:tcPr>
+          <w:p>
+            <w:pPr>
+              <w:jc w:val="left"/>
+            </w:pPr>
+            <w:r>
+              <w:rPr>
+                <w:rFonts w:ascii="Times New Roman" w:cs="Times New Roman" w:eastAsia="Times New Roman" w:hAnsi="Times New Roman"/>
+                <w:b w:val="false"/>
+                <w:bCs w:val="false"/>
+                <w:color w:val="000000"/>
+                <w:sz w:val="20"/>
+                <w:szCs w:val="20"/>
+              </w:rPr>
+              <w:t xml:space="preserve">Cache Storage del navegador</w:t>
+            </w:r>
+          </w:p>
+        </w:tc>
+      </w:tr>
+      <w:tr>
+        <w:tc>
+          <w:tcPr>
+            <w:shd w:fill="F2F2F2" w:val="clear"/>
+            <w:tcMar>
+              <w:top w:type="dxa" w:w="80"/>
+              <w:left w:type="dxa" w:w="120"/>
+              <w:bottom w:type="dxa" w:w="80"/>
+              <w:right w:type="dxa" w:w="120"/>
+            </w:tcMar>
+            <w:vAlign w:val="center"/>
+          </w:tcPr>
+          <w:p>
+            <w:pPr>
+              <w:jc w:val="left"/>
+            </w:pPr>
+            <w:r>
+              <w:rPr>
+                <w:rFonts w:ascii="Times New Roman" w:cs="Times New Roman" w:eastAsia="Times New Roman" w:hAnsi="Times New Roman"/>
+                <w:b w:val="false"/>
+                <w:bCs w:val="false"/>
+                <w:color w:val="000000"/>
+                <w:sz w:val="20"/>
+                <w:szCs w:val="20"/>
+              </w:rPr>
+              <w:t xml:space="preserve">Geocerca y kioscos</w:t>
+            </w:r>
+          </w:p>
+        </w:tc>
+        <w:tc>
+          <w:tcPr>
+            <w:shd w:fill="F2F2F2" w:val="clear"/>
+            <w:tcMar>
+              <w:top w:type="dxa" w:w="80"/>
+              <w:left w:type="dxa" w:w="120"/>
+              <w:bottom w:type="dxa" w:w="80"/>
+              <w:right w:type="dxa" w:w="120"/>
+            </w:tcMar>
+            <w:vAlign w:val="center"/>
+          </w:tcPr>
+          <w:p>
+            <w:pPr>
+              <w:jc w:val="left"/>
+            </w:pPr>
+            <w:r>
+              <w:rPr>
+                <w:rFonts w:ascii="Times New Roman" w:cs="Times New Roman" w:eastAsia="Times New Roman" w:hAnsi="Times New Roman"/>
+                <w:b w:val="false"/>
+                <w:bCs w:val="false"/>
+                <w:color w:val="000000"/>
+                <w:sz w:val="20"/>
+                <w:szCs w:val="20"/>
+              </w:rPr>
+              <w:t xml:space="preserve">API de Geolocalización del navegador + radio configurable</w:t>
+            </w:r>
+          </w:p>
+        </w:tc>
+        <w:tc>
+          <w:tcPr>
+            <w:shd w:fill="F2F2F2" w:val="clear"/>
+            <w:tcMar>
+              <w:top w:type="dxa" w:w="80"/>
+              <w:left w:type="dxa" w:w="120"/>
+              <w:bottom w:type="dxa" w:w="80"/>
+              <w:right w:type="dxa" w:w="120"/>
+            </w:tcMar>
+            <w:vAlign w:val="center"/>
+          </w:tcPr>
+          <w:p>
+            <w:pPr>
+              <w:jc w:val="left"/>
+            </w:pPr>
+            <w:r>
+              <w:rPr>
+                <w:rFonts w:ascii="Times New Roman" w:cs="Times New Roman" w:eastAsia="Times New Roman" w:hAnsi="Times New Roman"/>
+                <w:b w:val="false"/>
+                <w:bCs w:val="false"/>
+                <w:color w:val="000000"/>
+                <w:sz w:val="20"/>
+                <w:szCs w:val="20"/>
+              </w:rPr>
+              <w:t xml:space="preserve">app_data.geofence / modoPrueba / kioskPrincipal / kioskCodes</w:t>
             </w:r>
           </w:p>
         </w:tc>

--- a/documentacion/01_Informe_Tecnico_ASIS_CAM_APA7.docx
+++ b/documentacion/01_Informe_Tecnico_ASIS_CAM_APA7.docx
@@ -249,7 +249,7 @@
           <w:sz w:val="24"/>
           <w:szCs w:val="24"/>
         </w:rPr>
-        <w:t xml:space="preserve">El presente informe documenta el proceso de diseño, desarrollo e implementación de ASIS_CAM, una aplicación web para el control de asistencia del personal docente de una institución educativa mediante reconocimiento facial. El sistema permite a un administrador registrar docentes, definir su horario laboral, convocarlos a eventos institucionales especiales y supervisar su asistencia, mientras que cada docente utiliza su propio rostro como credencial para marcar entrada, salida y retiro anticipado desde cualquier dispositivo con cámara y navegador, dentro de una geocerca obligatoria que exige estar físicamente cerca del establecimiento. La plataforma se construyó como un sitio estático de un único archivo autocontenido (HTML, CSS y JavaScript embebidos en index.html, sin transpilación ni empaquetado) que persiste su información en Supabase (PostgreSQL con API REST autogenerada) y se publica de forma continua en Netlify a partir del repositorio de GitHub. Se describen las decisiones de arquitectura tomadas, el modelo de datos, el flujo de identificación biométrica basado en face-api.js, el mecanismo de detección automática de tardanzas y faltas, un caso real de corrección de datos —la aparición de eventos especiales duplicados por doble clic y su solución mediante una restricción de unicidad a nivel de base de datos combinada con validación en el cliente—, el mecanismo de sincronización diferida automática (offline-first) que permite seguir operando sin conexión a internet y subir los cambios pendientes en cuanto la señal se restablece, y la incorporación de un service worker que autohospeda los modelos de reconocimiento facial para que el fichaje siga funcionando en modo avión. El informe cierra con los resultados de las pruebas realizadas, un hallazgo relevante sobre la organización del código fuente detectado durante esta misma documentación, las limitaciones de seguridad detectadas y las líneas de trabajo futuro recomendadas.</w:t>
+        <w:t xml:space="preserve">El presente informe documenta el proceso de diseño, desarrollo e implementación de ASIS_CAM, una aplicación web para el control de asistencia del personal docente de una institución educativa mediante reconocimiento facial. El sistema permite a un administrador registrar docentes, definir su horario laboral, convocarlos a eventos institucionales especiales y supervisar su asistencia, mientras que cada docente utiliza su propio rostro como credencial para marcar entrada, salida y retiro anticipado desde cualquier dispositivo con cámara y navegador, dentro de una geocerca obligatoria que exige estar físicamente cerca del establecimiento. La plataforma se construyó como un sitio estático de 3 archivos (index.html, style.css y script.js, sin transpilación ni empaquetado, con las librerías de terceros autohospedadas) que persiste su información en Supabase (PostgreSQL con API REST autogenerada) y se publica de forma continua en Netlify a partir del repositorio de GitHub. Se describen las decisiones de arquitectura tomadas, el modelo de datos, el flujo de identificación biométrica basado en face-api.js, el mecanismo de detección automática de tardanzas y faltas, un caso real de corrección de datos —la aparición de eventos especiales duplicados por doble clic y su solución mediante una restricción de unicidad a nivel de base de datos combinada con validación en el cliente—, el mecanismo de sincronización diferida automática (offline-first) que permite seguir operando sin conexión a internet y subir los cambios pendientes en cuanto la señal se restablece, y la incorporación de un service worker que autohospeda los modelos de reconocimiento facial para que el fichaje siga funcionando en modo avión. El informe cierra con los resultados de las pruebas realizadas, un hallazgo relevante sobre la organización del código fuente detectado durante esta misma documentación, las limitaciones de seguridad detectadas y las líneas de trabajo futuro recomendadas.</w:t>
       </w:r>
     </w:p>
     <w:p>
@@ -320,7 +320,7 @@
           <w:sz w:val="24"/>
           <w:szCs w:val="24"/>
         </w:rPr>
-        <w:t xml:space="preserve">This report documents the design, development, and implementation of ASIS_CAM, a web application for controlling teaching staff attendance at an educational institution through facial recognition. The system allows an administrator to register teachers, define their work schedules, summon them to special institutional events, and monitor their attendance, while each teacher uses their own face as credential to record clock-in, clock-out, and early departure from any device with a camera and a browser, within a mandatory geofence that requires being physically near the school. The platform was built as a single self-contained static file (HTML, CSS, and JavaScript embedded in index.html, with no transpilation or bundling step) that persists its data in Supabase (PostgreSQL with an auto-generated REST API) and is continuously deployed to Netlify from a GitHub repository. The report describes the architectural decisions made, the data model, the biometric identification flow based on face-api.js, the automatic detection of tardiness and absences, a real data-correction case —duplicate special events caused by double-clicking, solved through a database-level uniqueness constraint combined with client-side validation—, the automatic deferred synchronization mechanism (offline-first) that keeps the application usable without internet access and uploads pending changes as soon as connectivity is restored, and the addition of a service worker that self-hosts the facial-recognition models so that clock-in keeps working in airplane mode. The report closes with the results of the tests performed, a relevant finding about the source code's organization uncovered while producing this very documentation, the security limitations found, and recommended lines of future work.</w:t>
+        <w:t xml:space="preserve">This report documents the design, development, and implementation of ASIS_CAM, a web application for controlling teaching staff attendance at an educational institution through facial recognition. The system allows an administrator to register teachers, define their work schedules, summon them to special institutional events, and monitor their attendance, while each teacher uses their own face as credential to record clock-in, clock-out, and early departure from any device with a camera and a browser, within a mandatory geofence that requires being physically near the school. The platform was built as a 3-file static site (index.html, style.css, and script.js, with no transpilation or bundling step, and third-party libraries self-hosted) that persists its data in Supabase (PostgreSQL with an auto-generated REST API) and is continuously deployed to Netlify from a GitHub repository. The report describes the architectural decisions made, the data model, the biometric identification flow based on face-api.js, the automatic detection of tardiness and absences, a real data-correction case —duplicate special events caused by double-clicking, solved through a database-level uniqueness constraint combined with client-side validation—, the automatic deferred synchronization mechanism (offline-first) that keeps the application usable without internet access and uploads pending changes as soon as connectivity is restored, and the addition of a service worker that self-hosts the facial-recognition models so that clock-in keeps working in airplane mode. The report closes with the results of the tests performed, a relevant finding about the source code's organization uncovered while producing this very documentation, the security limitations found, and recommended lines of future work.</w:t>
       </w:r>
     </w:p>
     <w:p>
@@ -751,49 +751,105 @@
                 <w:sz w:val="19"/>
                 <w:szCs w:val="19"/>
               </w:rPr>
-              <w:t xml:space="preserve">├── index.html          # Marcado + TODA la lógica de la app en un</w:t>
-            </w:r>
-          </w:p>
-          <w:p>
-            <w:pPr>
-              <w:spacing w:after="0" w:line="260" w:lineRule="auto"/>
-            </w:pPr>
-            <w:r>
-              <w:rPr>
-                <w:rFonts w:ascii="Consolas" w:cs="Consolas" w:eastAsia="Consolas" w:hAnsi="Consolas"/>
-                <w:color w:val="D4D4D4"/>
-                <w:sz w:val="19"/>
-                <w:szCs w:val="19"/>
-              </w:rPr>
-              <w:t xml:space="preserve">│                       #   único &lt;script&gt; inline (~3400 líneas) +</w:t>
-            </w:r>
-          </w:p>
-          <w:p>
-            <w:pPr>
-              <w:spacing w:after="0" w:line="260" w:lineRule="auto"/>
-            </w:pPr>
-            <w:r>
-              <w:rPr>
-                <w:rFonts w:ascii="Consolas" w:cs="Consolas" w:eastAsia="Consolas" w:hAnsi="Consolas"/>
-                <w:color w:val="D4D4D4"/>
-                <w:sz w:val="19"/>
-                <w:szCs w:val="19"/>
-              </w:rPr>
-              <w:t xml:space="preserve">│                       #   estilos y modales embebidos</w:t>
-            </w:r>
-          </w:p>
-          <w:p>
-            <w:pPr>
-              <w:spacing w:after="0" w:line="260" w:lineRule="auto"/>
-            </w:pPr>
-            <w:r>
-              <w:rPr>
-                <w:rFonts w:ascii="Consolas" w:cs="Consolas" w:eastAsia="Consolas" w:hAnsi="Consolas"/>
-                <w:color w:val="D4D4D4"/>
-                <w:sz w:val="19"/>
-                <w:szCs w:val="19"/>
-              </w:rPr>
-              <w:t xml:space="preserve">├── style.css           # Hoja de estilos (tema institucional)</w:t>
+              <w:t xml:space="preserve">├── index.html          # Marcado semántico + modales; sin CSS ni JS</w:t>
+            </w:r>
+          </w:p>
+          <w:p>
+            <w:pPr>
+              <w:spacing w:after="0" w:line="260" w:lineRule="auto"/>
+            </w:pPr>
+            <w:r>
+              <w:rPr>
+                <w:rFonts w:ascii="Consolas" w:cs="Consolas" w:eastAsia="Consolas" w:hAnsi="Consolas"/>
+                <w:color w:val="D4D4D4"/>
+                <w:sz w:val="19"/>
+                <w:szCs w:val="19"/>
+              </w:rPr>
+              <w:t xml:space="preserve">│                       #   embebidos</w:t>
+            </w:r>
+          </w:p>
+          <w:p>
+            <w:pPr>
+              <w:spacing w:after="0" w:line="260" w:lineRule="auto"/>
+            </w:pPr>
+            <w:r>
+              <w:rPr>
+                <w:rFonts w:ascii="Consolas" w:cs="Consolas" w:eastAsia="Consolas" w:hAnsi="Consolas"/>
+                <w:color w:val="D4D4D4"/>
+                <w:sz w:val="19"/>
+                <w:szCs w:val="19"/>
+              </w:rPr>
+              <w:t xml:space="preserve">├── style.css           # Hoja de estilos propia (tema institucional)</w:t>
+            </w:r>
+          </w:p>
+          <w:p>
+            <w:pPr>
+              <w:spacing w:after="0" w:line="260" w:lineRule="auto"/>
+            </w:pPr>
+            <w:r>
+              <w:rPr>
+                <w:rFonts w:ascii="Consolas" w:cs="Consolas" w:eastAsia="Consolas" w:hAnsi="Consolas"/>
+                <w:color w:val="D4D4D4"/>
+                <w:sz w:val="19"/>
+                <w:szCs w:val="19"/>
+              </w:rPr>
+              <w:t xml:space="preserve">├── script.js           # Lógica de la aplicación, script clásico</w:t>
+            </w:r>
+          </w:p>
+          <w:p>
+            <w:pPr>
+              <w:spacing w:after="0" w:line="260" w:lineRule="auto"/>
+            </w:pPr>
+            <w:r>
+              <w:rPr>
+                <w:rFonts w:ascii="Consolas" w:cs="Consolas" w:eastAsia="Consolas" w:hAnsi="Consolas"/>
+                <w:color w:val="D4D4D4"/>
+                <w:sz w:val="19"/>
+                <w:szCs w:val="19"/>
+              </w:rPr>
+              <w:t xml:space="preserve">│                       #   (no ES module; ver Desarrollo, punto 1)</w:t>
+            </w:r>
+          </w:p>
+          <w:p>
+            <w:pPr>
+              <w:spacing w:after="0" w:line="260" w:lineRule="auto"/>
+            </w:pPr>
+            <w:r>
+              <w:rPr>
+                <w:rFonts w:ascii="Consolas" w:cs="Consolas" w:eastAsia="Consolas" w:hAnsi="Consolas"/>
+                <w:color w:val="D4D4D4"/>
+                <w:sz w:val="19"/>
+                <w:szCs w:val="19"/>
+              </w:rPr>
+              <w:t xml:space="preserve">├── libs/                # Librerías de terceros autohospedadas</w:t>
+            </w:r>
+          </w:p>
+          <w:p>
+            <w:pPr>
+              <w:spacing w:after="0" w:line="260" w:lineRule="auto"/>
+            </w:pPr>
+            <w:r>
+              <w:rPr>
+                <w:rFonts w:ascii="Consolas" w:cs="Consolas" w:eastAsia="Consolas" w:hAnsi="Consolas"/>
+                <w:color w:val="D4D4D4"/>
+                <w:sz w:val="19"/>
+                <w:szCs w:val="19"/>
+              </w:rPr>
+              <w:t xml:space="preserve">│   └── fonts/           #   (Bootstrap, Bootstrap Icons + fuentes,</w:t>
+            </w:r>
+          </w:p>
+          <w:p>
+            <w:pPr>
+              <w:spacing w:after="0" w:line="260" w:lineRule="auto"/>
+            </w:pPr>
+            <w:r>
+              <w:rPr>
+                <w:rFonts w:ascii="Consolas" w:cs="Consolas" w:eastAsia="Consolas" w:hAnsi="Consolas"/>
+                <w:color w:val="D4D4D4"/>
+                <w:sz w:val="19"/>
+                <w:szCs w:val="19"/>
+              </w:rPr>
+              <w:t xml:space="preserve">│                       #    face-api.js, Chart.js, jsPDF, supabase-js)</w:t>
             </w:r>
           </w:p>
           <w:p>
@@ -849,7 +905,7 @@
                 <w:sz w:val="19"/>
                 <w:szCs w:val="19"/>
               </w:rPr>
-              <w:t xml:space="preserve">│                       #   app shell, librerías y modelos</w:t>
+              <w:t xml:space="preserve">│                       #   app shell, /libs y /models</w:t>
             </w:r>
           </w:p>
           <w:p>
@@ -961,7 +1017,21 @@
                 <w:sz w:val="19"/>
                 <w:szCs w:val="19"/>
               </w:rPr>
-              <w:t xml:space="preserve">│   └── test_offline_sync.js # Arnés de pruebas de sincronización diferida</w:t>
+              <w:t xml:space="preserve">│   ├── test_offline_sync.js    # Arnés de sincronización diferida</w:t>
+            </w:r>
+          </w:p>
+          <w:p>
+            <w:pPr>
+              <w:spacing w:after="0" w:line="260" w:lineRule="auto"/>
+            </w:pPr>
+            <w:r>
+              <w:rPr>
+                <w:rFonts w:ascii="Consolas" w:cs="Consolas" w:eastAsia="Consolas" w:hAnsi="Consolas"/>
+                <w:color w:val="D4D4D4"/>
+                <w:sz w:val="19"/>
+                <w:szCs w:val="19"/>
+              </w:rPr>
+              <w:t xml:space="preserve">│   └── test_service_worker.js  # Arnés del service worker (sw.js)</w:t>
             </w:r>
           </w:p>
           <w:p>
@@ -997,7 +1067,7 @@
           <w:sz w:val="24"/>
           <w:szCs w:val="24"/>
         </w:rPr>
-        <w:t xml:space="preserve">La ausencia de un paso de build (no hay Webpack, Vite ni similar) es una decisión deliberada: al tratarse de una única página con navegación por paneles (mostrar/ocultar secciones del DOM), el costo de incorporar un framework de componentes no se justificaba frente a la simplicidad de mantener HTML, CSS y JavaScript planos, lo cual además simplifica el despliegue (no hay artefactos de build que puedan quedar desactualizados respecto del código fuente). No existe, pese a lo que podría suponerse, un archivo script.js separado que index.html cargue: toda la lógica vive dentro de un único &lt;script&gt; inline en el propio index.html, punto que se retoma como hallazgo relevante en la sección de Resultados y Pruebas.</w:t>
+        <w:t xml:space="preserve">La ausencia de un paso de build (no hay Webpack, Vite ni similar) es una decisión deliberada: al tratarse de una única página con navegación por paneles (mostrar/ocultar secciones del DOM), el costo de incorporar un framework de componentes no se justificaba frente a la simplicidad de mantener HTML, CSS y JavaScript planos, lo cual además simplifica el despliegue (no hay artefactos de build que puedan quedar desactualizados respecto del código fuente). Esta estructura de 3 archivos separados (index.html, style.css, script.js) es, de hecho, el resultado de una corrección posterior descrita en detalle en la sección "Evolución de la estructura de archivos", más abajo: en una etapa intermedia del proyecto, tanto el CSS como el JavaScript llegaron a vivir embebidos dentro del propio index.html.</w:t>
       </w:r>
     </w:p>
     <w:p>
@@ -1050,7 +1120,25 @@
           <w:sz w:val="24"/>
           <w:szCs w:val="24"/>
         </w:rPr>
-        <w:t xml:space="preserve">El proyecto se inicializó como un sitio estático puro: un único documento index.html que actúa como cascarón de la aplicación (contiene todos los paneles y modales, mostrados u ocultados mediante JavaScript) y una hoja style.css con el tema visual institucional. Toda la lógica de negocio del lado del cliente —persistencia, reconocimiento facial, geocerca, eventos, alertas— se escribió dentro de un único &lt;script&gt; inline al final de ese mismo index.html, en lugar de en un archivo .js aparte. Las dependencias externas (Bootstrap 5.3.0 para la maquetación y los modales, Bootstrap Icons 1.10.0, Chart.js 4.4.4 para los gráficos estadísticos, jsPDF 2.5.1 para exportar reportes, face-api.js 0.22.2 para el reconocimiento facial y el cliente @supabase/supabase-js 2) se incorporan directamente desde la red de distribución de contenido (CDN) jsDelivr mediante etiquetas &lt;script&gt; y &lt;link&gt;, sin gestor de paquetes ni paso de instalación para el navegador.</w:t>
+        <w:t xml:space="preserve">El proyecto se inicializó como un sitio estático puro y se organiza en la estructura clásica de 3 archivos: index.html (marcado semántico y modales, sin CSS ni JavaScript embebidos), style.css (el tema visual institucional) y script.js (toda la lógica de negocio del lado del cliente —persistencia, reconocimiento facial, geocerca, eventos, alertas—, cargado como script clásico con &lt;script src="script.js"&gt;&lt;/script&gt;, no como ES module). Las dependencias externas (Bootstrap 5.3.0 para la maquetación y los modales, Bootstrap Icons 1.10.0, Chart.js 4.4.4 para los gráficos estadísticos, jsPDF 2.5.1 para exportar reportes, face-api.js 0.22.2 para el reconocimiento facial y el cliente @supabase/supabase-js 2) están autohospedadas en la carpeta /libs del propio repositorio en lugar de cargarse desde una red de distribución de contenido (CDN) externa, por las mismas razones de disponibilidad offline que motivaron autohospedar los modelos de reconocimiento facial (ver Desarrollo, punto 12).</w:t>
+      </w:r>
+    </w:p>
+    <w:p>
+      <w:pPr>
+        <w:spacing w:after="0" w:line="480" w:lineRule="auto"/>
+        <w:jc w:val="both"/>
+      </w:pPr>
+      <w:r>
+        <w:rPr>
+          <w:rFonts w:ascii="Times New Roman" w:cs="Times New Roman" w:eastAsia="Times New Roman" w:hAnsi="Times New Roman"/>
+          <w:b w:val="false"/>
+          <w:bCs w:val="false"/>
+          <w:i w:val="false"/>
+          <w:iCs w:val="false"/>
+          <w:sz w:val="24"/>
+          <w:szCs w:val="24"/>
+        </w:rPr>
+        <w:t xml:space="preserve">Se optó deliberadamente por un script clásico (&lt;script src="script.js"&gt;) y no por un ES module (&lt;script type="module"&gt;) porque gran parte del marcado de index.html dispara acciones mediante atributos onclick=/onchange= inline (69 en total), que solo pueden resolver una función si esta está expuesta como propiedad del objeto global window. Un script clásico declarado en el nivel superior del archivo cumple esa condición automáticamente; un ES module, en cambio, tiene su propio ámbito y no expone sus declaraciones en window salvo que se haga explícitamente, por lo que adoptarlo sin más habría roto los 69 manejadores de eventos existentes.</w:t>
       </w:r>
     </w:p>
     <w:p>
@@ -1566,7 +1654,7 @@
           <w:sz w:val="24"/>
           <w:szCs w:val="24"/>
         </w:rPr>
-        <w:t xml:space="preserve">A diferencia de lo que suele recomendarse como mejor práctica, ASIS_CAM no utiliza Supabase Auth. El inicio de sesión del administrador compara el usuario y la contraseña ingresados contra credenciales fijas definidas en el objeto CONFIG del &lt;script&gt; inline de index.html, y el inicio de sesión de cada docente compara su DNI y contraseña contra el registro correspondiente dentro de la colección teachers de app_data (con una contraseña por defecto asignada al crear al docente, que este puede cambiar desde su panel). El rol resultante (admin o teacher) se guarda únicamente en la variable de JavaScript currentUser durante la sesión del navegador, y es esa variable —no una política de base de datos— la que decide qué paneles y botones se muestran.</w:t>
+        <w:t xml:space="preserve">A diferencia de lo que suele recomendarse como mejor práctica, ASIS_CAM no utiliza Supabase Auth. El inicio de sesión del administrador compara el usuario y la contraseña ingresados contra credenciales fijas definidas en el objeto CONFIG de script.js, y el inicio de sesión de cada docente compara su DNI y contraseña contra el registro correspondiente dentro de la colección teachers de app_data (con una contraseña por defecto asignada al crear al docente, que este puede cambiar desde su panel). El rol resultante (admin o teacher) se guarda únicamente en la variable de JavaScript currentUser durante la sesión del navegador, y es esa variable —no una política de base de datos— la que decide qué paneles y botones se muestran.</w:t>
       </w:r>
     </w:p>
     <w:p>
@@ -2296,25 +2384,43 @@
           <w:sz w:val="28"/>
           <w:szCs w:val="28"/>
         </w:rPr>
-        <w:t xml:space="preserve">Justificación de las Decisiones Técnicas</w:t>
-      </w:r>
-    </w:p>
-    <w:p>
-      <w:pPr>
-        <w:pStyle w:val="Heading3"/>
-        <w:spacing w:after="100" w:before="160"/>
+        <w:t xml:space="preserve">Evolución de la Estructura de Archivos: Retorno al Modelo Clásico de 3 Archivos</w:t>
+      </w:r>
+    </w:p>
+    <w:p>
+      <w:pPr>
+        <w:spacing w:after="0" w:line="480" w:lineRule="auto"/>
+        <w:ind w:firstLine="720"/>
+        <w:jc w:val="both"/>
+      </w:pPr>
+      <w:r>
+        <w:rPr>
+          <w:rFonts w:ascii="Times New Roman" w:cs="Times New Roman" w:eastAsia="Times New Roman" w:hAnsi="Times New Roman"/>
+          <w:b w:val="false"/>
+          <w:bCs w:val="false"/>
+          <w:i w:val="false"/>
+          <w:iCs w:val="false"/>
+          <w:sz w:val="24"/>
+          <w:szCs w:val="24"/>
+        </w:rPr>
+        <w:t xml:space="preserve">La arquitectura de archivos de ASIS_CAM pasó por tres etapas distintas a lo largo del proyecto, y las tres quedan documentadas acá porque cada una dejó un aprendizaje concreto sobre organización de código, no solo sobre la aplicación en sí.</w:t>
+      </w:r>
+    </w:p>
+    <w:p>
+      <w:pPr>
+        <w:pStyle w:val="Heading2"/>
+        <w:spacing w:after="120" w:before="200"/>
       </w:pPr>
       <w:r>
         <w:rPr>
           <w:rFonts w:ascii="Times New Roman" w:cs="Times New Roman" w:eastAsia="Times New Roman" w:hAnsi="Times New Roman"/>
           <w:b/>
           <w:bCs/>
-          <w:i/>
-          <w:iCs/>
-          <w:sz w:val="24"/>
-          <w:szCs w:val="24"/>
-        </w:rPr>
-        <w:t xml:space="preserve">¿Por qué HTML, CSS y JavaScript planos, sin un framework de componentes?</w:t>
+          <w:color w:val="1B3A5C"/>
+          <w:sz w:val="26"/>
+          <w:szCs w:val="26"/>
+        </w:rPr>
+        <w:t xml:space="preserve">Etapa 1: HTML, CSS y JavaScript embebidos en un único index.html</w:t>
       </w:r>
     </w:p>
     <w:p>
@@ -2333,25 +2439,24 @@
           <w:sz w:val="24"/>
           <w:szCs w:val="24"/>
         </w:rPr>
-        <w:t xml:space="preserve">La aplicación es, en esencia, un panel de administración de una sola página con secciones que se muestran u ocultan según el rol y la acción del usuario. Un framework de componentes (React, Vue, Angular) aporta valor cuando la interfaz crece en complejidad de estado compartido entre muchas vistas independientes, pero introduce un costo de aprendizaje, un paso de build y una cadena de dependencias adicional. Dado el tamaño y el alcance del proyecto, mantener JavaScript plano permitió iterar rápido, depurar directamente en el navegador sin mapas de fuente (source maps) de por medio, y desplegar sin ningún paso de compilación: subir el cambio a GitHub es, literalmente, publicar la nueva versión.</w:t>
-      </w:r>
-    </w:p>
-    <w:p>
-      <w:pPr>
-        <w:pStyle w:val="Heading3"/>
-        <w:spacing w:after="100" w:before="160"/>
+        <w:t xml:space="preserve">Durante buena parte del desarrollo, tanto los estilos como la lógica de la aplicación vivieron embebidos dentro del propio index.html: un bloque &lt;style&gt; de más de 450 líneas en el &lt;head&gt; y un bloque &lt;script&gt; de más de 3300 líneas al final del &lt;body&gt;. En esta etapa existían, además, dos archivos sueltos en el repositorio —script.js y style.css— que parecían ser esas mismas piezas separadas, pero que en realidad habían quedado desactualizados y sin ninguna referencia real desde index.html: eran copias huérfanas de una extracción anterior, no la fuente que efectivamente corría en el navegador. El hallazgo de script.js como archivo huérfano ya se documentó en la sección de Resultados y Pruebas; al preparar la migración descrita en esta sección se confirmó que style.css tenía exactamente el mismo problema, con el agravante de estar además desactualizado (441 líneas contra las 462 que tenía en ese momento el bloque &lt;style&gt; realmente activo dentro de index.html).</w:t>
+      </w:r>
+    </w:p>
+    <w:p>
+      <w:pPr>
+        <w:pStyle w:val="Heading2"/>
+        <w:spacing w:after="120" w:before="200"/>
       </w:pPr>
       <w:r>
         <w:rPr>
           <w:rFonts w:ascii="Times New Roman" w:cs="Times New Roman" w:eastAsia="Times New Roman" w:hAnsi="Times New Roman"/>
           <w:b/>
           <w:bCs/>
-          <w:i/>
-          <w:iCs/>
-          <w:sz w:val="24"/>
-          <w:szCs w:val="24"/>
-        </w:rPr>
-        <w:t xml:space="preserve">¿Por qué Supabase y no Firebase como backend?</w:t>
+          <w:color w:val="1B3A5C"/>
+          <w:sz w:val="26"/>
+          <w:szCs w:val="26"/>
+        </w:rPr>
+        <w:t xml:space="preserve">Etapa 2: consolidación temporal dentro de index.html</w:t>
       </w:r>
     </w:p>
     <w:p>
@@ -2370,25 +2475,24 @@
           <w:sz w:val="24"/>
           <w:szCs w:val="24"/>
         </w:rPr>
-        <w:t xml:space="preserve">Supabase se apoya en PostgreSQL, una base de datos relacional madura con soporte nativo de restricciones de integridad (claves foráneas, UNIQUE) que resultaron indispensables para resolver el problema de eventos duplicados descrito en la sección anterior: una base documental pura habría requerido reimplementar esa unicidad a mano en el cliente, sin la garantía que ofrece una constraint de base de datos. Además, Supabase expone automáticamente una API REST sobre cualquier tabla nueva (vía PostgREST), lo que permitió combinar, dentro del mismo proyecto, un almacén flexible tipo documento (app_data) con tablas relacionales estrictas (evento_especial, evento_docente) sin cambiar de proveedor ni de paradigma. El proyecto conserva, no obstante, una configuración de respaldo para Firebase Hosting (archivo firebase.json), usada únicamente como alternativa de publicación del sitio estático, no como base de datos.</w:t>
-      </w:r>
-    </w:p>
-    <w:p>
-      <w:pPr>
-        <w:pStyle w:val="Heading3"/>
-        <w:spacing w:after="100" w:before="160"/>
+        <w:t xml:space="preserve">Al detectar que script.js estaba huérfano, la corrección más rápida y de menor riesgo para no interrumpir el servicio fue portar la lógica nueva (la sincronización diferida y, después, el registro del service worker) directamente al bloque &lt;script&gt; que sí estaba activo dentro de index.html, y eliminar el archivo script.js suelto para no dejar una segunda copia divergente. Esta decisión se documenta en detalle en la sección de Resultados y Pruebas y prioriza la corrección inmediata del sistema en producción por sobre la prolijidad de la organización de archivos, que quedó pendiente.</w:t>
+      </w:r>
+    </w:p>
+    <w:p>
+      <w:pPr>
+        <w:pStyle w:val="Heading2"/>
+        <w:spacing w:after="120" w:before="200"/>
       </w:pPr>
       <w:r>
         <w:rPr>
           <w:rFonts w:ascii="Times New Roman" w:cs="Times New Roman" w:eastAsia="Times New Roman" w:hAnsi="Times New Roman"/>
           <w:b/>
           <w:bCs/>
-          <w:i/>
-          <w:iCs/>
-          <w:sz w:val="24"/>
-          <w:szCs w:val="24"/>
-        </w:rPr>
-        <w:t xml:space="preserve">¿Por qué Row Level Security, si en este proyecto las políticas terminaron siendo abiertas?</w:t>
+          <w:color w:val="1B3A5C"/>
+          <w:sz w:val="26"/>
+          <w:szCs w:val="26"/>
+        </w:rPr>
+        <w:t xml:space="preserve">Etapa 3: separación definitiva en 3 archivos (estado actual)</w:t>
       </w:r>
     </w:p>
     <w:p>
@@ -2407,25 +2511,7 @@
           <w:sz w:val="24"/>
           <w:szCs w:val="24"/>
         </w:rPr>
-        <w:t xml:space="preserve">RLS se habilitó en todas las tablas por ser la práctica recomendada por Supabase para cualquier tabla expuesta a través de su API pública: sin RLS habilitado, una tabla es accesible sin ninguna restricción declarativa. Haberla dejado activa, aunque con políticas abiertas para el rol anon, deja al proyecto en condiciones de endurecer el acceso en una etapa futura (restringiendo las políticas al rol authenticated una vez que se incorpore Supabase Auth) sin tener que rediseñar el esquema de la base de datos desde cero. Este punto se retoma como recomendación concreta en la sección de Limitaciones y Trabajo Futuro.</w:t>
-      </w:r>
-    </w:p>
-    <w:p>
-      <w:pPr>
-        <w:pStyle w:val="Heading3"/>
-        <w:spacing w:after="100" w:before="160"/>
-      </w:pPr>
-      <w:r>
-        <w:rPr>
-          <w:rFonts w:ascii="Times New Roman" w:cs="Times New Roman" w:eastAsia="Times New Roman" w:hAnsi="Times New Roman"/>
-          <w:b/>
-          <w:bCs/>
-          <w:i/>
-          <w:iCs/>
-          <w:sz w:val="24"/>
-          <w:szCs w:val="24"/>
-        </w:rPr>
-        <w:t xml:space="preserve">¿Por qué face-api.js para el reconocimiento facial?</w:t>
+        <w:t xml:space="preserve">Por exigencia de buenas prácticas de la cátedra, se realizó la separación definitiva: el bloque &lt;style&gt; se extrajo completo a style.css (reemplazando el archivo huérfano y desactualizado por el contenido real, con sangría normalizada y un comentario de cabecera) y el bloque &lt;script&gt; se extrajo completo a un nuevo script.js (mismo tratamiento), quedando index.html reducido a HTML semántico, los modales de Bootstrap y las etiquetas &lt;link&gt;/&lt;script&gt; que referencian los otros archivos. Se verificó, contando etiquetas &lt;div&gt; abiertas y cerradas y la cantidad de modales antes y después del recorte (11 en ambos casos), que la extracción no dañó el marcado.</w:t>
       </w:r>
     </w:p>
     <w:p>
@@ -2444,25 +2530,7 @@
           <w:sz w:val="24"/>
           <w:szCs w:val="24"/>
         </w:rPr>
-        <w:t xml:space="preserve">face-api.js ejecuta la detección y el cálculo del descriptor facial enteramente en el navegador del usuario, usando modelos livianos (TinyFaceDetector) pensados para tiempo real. Esto evita transmitir imágenes del rostro de los docentes a un servidor externo para su procesamiento, y no requiere contratar un servicio de reconocimiento facial en la nube ni pagar por cada verificación realizada, lo cual era relevante para mantener el proyecto sin costos de infraestructura adicionales.</w:t>
-      </w:r>
-    </w:p>
-    <w:p>
-      <w:pPr>
-        <w:pStyle w:val="Heading3"/>
-        <w:spacing w:after="100" w:before="160"/>
-      </w:pPr>
-      <w:r>
-        <w:rPr>
-          <w:rFonts w:ascii="Times New Roman" w:cs="Times New Roman" w:eastAsia="Times New Roman" w:hAnsi="Times New Roman"/>
-          <w:b/>
-          <w:bCs/>
-          <w:i/>
-          <w:iCs/>
-          <w:sz w:val="24"/>
-          <w:szCs w:val="24"/>
-        </w:rPr>
-        <w:t xml:space="preserve">¿Por qué autohospedar los modelos de reconocimiento facial y agregar un service worker en vez de confiar en el CDN?</w:t>
+        <w:t xml:space="preserve">Se evaluó declarar script.js como ES module (&lt;script type="module" src="script.js"&gt;), la forma más moderna de separar código en JavaScript, pero se descartó: el marcado de index.html dispara acciones mediante 69 atributos onclick=/onchange= inline, que dependen de que las funciones correspondientes estén expuestas en el objeto global window. Un script clásico las expone ahí automáticamente por ser código de nivel superior de un archivo cargado sin type="module"; un ES module tiene su propio ámbito aislado y no lo hace salvo asignación explícita. Adoptar type="module" sin además reescribir esos 69 manejadores a addEventListener habría roto silenciosamente cada botón y control de la interfaz. Se optó entonces por script.js como script clásico, que cumple igual el objetivo de "buenas costumbres" perseguido —separar HTML, CSS y JavaScript en tres archivos con responsabilidades claras— sin el riesgo de esa reescritura adicional sobre una aplicación en uso real.</w:t>
       </w:r>
     </w:p>
     <w:p>
@@ -2481,25 +2549,7 @@
           <w:sz w:val="24"/>
           <w:szCs w:val="24"/>
         </w:rPr>
-        <w:t xml:space="preserve">El fichaje por rostro es la función crítica del sistema: si no puede calcularse el descriptor facial, ningún docente puede marcar su asistencia, sin importar que la sincronización diferida ya permita seguir guardando datos sin conexión. Depender de un CDN externo para los archivos de pesos del modelo introducía un punto único de falla ajeno al proyecto (el CDN puede estar caído, bloqueado por la red de la institución, o simplemente inalcanzable en una zona con mala señal) justo en el paso que nunca puede fallar. Autohospedar esos 7 archivos y precachearlos con un service worker traslada esa garantía al propio control del proyecto: una vez que el service worker se instaló con una visita online, el reconocimiento facial deja de depender de que haya internet, incluso si esa visita ocurrió días antes.</w:t>
-      </w:r>
-    </w:p>
-    <w:p>
-      <w:pPr>
-        <w:pStyle w:val="Heading3"/>
-        <w:spacing w:after="100" w:before="160"/>
-      </w:pPr>
-      <w:r>
-        <w:rPr>
-          <w:rFonts w:ascii="Times New Roman" w:cs="Times New Roman" w:eastAsia="Times New Roman" w:hAnsi="Times New Roman"/>
-          <w:b/>
-          <w:bCs/>
-          <w:i/>
-          <w:iCs/>
-          <w:sz w:val="24"/>
-          <w:szCs w:val="24"/>
-        </w:rPr>
-        <w:t xml:space="preserve">¿Por qué Netlify como plataforma de despliegue?</w:t>
+        <w:t xml:space="preserve">Como parte de la misma tarea se autohospedaron en una carpeta /libs las seis librerías de terceros que antes se cargaban desde el CDN de jsDelivr (Bootstrap, Bootstrap Icons —incluidas sus dos fuentes de íconos, woff y woff2—, face-api.js, Chart.js, jsPDF y supabase-js), extendiendo a la interfaz completa de la aplicación el mismo principio de independencia de terceros ya aplicado a los modelos de reconocimiento facial en /models (ver punto 12 del Desarrollo): con esto, ni un solo recurso necesario para que la aplicación arranque y funcione depende de que un servicio externo esté disponible en el momento de la visita.</w:t>
       </w:r>
     </w:p>
     <w:p>
@@ -2518,7 +2568,7 @@
           <w:sz w:val="24"/>
           <w:szCs w:val="24"/>
         </w:rPr>
-        <w:t xml:space="preserve">Netlify permite publicar un sitio estático conectándolo directamente a un repositorio de GitHub, sin configurar servidores propios, con certificado HTTPS automático y republicación en cada cambio subido a la rama principal. Para un proyecto sin paso de build, la configuración se reduce a indicar la carpeta a publicar y la regla de redirección para la navegación interna, lo que hizo de Netlify la opción de menor fricción operativa disponible.</w:t>
+        <w:t xml:space="preserve">sw.js se actualizó en consecuencia: el app shell precacheado pasó a incluir script.js además de index.html y style.css, la lista de librerías de terceros dejó de apuntar a URLs del CDN y pasó a apuntar a las 9 rutas locales bajo /libs, y la versión de caché se incrementó de v1 a v2 para que los navegadores que ya tenían instalada la versión anterior del service worker descarten esa caché vieja (mediante la limpieza que ya ocurre en el evento activate) y precacheen el nuevo conjunto de archivos. Los dos arneses de prueba automatizados (tests/test_offline_sync.js y tests/test_service_worker.js) se actualizaron para apuntar a los archivos reales —el primero vuelve a leer script.js directamente, ya sin necesidad de extraerlo de dentro de index.html— y las 36 verificaciones (16 más 20) siguieron aprobando después del cambio.</w:t>
       </w:r>
     </w:p>
     <w:p>
@@ -2535,6 +2585,245 @@
           <w:sz w:val="28"/>
           <w:szCs w:val="28"/>
         </w:rPr>
+        <w:t xml:space="preserve">Justificación de las Decisiones Técnicas</w:t>
+      </w:r>
+    </w:p>
+    <w:p>
+      <w:pPr>
+        <w:pStyle w:val="Heading3"/>
+        <w:spacing w:after="100" w:before="160"/>
+      </w:pPr>
+      <w:r>
+        <w:rPr>
+          <w:rFonts w:ascii="Times New Roman" w:cs="Times New Roman" w:eastAsia="Times New Roman" w:hAnsi="Times New Roman"/>
+          <w:b/>
+          <w:bCs/>
+          <w:i/>
+          <w:iCs/>
+          <w:sz w:val="24"/>
+          <w:szCs w:val="24"/>
+        </w:rPr>
+        <w:t xml:space="preserve">¿Por qué HTML, CSS y JavaScript planos, sin un framework de componentes?</w:t>
+      </w:r>
+    </w:p>
+    <w:p>
+      <w:pPr>
+        <w:spacing w:after="0" w:line="480" w:lineRule="auto"/>
+        <w:ind w:firstLine="720"/>
+        <w:jc w:val="both"/>
+      </w:pPr>
+      <w:r>
+        <w:rPr>
+          <w:rFonts w:ascii="Times New Roman" w:cs="Times New Roman" w:eastAsia="Times New Roman" w:hAnsi="Times New Roman"/>
+          <w:b w:val="false"/>
+          <w:bCs w:val="false"/>
+          <w:i w:val="false"/>
+          <w:iCs w:val="false"/>
+          <w:sz w:val="24"/>
+          <w:szCs w:val="24"/>
+        </w:rPr>
+        <w:t xml:space="preserve">La aplicación es, en esencia, un panel de administración de una sola página con secciones que se muestran u ocultan según el rol y la acción del usuario. Un framework de componentes (React, Vue, Angular) aporta valor cuando la interfaz crece en complejidad de estado compartido entre muchas vistas independientes, pero introduce un costo de aprendizaje, un paso de build y una cadena de dependencias adicional. Dado el tamaño y el alcance del proyecto, mantener JavaScript plano permitió iterar rápido, depurar directamente en el navegador sin mapas de fuente (source maps) de por medio, y desplegar sin ningún paso de compilación: subir el cambio a GitHub es, literalmente, publicar la nueva versión.</w:t>
+      </w:r>
+    </w:p>
+    <w:p>
+      <w:pPr>
+        <w:pStyle w:val="Heading3"/>
+        <w:spacing w:after="100" w:before="160"/>
+      </w:pPr>
+      <w:r>
+        <w:rPr>
+          <w:rFonts w:ascii="Times New Roman" w:cs="Times New Roman" w:eastAsia="Times New Roman" w:hAnsi="Times New Roman"/>
+          <w:b/>
+          <w:bCs/>
+          <w:i/>
+          <w:iCs/>
+          <w:sz w:val="24"/>
+          <w:szCs w:val="24"/>
+        </w:rPr>
+        <w:t xml:space="preserve">¿Por qué Supabase y no Firebase como backend?</w:t>
+      </w:r>
+    </w:p>
+    <w:p>
+      <w:pPr>
+        <w:spacing w:after="0" w:line="480" w:lineRule="auto"/>
+        <w:ind w:firstLine="720"/>
+        <w:jc w:val="both"/>
+      </w:pPr>
+      <w:r>
+        <w:rPr>
+          <w:rFonts w:ascii="Times New Roman" w:cs="Times New Roman" w:eastAsia="Times New Roman" w:hAnsi="Times New Roman"/>
+          <w:b w:val="false"/>
+          <w:bCs w:val="false"/>
+          <w:i w:val="false"/>
+          <w:iCs w:val="false"/>
+          <w:sz w:val="24"/>
+          <w:szCs w:val="24"/>
+        </w:rPr>
+        <w:t xml:space="preserve">Supabase se apoya en PostgreSQL, una base de datos relacional madura con soporte nativo de restricciones de integridad (claves foráneas, UNIQUE) que resultaron indispensables para resolver el problema de eventos duplicados descrito en la sección anterior: una base documental pura habría requerido reimplementar esa unicidad a mano en el cliente, sin la garantía que ofrece una constraint de base de datos. Además, Supabase expone automáticamente una API REST sobre cualquier tabla nueva (vía PostgREST), lo que permitió combinar, dentro del mismo proyecto, un almacén flexible tipo documento (app_data) con tablas relacionales estrictas (evento_especial, evento_docente) sin cambiar de proveedor ni de paradigma. El proyecto conserva, no obstante, una configuración de respaldo para Firebase Hosting (archivo firebase.json), usada únicamente como alternativa de publicación del sitio estático, no como base de datos.</w:t>
+      </w:r>
+    </w:p>
+    <w:p>
+      <w:pPr>
+        <w:pStyle w:val="Heading3"/>
+        <w:spacing w:after="100" w:before="160"/>
+      </w:pPr>
+      <w:r>
+        <w:rPr>
+          <w:rFonts w:ascii="Times New Roman" w:cs="Times New Roman" w:eastAsia="Times New Roman" w:hAnsi="Times New Roman"/>
+          <w:b/>
+          <w:bCs/>
+          <w:i/>
+          <w:iCs/>
+          <w:sz w:val="24"/>
+          <w:szCs w:val="24"/>
+        </w:rPr>
+        <w:t xml:space="preserve">¿Por qué Row Level Security, si en este proyecto las políticas terminaron siendo abiertas?</w:t>
+      </w:r>
+    </w:p>
+    <w:p>
+      <w:pPr>
+        <w:spacing w:after="0" w:line="480" w:lineRule="auto"/>
+        <w:ind w:firstLine="720"/>
+        <w:jc w:val="both"/>
+      </w:pPr>
+      <w:r>
+        <w:rPr>
+          <w:rFonts w:ascii="Times New Roman" w:cs="Times New Roman" w:eastAsia="Times New Roman" w:hAnsi="Times New Roman"/>
+          <w:b w:val="false"/>
+          <w:bCs w:val="false"/>
+          <w:i w:val="false"/>
+          <w:iCs w:val="false"/>
+          <w:sz w:val="24"/>
+          <w:szCs w:val="24"/>
+        </w:rPr>
+        <w:t xml:space="preserve">RLS se habilitó en todas las tablas por ser la práctica recomendada por Supabase para cualquier tabla expuesta a través de su API pública: sin RLS habilitado, una tabla es accesible sin ninguna restricción declarativa. Haberla dejado activa, aunque con políticas abiertas para el rol anon, deja al proyecto en condiciones de endurecer el acceso en una etapa futura (restringiendo las políticas al rol authenticated una vez que se incorpore Supabase Auth) sin tener que rediseñar el esquema de la base de datos desde cero. Este punto se retoma como recomendación concreta en la sección de Limitaciones y Trabajo Futuro.</w:t>
+      </w:r>
+    </w:p>
+    <w:p>
+      <w:pPr>
+        <w:pStyle w:val="Heading3"/>
+        <w:spacing w:after="100" w:before="160"/>
+      </w:pPr>
+      <w:r>
+        <w:rPr>
+          <w:rFonts w:ascii="Times New Roman" w:cs="Times New Roman" w:eastAsia="Times New Roman" w:hAnsi="Times New Roman"/>
+          <w:b/>
+          <w:bCs/>
+          <w:i/>
+          <w:iCs/>
+          <w:sz w:val="24"/>
+          <w:szCs w:val="24"/>
+        </w:rPr>
+        <w:t xml:space="preserve">¿Por qué face-api.js para el reconocimiento facial?</w:t>
+      </w:r>
+    </w:p>
+    <w:p>
+      <w:pPr>
+        <w:spacing w:after="0" w:line="480" w:lineRule="auto"/>
+        <w:ind w:firstLine="720"/>
+        <w:jc w:val="both"/>
+      </w:pPr>
+      <w:r>
+        <w:rPr>
+          <w:rFonts w:ascii="Times New Roman" w:cs="Times New Roman" w:eastAsia="Times New Roman" w:hAnsi="Times New Roman"/>
+          <w:b w:val="false"/>
+          <w:bCs w:val="false"/>
+          <w:i w:val="false"/>
+          <w:iCs w:val="false"/>
+          <w:sz w:val="24"/>
+          <w:szCs w:val="24"/>
+        </w:rPr>
+        <w:t xml:space="preserve">face-api.js ejecuta la detección y el cálculo del descriptor facial enteramente en el navegador del usuario, usando modelos livianos (TinyFaceDetector) pensados para tiempo real. Esto evita transmitir imágenes del rostro de los docentes a un servidor externo para su procesamiento, y no requiere contratar un servicio de reconocimiento facial en la nube ni pagar por cada verificación realizada, lo cual era relevante para mantener el proyecto sin costos de infraestructura adicionales.</w:t>
+      </w:r>
+    </w:p>
+    <w:p>
+      <w:pPr>
+        <w:pStyle w:val="Heading3"/>
+        <w:spacing w:after="100" w:before="160"/>
+      </w:pPr>
+      <w:r>
+        <w:rPr>
+          <w:rFonts w:ascii="Times New Roman" w:cs="Times New Roman" w:eastAsia="Times New Roman" w:hAnsi="Times New Roman"/>
+          <w:b/>
+          <w:bCs/>
+          <w:i/>
+          <w:iCs/>
+          <w:sz w:val="24"/>
+          <w:szCs w:val="24"/>
+        </w:rPr>
+        <w:t xml:space="preserve">¿Por qué autohospedar los modelos de reconocimiento facial y agregar un service worker en vez de confiar en el CDN?</w:t>
+      </w:r>
+    </w:p>
+    <w:p>
+      <w:pPr>
+        <w:spacing w:after="0" w:line="480" w:lineRule="auto"/>
+        <w:ind w:firstLine="720"/>
+        <w:jc w:val="both"/>
+      </w:pPr>
+      <w:r>
+        <w:rPr>
+          <w:rFonts w:ascii="Times New Roman" w:cs="Times New Roman" w:eastAsia="Times New Roman" w:hAnsi="Times New Roman"/>
+          <w:b w:val="false"/>
+          <w:bCs w:val="false"/>
+          <w:i w:val="false"/>
+          <w:iCs w:val="false"/>
+          <w:sz w:val="24"/>
+          <w:szCs w:val="24"/>
+        </w:rPr>
+        <w:t xml:space="preserve">El fichaje por rostro es la función crítica del sistema: si no puede calcularse el descriptor facial, ningún docente puede marcar su asistencia, sin importar que la sincronización diferida ya permita seguir guardando datos sin conexión. Depender de un CDN externo para los archivos de pesos del modelo introducía un punto único de falla ajeno al proyecto (el CDN puede estar caído, bloqueado por la red de la institución, o simplemente inalcanzable en una zona con mala señal) justo en el paso que nunca puede fallar. Autohospedar esos 7 archivos y precachearlos con un service worker traslada esa garantía al propio control del proyecto: una vez que el service worker se instaló con una visita online, el reconocimiento facial deja de depender de que haya internet, incluso si esa visita ocurrió días antes.</w:t>
+      </w:r>
+    </w:p>
+    <w:p>
+      <w:pPr>
+        <w:pStyle w:val="Heading3"/>
+        <w:spacing w:after="100" w:before="160"/>
+      </w:pPr>
+      <w:r>
+        <w:rPr>
+          <w:rFonts w:ascii="Times New Roman" w:cs="Times New Roman" w:eastAsia="Times New Roman" w:hAnsi="Times New Roman"/>
+          <w:b/>
+          <w:bCs/>
+          <w:i/>
+          <w:iCs/>
+          <w:sz w:val="24"/>
+          <w:szCs w:val="24"/>
+        </w:rPr>
+        <w:t xml:space="preserve">¿Por qué Netlify como plataforma de despliegue?</w:t>
+      </w:r>
+    </w:p>
+    <w:p>
+      <w:pPr>
+        <w:spacing w:after="0" w:line="480" w:lineRule="auto"/>
+        <w:ind w:firstLine="720"/>
+        <w:jc w:val="both"/>
+      </w:pPr>
+      <w:r>
+        <w:rPr>
+          <w:rFonts w:ascii="Times New Roman" w:cs="Times New Roman" w:eastAsia="Times New Roman" w:hAnsi="Times New Roman"/>
+          <w:b w:val="false"/>
+          <w:bCs w:val="false"/>
+          <w:i w:val="false"/>
+          <w:iCs w:val="false"/>
+          <w:sz w:val="24"/>
+          <w:szCs w:val="24"/>
+        </w:rPr>
+        <w:t xml:space="preserve">Netlify permite publicar un sitio estático conectándolo directamente a un repositorio de GitHub, sin configurar servidores propios, con certificado HTTPS automático y republicación en cada cambio subido a la rama principal. Para un proyecto sin paso de build, la configuración se reduce a indicar la carpeta a publicar y la regla de redirección para la navegación interna, lo que hizo de Netlify la opción de menor fricción operativa disponible.</w:t>
+      </w:r>
+    </w:p>
+    <w:p>
+      <w:pPr>
+        <w:pStyle w:val="Heading1"/>
+        <w:spacing w:after="160" w:before="240"/>
+      </w:pPr>
+      <w:r>
+        <w:rPr>
+          <w:rFonts w:ascii="Times New Roman" w:cs="Times New Roman" w:eastAsia="Times New Roman" w:hAnsi="Times New Roman"/>
+          <w:b/>
+          <w:bCs/>
+          <w:color w:val="0F2438"/>
+          <w:sz w:val="28"/>
+          <w:szCs w:val="28"/>
+        </w:rPr>
         <w:t xml:space="preserve">Resultados y Pruebas</w:t>
       </w:r>
     </w:p>
@@ -2734,7 +3023,7 @@
           <w:sz w:val="24"/>
           <w:szCs w:val="24"/>
         </w:rPr>
-        <w:t xml:space="preserve">Para verificar el mecanismo de sincronización diferida descrito en el punto 11 del Desarrollo sin depender de un navegador real ni del hardware de cámara necesario para el reconocimiento facial, se construyó un arnés de pruebas automatizado (tests/test_offline_sync.js) que extrae el &lt;script&gt; inline real de index.html —sin modificarlo ni reescribirlo— y lo ejecuta dentro de un contexto aislado de Node.js (módulo vm). Ese contexto provee implementaciones simuladas de localStorage, de window/document y de un cliente de Supabase falso cuyo comportamiento se puede alternar entre "conectado" y "desconectado" a voluntad, registrando además cada intento de escritura para poder inspeccionarlo. De esta forma, el arnés ejercita el código de producción tal cual corre en el navegador, reemplazando únicamente el entorno externo (red, almacenamiento, DOM) por versiones controlables desde la prueba.</w:t>
+        <w:t xml:space="preserve">Para verificar el mecanismo de sincronización diferida descrito en el punto 11 del Desarrollo sin depender de un navegador real ni del hardware de cámara necesario para el reconocimiento facial, se construyó un arnés de pruebas automatizado (tests/test_offline_sync.js) que ejecuta el archivo script.js real del proyecto —sin modificarlo ni reescribirlo— dentro de un contexto aislado de Node.js (módulo vm). Ese contexto provee implementaciones simuladas de localStorage, de window/document y de un cliente de Supabase falso cuyo comportamiento se puede alternar entre "conectado" y "desconectado" a voluntad, registrando además cada intento de escritura para poder inspeccionarlo. De esta forma, el arnés ejercita el código de producción tal cual corre en el navegador, reemplazando únicamente el entorno externo (red, almacenamiento, DOM) por versiones controlables desde la prueba.</w:t>
       </w:r>
     </w:p>
     <w:p>
@@ -4284,7 +4573,26 @@
           <w:sz w:val="24"/>
           <w:szCs w:val="24"/>
         </w:rPr>
-        <w:t xml:space="preserve">Antes de publicar el cambio, se sirvió el repositorio con un servidor estático local (equivalente a cómo Netlify sirve archivos ya existentes en el repositorio) y se solicitaron uno por uno index.html, sw.js, style.css y los 7 archivos de /models: todos respondieron con código 200 y el tamaño exacto esperado, mientras que una ruta inexistente bajo /models sirvió como control y devolvió 404, confirmando que el servidor no enmascaraba errores reales. Se verificó además la sintaxis del &lt;script&gt; inline extraído de index.html y la de sw.js con node --check, y se corrió nuevamente el arnés de pruebas de sincronización diferida contra el código ya portado, con el mismo resultado de 16 sobre 16 verificaciones aprobadas.</w:t>
+        <w:t xml:space="preserve">Antes de publicar el cambio, se sirvió el repositorio con un servidor estático local (equivalente a cómo Netlify sirve archivos ya existentes en el repositorio) y se solicitaron uno por uno index.html, style.css, script.js, sw.js, los 7 archivos de /models y los 9 archivos de /libs: todos respondieron con código 200 y el tamaño exacto esperado, mientras que una ruta inexistente bajo /models sirvió como control y devolvió 404, confirmando que el servidor no enmascaraba errores reales. Se verificó además la sintaxis de script.js y de sw.js con node --check.</w:t>
+      </w:r>
+    </w:p>
+    <w:p>
+      <w:pPr>
+        <w:spacing w:after="0" w:line="480" w:lineRule="auto"/>
+        <w:ind w:firstLine="720"/>
+        <w:jc w:val="both"/>
+      </w:pPr>
+      <w:r>
+        <w:rPr>
+          <w:rFonts w:ascii="Times New Roman" w:cs="Times New Roman" w:eastAsia="Times New Roman" w:hAnsi="Times New Roman"/>
+          <w:b w:val="false"/>
+          <w:bCs w:val="false"/>
+          <w:i w:val="false"/>
+          <w:iCs w:val="false"/>
+          <w:sz w:val="24"/>
+          <w:szCs w:val="24"/>
+        </w:rPr>
+        <w:t xml:space="preserve">Sobre esa base se construyó un segundo arnés de pruebas automatizado (tests/test_service_worker.js) que simula el entorno de un Service Worker (self, caches, fetch) en Node.js y ejecuta sw.js real dentro de ese contexto. Cubre: que la instalación precachea exactamente los 20 recursos esperados (4 de app shell, 7 de /models y 9 de /libs) y llama a self.skipWaiting(); que la activación borra las cachés de versiones anteriores y llama a self.clients.claim(); que un modelo o una librería ya cacheados se sirven sin volver a pedirlos a la red (cache-first), mientras que uno no cacheado se busca en la red y queda cacheado para la próxima vez ("precache on first online load"); que el app shell usa network-first con reserva en caché (va a la red si puede, pero cae a la copia cacheada sin conexión); y que las llamadas a la API de Supabase y cualquier método distinto de GET quedan completamente fuera del alcance del service worker. Sumado a las 16 verificaciones de tests/test_offline_sync.js, el resultado combinado (npm test) es de 36 sobre 36 verificaciones aprobadas.</w:t>
       </w:r>
     </w:p>
     <w:p>
@@ -5290,7 +5598,7 @@
           <w:sz w:val="26"/>
           <w:szCs w:val="26"/>
         </w:rPr>
-        <w:t xml:space="preserve">Anexo D. Parámetros de configuración del reconocimiento facial (index.html)</w:t>
+        <w:t xml:space="preserve">Anexo D. Parámetros de configuración del reconocimiento facial (script.js)</w:t>
       </w:r>
     </w:p>
     <w:tbl>
@@ -5420,7 +5728,7 @@
           <w:sz w:val="26"/>
           <w:szCs w:val="26"/>
         </w:rPr>
-        <w:t xml:space="preserve">Anexo E. Sincronización diferida automática (index.html)</w:t>
+        <w:t xml:space="preserve">Anexo E. Sincronización diferida automática (script.js)</w:t>
       </w:r>
     </w:p>
     <w:p>
@@ -6034,7 +6342,7 @@
           <w:sz w:val="24"/>
           <w:szCs w:val="24"/>
         </w:rPr>
-        <w:t xml:space="preserve">Listas de recursos precacheados en la instalación del service worker:</w:t>
+        <w:t xml:space="preserve">Listas de recursos precacheados en la instalación del service worker (versión de caché v2, tras la separación en 3 archivos y el autohospedaje de /libs):</w:t>
       </w:r>
     </w:p>
     <w:tbl>
@@ -6074,7 +6382,7 @@
                 <w:sz w:val="19"/>
                 <w:szCs w:val="19"/>
               </w:rPr>
-              <w:t xml:space="preserve">const APP_SHELL_URLS = ['./', './index.html', './style.css'];</w:t>
+              <w:t xml:space="preserve">const APP_SHELL_URLS = ['./', './index.html', './style.css', './script.js'];</w:t>
             </w:r>
           </w:p>
           <w:p>
@@ -6242,91 +6550,133 @@
                 <w:sz w:val="19"/>
                 <w:szCs w:val="19"/>
               </w:rPr>
-              <w:t xml:space="preserve">const VENDOR_URLS = [</w:t>
-            </w:r>
-          </w:p>
-          <w:p>
-            <w:pPr>
-              <w:spacing w:after="0" w:line="260" w:lineRule="auto"/>
-            </w:pPr>
-            <w:r>
-              <w:rPr>
-                <w:rFonts w:ascii="Consolas" w:cs="Consolas" w:eastAsia="Consolas" w:hAnsi="Consolas"/>
-                <w:color w:val="D4D4D4"/>
-                <w:sz w:val="19"/>
-                <w:szCs w:val="19"/>
-              </w:rPr>
-              <w:t xml:space="preserve">    'https://cdn.jsdelivr.net/npm/bootstrap@5.3.0/dist/css/bootstrap.min.css',</w:t>
-            </w:r>
-          </w:p>
-          <w:p>
-            <w:pPr>
-              <w:spacing w:after="0" w:line="260" w:lineRule="auto"/>
-            </w:pPr>
-            <w:r>
-              <w:rPr>
-                <w:rFonts w:ascii="Consolas" w:cs="Consolas" w:eastAsia="Consolas" w:hAnsi="Consolas"/>
-                <w:color w:val="D4D4D4"/>
-                <w:sz w:val="19"/>
-                <w:szCs w:val="19"/>
-              </w:rPr>
-              <w:t xml:space="preserve">    'https://cdn.jsdelivr.net/npm/bootstrap@5.3.0/dist/js/bootstrap.bundle.min.js',</w:t>
-            </w:r>
-          </w:p>
-          <w:p>
-            <w:pPr>
-              <w:spacing w:after="0" w:line="260" w:lineRule="auto"/>
-            </w:pPr>
-            <w:r>
-              <w:rPr>
-                <w:rFonts w:ascii="Consolas" w:cs="Consolas" w:eastAsia="Consolas" w:hAnsi="Consolas"/>
-                <w:color w:val="D4D4D4"/>
-                <w:sz w:val="19"/>
-                <w:szCs w:val="19"/>
-              </w:rPr>
-              <w:t xml:space="preserve">    'https://cdn.jsdelivr.net/npm/face-api.js@0.22.2/dist/face-api.min.js',</w:t>
-            </w:r>
-          </w:p>
-          <w:p>
-            <w:pPr>
-              <w:spacing w:after="0" w:line="260" w:lineRule="auto"/>
-            </w:pPr>
-            <w:r>
-              <w:rPr>
-                <w:rFonts w:ascii="Consolas" w:cs="Consolas" w:eastAsia="Consolas" w:hAnsi="Consolas"/>
-                <w:color w:val="D4D4D4"/>
-                <w:sz w:val="19"/>
-                <w:szCs w:val="19"/>
-              </w:rPr>
-              <w:t xml:space="preserve">    'https://cdn.jsdelivr.net/npm/chart.js@4.4.4/dist/chart.umd.min.js',</w:t>
-            </w:r>
-          </w:p>
-          <w:p>
-            <w:pPr>
-              <w:spacing w:after="0" w:line="260" w:lineRule="auto"/>
-            </w:pPr>
-            <w:r>
-              <w:rPr>
-                <w:rFonts w:ascii="Consolas" w:cs="Consolas" w:eastAsia="Consolas" w:hAnsi="Consolas"/>
-                <w:color w:val="D4D4D4"/>
-                <w:sz w:val="19"/>
-                <w:szCs w:val="19"/>
-              </w:rPr>
-              <w:t xml:space="preserve">    'https://cdn.jsdelivr.net/npm/jspdf@2.5.1/dist/jspdf.umd.min.js',</w:t>
-            </w:r>
-          </w:p>
-          <w:p>
-            <w:pPr>
-              <w:spacing w:after="0" w:line="260" w:lineRule="auto"/>
-            </w:pPr>
-            <w:r>
-              <w:rPr>
-                <w:rFonts w:ascii="Consolas" w:cs="Consolas" w:eastAsia="Consolas" w:hAnsi="Consolas"/>
-                <w:color w:val="D4D4D4"/>
-                <w:sz w:val="19"/>
-                <w:szCs w:val="19"/>
-              </w:rPr>
-              <w:t xml:space="preserve">    'https://cdn.jsdelivr.net/npm/@supabase/supabase-js@2/dist/umd/supabase.min.js',</w:t>
+              <w:t xml:space="preserve">const LIB_URLS = [</w:t>
+            </w:r>
+          </w:p>
+          <w:p>
+            <w:pPr>
+              <w:spacing w:after="0" w:line="260" w:lineRule="auto"/>
+            </w:pPr>
+            <w:r>
+              <w:rPr>
+                <w:rFonts w:ascii="Consolas" w:cs="Consolas" w:eastAsia="Consolas" w:hAnsi="Consolas"/>
+                <w:color w:val="D4D4D4"/>
+                <w:sz w:val="19"/>
+                <w:szCs w:val="19"/>
+              </w:rPr>
+              <w:t xml:space="preserve">    './libs/bootstrap.min.css',</w:t>
+            </w:r>
+          </w:p>
+          <w:p>
+            <w:pPr>
+              <w:spacing w:after="0" w:line="260" w:lineRule="auto"/>
+            </w:pPr>
+            <w:r>
+              <w:rPr>
+                <w:rFonts w:ascii="Consolas" w:cs="Consolas" w:eastAsia="Consolas" w:hAnsi="Consolas"/>
+                <w:color w:val="D4D4D4"/>
+                <w:sz w:val="19"/>
+                <w:szCs w:val="19"/>
+              </w:rPr>
+              <w:t xml:space="preserve">    './libs/bootstrap.bundle.min.js',</w:t>
+            </w:r>
+          </w:p>
+          <w:p>
+            <w:pPr>
+              <w:spacing w:after="0" w:line="260" w:lineRule="auto"/>
+            </w:pPr>
+            <w:r>
+              <w:rPr>
+                <w:rFonts w:ascii="Consolas" w:cs="Consolas" w:eastAsia="Consolas" w:hAnsi="Consolas"/>
+                <w:color w:val="D4D4D4"/>
+                <w:sz w:val="19"/>
+                <w:szCs w:val="19"/>
+              </w:rPr>
+              <w:t xml:space="preserve">    './libs/bootstrap-icons.css',</w:t>
+            </w:r>
+          </w:p>
+          <w:p>
+            <w:pPr>
+              <w:spacing w:after="0" w:line="260" w:lineRule="auto"/>
+            </w:pPr>
+            <w:r>
+              <w:rPr>
+                <w:rFonts w:ascii="Consolas" w:cs="Consolas" w:eastAsia="Consolas" w:hAnsi="Consolas"/>
+                <w:color w:val="D4D4D4"/>
+                <w:sz w:val="19"/>
+                <w:szCs w:val="19"/>
+              </w:rPr>
+              <w:t xml:space="preserve">    './libs/fonts/bootstrap-icons.woff2',</w:t>
+            </w:r>
+          </w:p>
+          <w:p>
+            <w:pPr>
+              <w:spacing w:after="0" w:line="260" w:lineRule="auto"/>
+            </w:pPr>
+            <w:r>
+              <w:rPr>
+                <w:rFonts w:ascii="Consolas" w:cs="Consolas" w:eastAsia="Consolas" w:hAnsi="Consolas"/>
+                <w:color w:val="D4D4D4"/>
+                <w:sz w:val="19"/>
+                <w:szCs w:val="19"/>
+              </w:rPr>
+              <w:t xml:space="preserve">    './libs/fonts/bootstrap-icons.woff',</w:t>
+            </w:r>
+          </w:p>
+          <w:p>
+            <w:pPr>
+              <w:spacing w:after="0" w:line="260" w:lineRule="auto"/>
+            </w:pPr>
+            <w:r>
+              <w:rPr>
+                <w:rFonts w:ascii="Consolas" w:cs="Consolas" w:eastAsia="Consolas" w:hAnsi="Consolas"/>
+                <w:color w:val="D4D4D4"/>
+                <w:sz w:val="19"/>
+                <w:szCs w:val="19"/>
+              </w:rPr>
+              <w:t xml:space="preserve">    './libs/face-api.min.js',</w:t>
+            </w:r>
+          </w:p>
+          <w:p>
+            <w:pPr>
+              <w:spacing w:after="0" w:line="260" w:lineRule="auto"/>
+            </w:pPr>
+            <w:r>
+              <w:rPr>
+                <w:rFonts w:ascii="Consolas" w:cs="Consolas" w:eastAsia="Consolas" w:hAnsi="Consolas"/>
+                <w:color w:val="D4D4D4"/>
+                <w:sz w:val="19"/>
+                <w:szCs w:val="19"/>
+              </w:rPr>
+              <w:t xml:space="preserve">    './libs/chart.umd.min.js',</w:t>
+            </w:r>
+          </w:p>
+          <w:p>
+            <w:pPr>
+              <w:spacing w:after="0" w:line="260" w:lineRule="auto"/>
+            </w:pPr>
+            <w:r>
+              <w:rPr>
+                <w:rFonts w:ascii="Consolas" w:cs="Consolas" w:eastAsia="Consolas" w:hAnsi="Consolas"/>
+                <w:color w:val="D4D4D4"/>
+                <w:sz w:val="19"/>
+                <w:szCs w:val="19"/>
+              </w:rPr>
+              <w:t xml:space="preserve">    './libs/jspdf.umd.min.js',</w:t>
+            </w:r>
+          </w:p>
+          <w:p>
+            <w:pPr>
+              <w:spacing w:after="0" w:line="260" w:lineRule="auto"/>
+            </w:pPr>
+            <w:r>
+              <w:rPr>
+                <w:rFonts w:ascii="Consolas" w:cs="Consolas" w:eastAsia="Consolas" w:hAnsi="Consolas"/>
+                <w:color w:val="D4D4D4"/>
+                <w:sz w:val="19"/>
+                <w:szCs w:val="19"/>
+              </w:rPr>
+              <w:t xml:space="preserve">    './libs/supabase.min.js',</w:t>
             </w:r>
           </w:p>
           <w:p>
